--- a/downloads/HB1336_Comprehensive_Policy_Analysis.docx
+++ b/downloads/HB1336_Comprehensive_Policy_Analysis.docx
@@ -124,6 +124,47 @@
     </w:p>
     <w:p>
       <w:pPr>
+        <w:spacing w:before="240" w:after="240"/>
+      </w:pPr>
+      <w:r>
+        <w:rPr>
+          <w:b/>
+          <w:bCs/>
+          <w:color w:val="1F4E79"/>
+          <w:sz w:val="32"/>
+          <w:szCs w:val="32"/>
+        </w:rPr>
+        <w:t>Contents</w:t>
+      </w:r>
+    </w:p>
+    <w:p>
+      <w:r>
+        <w:fldChar w:fldCharType="begin" w:dirty="true"/>
+      </w:r>
+      <w:r>
+        <w:instrText xml:space="preserve"> TOC \o "1-3" \h \z \u </w:instrText>
+      </w:r>
+      <w:r>
+        <w:fldChar w:fldCharType="separate"/>
+      </w:r>
+      <w:r>
+        <w:rPr>
+          <w:i/>
+          <w:iCs/>
+        </w:rPr>
+        <w:t>Right-click here and choose “Update Field” to populate the table of contents.</w:t>
+      </w:r>
+      <w:r>
+        <w:fldChar w:fldCharType="end"/>
+      </w:r>
+    </w:p>
+    <w:p>
+      <w:r>
+        <w:br w:type="page"/>
+      </w:r>
+    </w:p>
+    <w:p>
+      <w:pPr>
         <w:pStyle w:val="Heading1"/>
       </w:pPr>
       <w:r>
@@ -179,8 +220,6 @@
       </w:pPr>
       <w:r>
         <w:t xml:space="preserve">The bill also legalizes deposit refunds to third-party payors — families, employers, charities, municipalities, faith communities — so that deposit assistance can be recycled rather than permanently consumed. This converts existing one-way grant programs into revolving funds, substantially increasing the capacity of every charitable dollar deployed against the deposit </w:t>
-      </w:r>
-      <w:r>
         <w:lastRenderedPageBreak/>
         <w:t>problem. The Senate amendment ensures that any municipal welfare funds advanced as security deposits are returned directly to the municipality.</w:t>
       </w:r>
@@ -299,8 +338,6 @@
       </w:r>
       <w:r>
         <w:t xml:space="preserve">Excludes cases dismissed without judgment, and excludes cases where the applicant provides a verifiable court decision that the basis was lead abatement (RSA 540:2, II(f)), lease expiration (RSA 540:2, II(i)), or “other good cause” under RSA 540:2, II(e) where the cause was the landlord’s intent to renovate, remove from the rental market, sell absent tenants, lease to relatives, the </w:t>
-      </w:r>
-      <w:r>
         <w:lastRenderedPageBreak/>
         <w:t>applicant’s refusal to agree to a rent increase, or other reasons clearly not due to the applicant’s fault.</w:t>
       </w:r>
@@ -399,8 +436,6 @@
       </w:pPr>
       <w:r>
         <w:t xml:space="preserve">A tenant who has provided an RCD and who has not been in material breach of the lease may submit a written request for re-screening at the tenant’s own expense, once every six months for criteria (a)–(d) and once every twelve months for the references criterion (e). If the tenant </w:t>
-      </w:r>
-      <w:r>
         <w:lastRenderedPageBreak/>
         <w:t>establishes that they meet the landlord’s standard rental criteria, the landlord must, within thirty days of the complete submission, either refund the RCD or apply it to future rent (RSA 540-A:9, VI). This is the bill’s structural off-ramp: the RCD is recoverable and subject to a statutory off-ramp, not a permanent surcharge.</w:t>
       </w:r>
@@ -467,8 +502,6 @@
       </w:pPr>
       <w:r>
         <w:t xml:space="preserve">HB 1336-FN was designed for the marginal renter — the applicant on the cusp of qualifying under standard industry screening, but who falls just short on one of a small number of well-defined criteria. It was not designed as a panacea for the struggles of the most disadvantaged </w:t>
-      </w:r>
-      <w:r>
         <w:lastRenderedPageBreak/>
         <w:t>households, although its design does conceivably help all renters. Great care has been taken throughout the drafting process not to harm some households while expanding opportunity for others.</w:t>
       </w:r>
@@ -568,8 +601,6 @@
       </w:pPr>
       <w:r>
         <w:t xml:space="preserve">The remainder of this analysis sets out the policy architecture (Section 1), the problem the bill solves and the population it targets (Section 2), the relationship to existing law (Section 3), the third-party-payor refund mechanism (Section 4), the safeguards and incentive structure (Section 5), practical examples (Section 6), the underlying logic of rental risk (Section 7), the legislative and stakeholder history (Section 8), and the principal objections raised during the legislative process (Section 9). The central proposition is straightforward: most objections to HB 1336-FN are understandable at first glance, but the final amended bill addresses them through narrow </w:t>
-      </w:r>
-      <w:r>
         <w:lastRenderedPageBreak/>
         <w:t>eligibility rules, mandatory disclosure, refund rights, third-party-payor safeguards, alignment of structural incentives, and Consumer Protection Act enforcement.</w:t>
       </w:r>
@@ -579,7 +610,7 @@
         <w:pStyle w:val="Heading1"/>
       </w:pPr>
       <w:r>
-        <w:t>3. Existing Law and the Advance-Rent Comparison</w:t>
+        <w:t>3. Existing Law and Current Lawful Compensating Factors</w:t>
       </w:r>
     </w:p>
     <w:p>
@@ -588,6 +619,22 @@
       </w:pPr>
       <w:r>
         <w:t>A point that is often missed in surface-level discussion of HB 1336-FN is that New Hampshire law already permits substantial advance-rent arrangements — and does so with fewer protections than the bill provides. The same is true of the existing statutory carve-outs: enhanced security deposits are, today, lawfully collected by owner-occupants of small multifamily properties and by operators of certain single-family rentals, without any of the disclosure, refund, re-screening, or CPA enforcement features built into HB 1336-FN. The bill expands an existing legal practice to the professional landlord segment while simultaneously imposing meaningful guardrails on its use.</w:t>
+      </w:r>
+    </w:p>
+    <w:p>
+      <w:pPr>
+        <w:spacing w:after="120" w:line="300" w:lineRule="auto"/>
+      </w:pPr>
+      <w:r>
+        <w:t>Subsections 3.1 through 3.4 gather in one place the treatment of each compensating factor that is lawful under current law.</w:t>
+      </w:r>
+    </w:p>
+    <w:p>
+      <w:pPr>
+        <w:pStyle w:val="Heading2"/>
+      </w:pPr>
+      <w:r>
+        <w:t>3.1 Prepaid rent: the advance-rent pathway</w:t>
       </w:r>
     </w:p>
     <w:p>
@@ -623,15 +670,14 @@
         <w:spacing w:after="120" w:line="300" w:lineRule="auto"/>
       </w:pPr>
       <w:r>
-        <w:t>It is also worth noting that an enhanced security deposit, as a compensating-factor tool, is common industry practice across the country and is permitted without guardrails in many other states. HB 1336-FN is unusual among comparable statutes in the depth of its disclosure, re-screening, refund, third-party-payor, and CPA enforcement protections. The bill does not import a foreign instrument into New Hampshire law; it brings a familiar one inside an unusually protective regulatory perimeter.</w:t>
-      </w:r>
-    </w:p>
-    <w:p>
-      <w:pPr>
-        <w:spacing w:after="120" w:line="300" w:lineRule="auto"/>
-      </w:pPr>
-      <w:r>
-        <w:t>A direct comparison is useful:</w:t>
+        <w:rPr>
+          <w:b/>
+          <w:bCs/>
+        </w:rPr>
+        <w:t xml:space="preserve">What may a landlord lawfully collect at signing today?</w:t>
+      </w:r>
+      <w:r>
+        <w:t xml:space="preserve"> The table below illustrates the answer for a $1,500/month unit on a 12-month lease, under current law (before HB 1336-FN).</w:t>
       </w:r>
     </w:p>
     <w:tbl>
@@ -653,16 +699,11 @@
       </w:tblPr>
       <w:tblGrid>
         <w:gridCol w:w="2600"/>
-        <w:gridCol w:w="3380"/>
-        <w:gridCol w:w="3380"/>
+        <w:gridCol w:w="1100"/>
+        <w:gridCol w:w="1560"/>
+        <w:gridCol w:w="4100"/>
       </w:tblGrid>
       <w:tr>
-        <w:tblPrEx>
-          <w:tblCellMar>
-            <w:top w:w="0" w:type="dxa"/>
-            <w:bottom w:w="0" w:type="dxa"/>
-          </w:tblCellMar>
-        </w:tblPrEx>
         <w:trPr>
           <w:tblHeader/>
         </w:trPr>
@@ -692,13 +733,13 @@
                 <w:sz w:val="16"/>
                 <w:szCs w:val="16"/>
               </w:rPr>
-              <w:t>Feature</w:t>
-            </w:r>
-          </w:p>
-        </w:tc>
-        <w:tc>
-          <w:tcPr>
-            <w:tcW w:w="3380" w:type="dxa"/>
+              <w:t xml:space="preserve">Arrangement</w:t>
+            </w:r>
+          </w:p>
+        </w:tc>
+        <w:tc>
+          <w:tcPr>
+            <w:tcW w:w="1100" w:type="dxa"/>
             <w:tcBorders>
               <w:top w:val="single" w:sz="6" w:space="0" w:color="CCCCCC"/>
               <w:left w:val="single" w:sz="6" w:space="0" w:color="CCCCCC"/>
@@ -722,13 +763,13 @@
                 <w:sz w:val="16"/>
                 <w:szCs w:val="16"/>
               </w:rPr>
-              <w:t>Prepaid Rent (existing law)</w:t>
-            </w:r>
-          </w:p>
-        </w:tc>
-        <w:tc>
-          <w:tcPr>
-            <w:tcW w:w="3380" w:type="dxa"/>
+              <w:t xml:space="preserve">Lawful today?</w:t>
+            </w:r>
+          </w:p>
+        </w:tc>
+        <w:tc>
+          <w:tcPr>
+            <w:tcW w:w="1560" w:type="dxa"/>
             <w:tcBorders>
               <w:top w:val="single" w:sz="6" w:space="0" w:color="CCCCCC"/>
               <w:left w:val="single" w:sz="6" w:space="0" w:color="CCCCCC"/>
@@ -752,18 +793,42 @@
                 <w:sz w:val="16"/>
                 <w:szCs w:val="16"/>
               </w:rPr>
-              <w:t>Regulated Conditional Deposit (HB 1336-FN)</w:t>
+              <w:t xml:space="preserve">Cash at signing</w:t>
+            </w:r>
+          </w:p>
+        </w:tc>
+        <w:tc>
+          <w:tcPr>
+            <w:tcW w:w="4100" w:type="dxa"/>
+            <w:tcBorders>
+              <w:top w:val="single" w:sz="6" w:space="0" w:color="CCCCCC"/>
+              <w:left w:val="single" w:sz="6" w:space="0" w:color="CCCCCC"/>
+              <w:bottom w:val="single" w:sz="6" w:space="0" w:color="CCCCCC"/>
+              <w:right w:val="single" w:sz="6" w:space="0" w:color="CCCCCC"/>
+            </w:tcBorders>
+            <w:shd w:val="clear" w:color="auto" w:fill="1F4E79"/>
+            <w:tcMar>
+              <w:top w:w="80" w:type="dxa"/>
+              <w:left w:w="120" w:type="dxa"/>
+              <w:bottom w:w="80" w:type="dxa"/>
+              <w:right w:w="120" w:type="dxa"/>
+            </w:tcMar>
+          </w:tcPr>
+          <w:p>
+            <w:r>
+              <w:rPr>
+                <w:b/>
+                <w:bCs/>
+                <w:color w:val="FFFFFF"/>
+                <w:sz w:val="16"/>
+                <w:szCs w:val="16"/>
+              </w:rPr>
+              <w:t xml:space="preserve">Why</w:t>
             </w:r>
           </w:p>
         </w:tc>
       </w:tr>
       <w:tr>
-        <w:tblPrEx>
-          <w:tblCellMar>
-            <w:top w:w="0" w:type="dxa"/>
-            <w:bottom w:w="0" w:type="dxa"/>
-          </w:tblCellMar>
-        </w:tblPrEx>
         <w:tc>
           <w:tcPr>
             <w:tcW w:w="2600" w:type="dxa"/>
@@ -787,72 +852,95 @@
                 <w:sz w:val="16"/>
                 <w:szCs w:val="16"/>
               </w:rPr>
-              <w:t>Upfront cash burden</w:t>
-            </w:r>
-          </w:p>
-        </w:tc>
-        <w:tc>
-          <w:tcPr>
-            <w:tcW w:w="3380" w:type="dxa"/>
-            <w:tcBorders>
-              <w:top w:val="single" w:sz="6" w:space="0" w:color="CCCCCC"/>
-              <w:left w:val="single" w:sz="6" w:space="0" w:color="CCCCCC"/>
-              <w:bottom w:val="single" w:sz="6" w:space="0" w:color="CCCCCC"/>
-              <w:right w:val="single" w:sz="6" w:space="0" w:color="CCCCCC"/>
-            </w:tcBorders>
-            <w:tcMar>
-              <w:top w:w="80" w:type="dxa"/>
-              <w:left w:w="120" w:type="dxa"/>
-              <w:bottom w:w="80" w:type="dxa"/>
-              <w:right w:w="120" w:type="dxa"/>
-            </w:tcMar>
-          </w:tcPr>
-          <w:p>
-            <w:r>
-              <w:rPr>
-                <w:color w:val="000000"/>
-                <w:sz w:val="16"/>
-                <w:szCs w:val="16"/>
-              </w:rPr>
-              <w:t>Typically 3–12 months of rent</w:t>
-            </w:r>
-          </w:p>
-        </w:tc>
-        <w:tc>
-          <w:tcPr>
-            <w:tcW w:w="3380" w:type="dxa"/>
-            <w:tcBorders>
-              <w:top w:val="single" w:sz="6" w:space="0" w:color="CCCCCC"/>
-              <w:left w:val="single" w:sz="6" w:space="0" w:color="CCCCCC"/>
-              <w:bottom w:val="single" w:sz="6" w:space="0" w:color="CCCCCC"/>
-              <w:right w:val="single" w:sz="6" w:space="0" w:color="CCCCCC"/>
-            </w:tcBorders>
-            <w:tcMar>
-              <w:top w:w="80" w:type="dxa"/>
-              <w:left w:w="120" w:type="dxa"/>
-              <w:bottom w:w="80" w:type="dxa"/>
-              <w:right w:w="120" w:type="dxa"/>
-            </w:tcMar>
-          </w:tcPr>
-          <w:p>
-            <w:r>
-              <w:rPr>
-                <w:color w:val="000000"/>
-                <w:sz w:val="16"/>
-                <w:szCs w:val="16"/>
-              </w:rPr>
-              <w:t>One additional month of rent; installment payment authorized where the landlord agrees</w:t>
+              <w:t xml:space="preserve">First month + one-month security</w:t>
+            </w:r>
+          </w:p>
+        </w:tc>
+        <w:tc>
+          <w:tcPr>
+            <w:tcW w:w="1100" w:type="dxa"/>
+            <w:tcBorders>
+              <w:top w:val="single" w:sz="6" w:space="0" w:color="CCCCCC"/>
+              <w:left w:val="single" w:sz="6" w:space="0" w:color="CCCCCC"/>
+              <w:bottom w:val="single" w:sz="6" w:space="0" w:color="CCCCCC"/>
+              <w:right w:val="single" w:sz="6" w:space="0" w:color="CCCCCC"/>
+            </w:tcBorders>
+            <w:tcMar>
+              <w:top w:w="80" w:type="dxa"/>
+              <w:left w:w="120" w:type="dxa"/>
+              <w:bottom w:w="80" w:type="dxa"/>
+              <w:right w:w="120" w:type="dxa"/>
+            </w:tcMar>
+          </w:tcPr>
+          <w:p>
+            <w:r>
+              <w:rPr>
+                <w:b/>
+                <w:bCs/>
+                <w:color w:val="000000"/>
+                <w:sz w:val="16"/>
+                <w:szCs w:val="16"/>
+              </w:rPr>
+              <w:t xml:space="preserve">Lawful</w:t>
+            </w:r>
+          </w:p>
+        </w:tc>
+        <w:tc>
+          <w:tcPr>
+            <w:tcW w:w="1560" w:type="dxa"/>
+            <w:tcBorders>
+              <w:top w:val="single" w:sz="6" w:space="0" w:color="CCCCCC"/>
+              <w:left w:val="single" w:sz="6" w:space="0" w:color="CCCCCC"/>
+              <w:bottom w:val="single" w:sz="6" w:space="0" w:color="CCCCCC"/>
+              <w:right w:val="single" w:sz="6" w:space="0" w:color="CCCCCC"/>
+            </w:tcBorders>
+            <w:tcMar>
+              <w:top w:w="80" w:type="dxa"/>
+              <w:left w:w="120" w:type="dxa"/>
+              <w:bottom w:w="80" w:type="dxa"/>
+              <w:right w:w="120" w:type="dxa"/>
+            </w:tcMar>
+          </w:tcPr>
+          <w:p>
+            <w:r>
+              <w:rPr>
+                <w:color w:val="000000"/>
+                <w:sz w:val="16"/>
+                <w:szCs w:val="16"/>
+              </w:rPr>
+              <w:t xml:space="preserve">$3,000</w:t>
+            </w:r>
+          </w:p>
+        </w:tc>
+        <w:tc>
+          <w:tcPr>
+            <w:tcW w:w="4100" w:type="dxa"/>
+            <w:tcBorders>
+              <w:top w:val="single" w:sz="6" w:space="0" w:color="CCCCCC"/>
+              <w:left w:val="single" w:sz="6" w:space="0" w:color="CCCCCC"/>
+              <w:bottom w:val="single" w:sz="6" w:space="0" w:color="CCCCCC"/>
+              <w:right w:val="single" w:sz="6" w:space="0" w:color="CCCCCC"/>
+            </w:tcBorders>
+            <w:tcMar>
+              <w:top w:w="80" w:type="dxa"/>
+              <w:left w:w="120" w:type="dxa"/>
+              <w:bottom w:w="80" w:type="dxa"/>
+              <w:right w:w="120" w:type="dxa"/>
+            </w:tcMar>
+          </w:tcPr>
+          <w:p>
+            <w:r>
+              <w:rPr>
+                <w:color w:val="000000"/>
+                <w:sz w:val="16"/>
+                <w:szCs w:val="16"/>
+              </w:rPr>
+              <w:t xml:space="preserve">The standard arrangement under RSA 540-A:6, I(a).</w:t>
             </w:r>
           </w:p>
         </w:tc>
       </w:tr>
       <w:tr>
-        <w:tblPrEx>
-          <w:tblCellMar>
-            <w:top w:w="0" w:type="dxa"/>
-            <w:bottom w:w="0" w:type="dxa"/>
-          </w:tblCellMar>
-        </w:tblPrEx>
         <w:tc>
           <w:tcPr>
             <w:tcW w:w="2600" w:type="dxa"/>
@@ -876,73 +964,95 @@
                 <w:sz w:val="16"/>
                 <w:szCs w:val="16"/>
               </w:rPr>
-              <w:lastRenderedPageBreak/>
-              <w:t>Refundable?</w:t>
-            </w:r>
-          </w:p>
-        </w:tc>
-        <w:tc>
-          <w:tcPr>
-            <w:tcW w:w="3380" w:type="dxa"/>
-            <w:tcBorders>
-              <w:top w:val="single" w:sz="6" w:space="0" w:color="CCCCCC"/>
-              <w:left w:val="single" w:sz="6" w:space="0" w:color="CCCCCC"/>
-              <w:bottom w:val="single" w:sz="6" w:space="0" w:color="CCCCCC"/>
-              <w:right w:val="single" w:sz="6" w:space="0" w:color="CCCCCC"/>
-            </w:tcBorders>
-            <w:tcMar>
-              <w:top w:w="80" w:type="dxa"/>
-              <w:left w:w="120" w:type="dxa"/>
-              <w:bottom w:w="80" w:type="dxa"/>
-              <w:right w:w="120" w:type="dxa"/>
-            </w:tcMar>
-          </w:tcPr>
-          <w:p>
-            <w:r>
-              <w:rPr>
-                <w:color w:val="000000"/>
-                <w:sz w:val="16"/>
-                <w:szCs w:val="16"/>
-              </w:rPr>
-              <w:t>Applied against rent — recoverable only by continued occupancy through the prepaid period</w:t>
-            </w:r>
-          </w:p>
-        </w:tc>
-        <w:tc>
-          <w:tcPr>
-            <w:tcW w:w="3380" w:type="dxa"/>
-            <w:tcBorders>
-              <w:top w:val="single" w:sz="6" w:space="0" w:color="CCCCCC"/>
-              <w:left w:val="single" w:sz="6" w:space="0" w:color="CCCCCC"/>
-              <w:bottom w:val="single" w:sz="6" w:space="0" w:color="CCCCCC"/>
-              <w:right w:val="single" w:sz="6" w:space="0" w:color="CCCCCC"/>
-            </w:tcBorders>
-            <w:tcMar>
-              <w:top w:w="80" w:type="dxa"/>
-              <w:left w:w="120" w:type="dxa"/>
-              <w:bottom w:w="80" w:type="dxa"/>
-              <w:right w:w="120" w:type="dxa"/>
-            </w:tcMar>
-          </w:tcPr>
-          <w:p>
-            <w:r>
-              <w:rPr>
-                <w:color w:val="000000"/>
-                <w:sz w:val="16"/>
-                <w:szCs w:val="16"/>
-              </w:rPr>
-              <w:t>Refundable or creditable within 30 days after a complete re-screening submission if the tenant is not in material breach and establishes the standard criteria; otherwise refundable on move-out under the ordinary security-deposit framework</w:t>
+              <w:t xml:space="preserve">First month + last month + security</w:t>
+            </w:r>
+          </w:p>
+        </w:tc>
+        <w:tc>
+          <w:tcPr>
+            <w:tcW w:w="1100" w:type="dxa"/>
+            <w:tcBorders>
+              <w:top w:val="single" w:sz="6" w:space="0" w:color="CCCCCC"/>
+              <w:left w:val="single" w:sz="6" w:space="0" w:color="CCCCCC"/>
+              <w:bottom w:val="single" w:sz="6" w:space="0" w:color="CCCCCC"/>
+              <w:right w:val="single" w:sz="6" w:space="0" w:color="CCCCCC"/>
+            </w:tcBorders>
+            <w:tcMar>
+              <w:top w:w="80" w:type="dxa"/>
+              <w:left w:w="120" w:type="dxa"/>
+              <w:bottom w:w="80" w:type="dxa"/>
+              <w:right w:w="120" w:type="dxa"/>
+            </w:tcMar>
+          </w:tcPr>
+          <w:p>
+            <w:r>
+              <w:rPr>
+                <w:b/>
+                <w:bCs/>
+                <w:color w:val="000000"/>
+                <w:sz w:val="16"/>
+                <w:szCs w:val="16"/>
+              </w:rPr>
+              <w:t xml:space="preserve">Unlawful</w:t>
+            </w:r>
+          </w:p>
+        </w:tc>
+        <w:tc>
+          <w:tcPr>
+            <w:tcW w:w="1560" w:type="dxa"/>
+            <w:tcBorders>
+              <w:top w:val="single" w:sz="6" w:space="0" w:color="CCCCCC"/>
+              <w:left w:val="single" w:sz="6" w:space="0" w:color="CCCCCC"/>
+              <w:bottom w:val="single" w:sz="6" w:space="0" w:color="CCCCCC"/>
+              <w:right w:val="single" w:sz="6" w:space="0" w:color="CCCCCC"/>
+            </w:tcBorders>
+            <w:tcMar>
+              <w:top w:w="80" w:type="dxa"/>
+              <w:left w:w="120" w:type="dxa"/>
+              <w:bottom w:w="80" w:type="dxa"/>
+              <w:right w:w="120" w:type="dxa"/>
+            </w:tcMar>
+          </w:tcPr>
+          <w:p>
+            <w:r>
+              <w:rPr>
+                <w:color w:val="000000"/>
+                <w:sz w:val="16"/>
+                <w:szCs w:val="16"/>
+              </w:rPr>
+              <w:t xml:space="preserve">$4,500</w:t>
+            </w:r>
+          </w:p>
+        </w:tc>
+        <w:tc>
+          <w:tcPr>
+            <w:tcW w:w="4100" w:type="dxa"/>
+            <w:tcBorders>
+              <w:top w:val="single" w:sz="6" w:space="0" w:color="CCCCCC"/>
+              <w:left w:val="single" w:sz="6" w:space="0" w:color="CCCCCC"/>
+              <w:bottom w:val="single" w:sz="6" w:space="0" w:color="CCCCCC"/>
+              <w:right w:val="single" w:sz="6" w:space="0" w:color="CCCCCC"/>
+            </w:tcBorders>
+            <w:tcMar>
+              <w:top w:w="80" w:type="dxa"/>
+              <w:left w:w="120" w:type="dxa"/>
+              <w:bottom w:w="80" w:type="dxa"/>
+              <w:right w:w="120" w:type="dxa"/>
+            </w:tcMar>
+          </w:tcPr>
+          <w:p>
+            <w:r>
+              <w:rPr>
+                <w:color w:val="000000"/>
+                <w:sz w:val="16"/>
+                <w:szCs w:val="16"/>
+              </w:rPr>
+              <w:t xml:space="preserve">“Last month” is held against a future, non-consecutive period — funds in excess of the monthly rent, i.e., a security deposit above the cap.</w:t>
             </w:r>
           </w:p>
         </w:tc>
       </w:tr>
       <w:tr>
-        <w:tblPrEx>
-          <w:tblCellMar>
-            <w:top w:w="0" w:type="dxa"/>
-            <w:bottom w:w="0" w:type="dxa"/>
-          </w:tblCellMar>
-        </w:tblPrEx>
         <w:tc>
           <w:tcPr>
             <w:tcW w:w="2600" w:type="dxa"/>
@@ -966,72 +1076,95 @@
                 <w:sz w:val="16"/>
                 <w:szCs w:val="16"/>
               </w:rPr>
-              <w:t>Statutory cap on amount</w:t>
-            </w:r>
-          </w:p>
-        </w:tc>
-        <w:tc>
-          <w:tcPr>
-            <w:tcW w:w="3380" w:type="dxa"/>
-            <w:tcBorders>
-              <w:top w:val="single" w:sz="6" w:space="0" w:color="CCCCCC"/>
-              <w:left w:val="single" w:sz="6" w:space="0" w:color="CCCCCC"/>
-              <w:bottom w:val="single" w:sz="6" w:space="0" w:color="CCCCCC"/>
-              <w:right w:val="single" w:sz="6" w:space="0" w:color="CCCCCC"/>
-            </w:tcBorders>
-            <w:tcMar>
-              <w:top w:w="80" w:type="dxa"/>
-              <w:left w:w="120" w:type="dxa"/>
-              <w:bottom w:w="80" w:type="dxa"/>
-              <w:right w:w="120" w:type="dxa"/>
-            </w:tcMar>
-          </w:tcPr>
-          <w:p>
-            <w:r>
-              <w:rPr>
-                <w:color w:val="000000"/>
-                <w:sz w:val="16"/>
-                <w:szCs w:val="16"/>
-              </w:rPr>
-              <w:t>No one-month dollar cap (but advance rent must be applied to consecutive, uninterrupted rental periods beginning with the first unpaid period)</w:t>
-            </w:r>
-          </w:p>
-        </w:tc>
-        <w:tc>
-          <w:tcPr>
-            <w:tcW w:w="3380" w:type="dxa"/>
-            <w:tcBorders>
-              <w:top w:val="single" w:sz="6" w:space="0" w:color="CCCCCC"/>
-              <w:left w:val="single" w:sz="6" w:space="0" w:color="CCCCCC"/>
-              <w:bottom w:val="single" w:sz="6" w:space="0" w:color="CCCCCC"/>
-              <w:right w:val="single" w:sz="6" w:space="0" w:color="CCCCCC"/>
-            </w:tcBorders>
-            <w:tcMar>
-              <w:top w:w="80" w:type="dxa"/>
-              <w:left w:w="120" w:type="dxa"/>
-              <w:bottom w:w="80" w:type="dxa"/>
-              <w:right w:w="120" w:type="dxa"/>
-            </w:tcMar>
-          </w:tcPr>
-          <w:p>
-            <w:r>
-              <w:rPr>
-                <w:color w:val="000000"/>
-                <w:sz w:val="16"/>
-                <w:szCs w:val="16"/>
-              </w:rPr>
-              <w:t>One additional month of rent</w:t>
+              <w:t xml:space="preserve">First two months + security</w:t>
+            </w:r>
+          </w:p>
+        </w:tc>
+        <w:tc>
+          <w:tcPr>
+            <w:tcW w:w="1100" w:type="dxa"/>
+            <w:tcBorders>
+              <w:top w:val="single" w:sz="6" w:space="0" w:color="CCCCCC"/>
+              <w:left w:val="single" w:sz="6" w:space="0" w:color="CCCCCC"/>
+              <w:bottom w:val="single" w:sz="6" w:space="0" w:color="CCCCCC"/>
+              <w:right w:val="single" w:sz="6" w:space="0" w:color="CCCCCC"/>
+            </w:tcBorders>
+            <w:tcMar>
+              <w:top w:w="80" w:type="dxa"/>
+              <w:left w:w="120" w:type="dxa"/>
+              <w:bottom w:w="80" w:type="dxa"/>
+              <w:right w:w="120" w:type="dxa"/>
+            </w:tcMar>
+          </w:tcPr>
+          <w:p>
+            <w:r>
+              <w:rPr>
+                <w:b/>
+                <w:bCs/>
+                <w:color w:val="000000"/>
+                <w:sz w:val="16"/>
+                <w:szCs w:val="16"/>
+              </w:rPr>
+              <w:t xml:space="preserve">Unlawful</w:t>
+            </w:r>
+          </w:p>
+        </w:tc>
+        <w:tc>
+          <w:tcPr>
+            <w:tcW w:w="1560" w:type="dxa"/>
+            <w:tcBorders>
+              <w:top w:val="single" w:sz="6" w:space="0" w:color="CCCCCC"/>
+              <w:left w:val="single" w:sz="6" w:space="0" w:color="CCCCCC"/>
+              <w:bottom w:val="single" w:sz="6" w:space="0" w:color="CCCCCC"/>
+              <w:right w:val="single" w:sz="6" w:space="0" w:color="CCCCCC"/>
+            </w:tcBorders>
+            <w:tcMar>
+              <w:top w:w="80" w:type="dxa"/>
+              <w:left w:w="120" w:type="dxa"/>
+              <w:bottom w:w="80" w:type="dxa"/>
+              <w:right w:w="120" w:type="dxa"/>
+            </w:tcMar>
+          </w:tcPr>
+          <w:p>
+            <w:r>
+              <w:rPr>
+                <w:color w:val="000000"/>
+                <w:sz w:val="16"/>
+                <w:szCs w:val="16"/>
+              </w:rPr>
+              <w:t xml:space="preserve">$4,500</w:t>
+            </w:r>
+          </w:p>
+        </w:tc>
+        <w:tc>
+          <w:tcPr>
+            <w:tcW w:w="4100" w:type="dxa"/>
+            <w:tcBorders>
+              <w:top w:val="single" w:sz="6" w:space="0" w:color="CCCCCC"/>
+              <w:left w:val="single" w:sz="6" w:space="0" w:color="CCCCCC"/>
+              <w:bottom w:val="single" w:sz="6" w:space="0" w:color="CCCCCC"/>
+              <w:right w:val="single" w:sz="6" w:space="0" w:color="CCCCCC"/>
+            </w:tcBorders>
+            <w:tcMar>
+              <w:top w:w="80" w:type="dxa"/>
+              <w:left w:w="120" w:type="dxa"/>
+              <w:bottom w:w="80" w:type="dxa"/>
+              <w:right w:w="120" w:type="dxa"/>
+            </w:tcMar>
+          </w:tcPr>
+          <w:p>
+            <w:r>
+              <w:rPr>
+                <w:color w:val="000000"/>
+                <w:sz w:val="16"/>
+                <w:szCs w:val="16"/>
+              </w:rPr>
+              <w:t xml:space="preserve">On a monthly lease, a second month up front is advance rent on a schedule more frequent than quarterly — outside the advance-rent clause.</w:t>
             </w:r>
           </w:p>
         </w:tc>
       </w:tr>
       <w:tr>
-        <w:tblPrEx>
-          <w:tblCellMar>
-            <w:top w:w="0" w:type="dxa"/>
-            <w:bottom w:w="0" w:type="dxa"/>
-          </w:tblCellMar>
-        </w:tblPrEx>
         <w:tc>
           <w:tcPr>
             <w:tcW w:w="2600" w:type="dxa"/>
@@ -1055,72 +1188,95 @@
                 <w:sz w:val="16"/>
                 <w:szCs w:val="16"/>
               </w:rPr>
-              <w:t>Eligibility limits</w:t>
-            </w:r>
-          </w:p>
-        </w:tc>
-        <w:tc>
-          <w:tcPr>
-            <w:tcW w:w="3380" w:type="dxa"/>
-            <w:tcBorders>
-              <w:top w:val="single" w:sz="6" w:space="0" w:color="CCCCCC"/>
-              <w:left w:val="single" w:sz="6" w:space="0" w:color="CCCCCC"/>
-              <w:bottom w:val="single" w:sz="6" w:space="0" w:color="CCCCCC"/>
-              <w:right w:val="single" w:sz="6" w:space="0" w:color="CCCCCC"/>
-            </w:tcBorders>
-            <w:tcMar>
-              <w:top w:w="80" w:type="dxa"/>
-              <w:left w:w="120" w:type="dxa"/>
-              <w:bottom w:w="80" w:type="dxa"/>
-              <w:right w:w="120" w:type="dxa"/>
-            </w:tcMar>
-          </w:tcPr>
-          <w:p>
-            <w:r>
-              <w:rPr>
-                <w:color w:val="000000"/>
-                <w:sz w:val="16"/>
-                <w:szCs w:val="16"/>
-              </w:rPr>
-              <w:t>None</w:t>
-            </w:r>
-          </w:p>
-        </w:tc>
-        <w:tc>
-          <w:tcPr>
-            <w:tcW w:w="3380" w:type="dxa"/>
-            <w:tcBorders>
-              <w:top w:val="single" w:sz="6" w:space="0" w:color="CCCCCC"/>
-              <w:left w:val="single" w:sz="6" w:space="0" w:color="CCCCCC"/>
-              <w:bottom w:val="single" w:sz="6" w:space="0" w:color="CCCCCC"/>
-              <w:right w:val="single" w:sz="6" w:space="0" w:color="CCCCCC"/>
-            </w:tcBorders>
-            <w:tcMar>
-              <w:top w:w="80" w:type="dxa"/>
-              <w:left w:w="120" w:type="dxa"/>
-              <w:bottom w:w="80" w:type="dxa"/>
-              <w:right w:w="120" w:type="dxa"/>
-            </w:tcMar>
-          </w:tcPr>
-          <w:p>
-            <w:r>
-              <w:rPr>
-                <w:color w:val="000000"/>
-                <w:sz w:val="16"/>
-                <w:szCs w:val="16"/>
-              </w:rPr>
-              <w:t>Five enumerated, statutorily-capped criteria</w:t>
+              <w:t xml:space="preserve">First month + a double security deposit</w:t>
+            </w:r>
+          </w:p>
+        </w:tc>
+        <w:tc>
+          <w:tcPr>
+            <w:tcW w:w="1100" w:type="dxa"/>
+            <w:tcBorders>
+              <w:top w:val="single" w:sz="6" w:space="0" w:color="CCCCCC"/>
+              <w:left w:val="single" w:sz="6" w:space="0" w:color="CCCCCC"/>
+              <w:bottom w:val="single" w:sz="6" w:space="0" w:color="CCCCCC"/>
+              <w:right w:val="single" w:sz="6" w:space="0" w:color="CCCCCC"/>
+            </w:tcBorders>
+            <w:tcMar>
+              <w:top w:w="80" w:type="dxa"/>
+              <w:left w:w="120" w:type="dxa"/>
+              <w:bottom w:w="80" w:type="dxa"/>
+              <w:right w:w="120" w:type="dxa"/>
+            </w:tcMar>
+          </w:tcPr>
+          <w:p>
+            <w:r>
+              <w:rPr>
+                <w:b/>
+                <w:bCs/>
+                <w:color w:val="000000"/>
+                <w:sz w:val="16"/>
+                <w:szCs w:val="16"/>
+              </w:rPr>
+              <w:t xml:space="preserve">Unlawful</w:t>
+            </w:r>
+          </w:p>
+        </w:tc>
+        <w:tc>
+          <w:tcPr>
+            <w:tcW w:w="1560" w:type="dxa"/>
+            <w:tcBorders>
+              <w:top w:val="single" w:sz="6" w:space="0" w:color="CCCCCC"/>
+              <w:left w:val="single" w:sz="6" w:space="0" w:color="CCCCCC"/>
+              <w:bottom w:val="single" w:sz="6" w:space="0" w:color="CCCCCC"/>
+              <w:right w:val="single" w:sz="6" w:space="0" w:color="CCCCCC"/>
+            </w:tcBorders>
+            <w:tcMar>
+              <w:top w:w="80" w:type="dxa"/>
+              <w:left w:w="120" w:type="dxa"/>
+              <w:bottom w:w="80" w:type="dxa"/>
+              <w:right w:w="120" w:type="dxa"/>
+            </w:tcMar>
+          </w:tcPr>
+          <w:p>
+            <w:r>
+              <w:rPr>
+                <w:color w:val="000000"/>
+                <w:sz w:val="16"/>
+                <w:szCs w:val="16"/>
+              </w:rPr>
+              <w:t xml:space="preserve">$4,500</w:t>
+            </w:r>
+          </w:p>
+        </w:tc>
+        <w:tc>
+          <w:tcPr>
+            <w:tcW w:w="4100" w:type="dxa"/>
+            <w:tcBorders>
+              <w:top w:val="single" w:sz="6" w:space="0" w:color="CCCCCC"/>
+              <w:left w:val="single" w:sz="6" w:space="0" w:color="CCCCCC"/>
+              <w:bottom w:val="single" w:sz="6" w:space="0" w:color="CCCCCC"/>
+              <w:right w:val="single" w:sz="6" w:space="0" w:color="CCCCCC"/>
+            </w:tcBorders>
+            <w:tcMar>
+              <w:top w:w="80" w:type="dxa"/>
+              <w:left w:w="120" w:type="dxa"/>
+              <w:bottom w:w="80" w:type="dxa"/>
+              <w:right w:w="120" w:type="dxa"/>
+            </w:tcMar>
+          </w:tcPr>
+          <w:p>
+            <w:r>
+              <w:rPr>
+                <w:color w:val="000000"/>
+                <w:sz w:val="16"/>
+                <w:szCs w:val="16"/>
+              </w:rPr>
+              <w:t xml:space="preserve">The deposit cap is one month for every statutory “landlord” (see Section 3.4 for who is exempt).</w:t>
             </w:r>
           </w:p>
         </w:tc>
       </w:tr>
       <w:tr>
-        <w:tblPrEx>
-          <w:tblCellMar>
-            <w:top w:w="0" w:type="dxa"/>
-            <w:bottom w:w="0" w:type="dxa"/>
-          </w:tblCellMar>
-        </w:tblPrEx>
         <w:tc>
           <w:tcPr>
             <w:tcW w:w="2600" w:type="dxa"/>
@@ -1144,72 +1300,95 @@
                 <w:sz w:val="16"/>
                 <w:szCs w:val="16"/>
               </w:rPr>
-              <w:t>Disclosure of criteria required prior to or concurrently with application</w:t>
-            </w:r>
-          </w:p>
-        </w:tc>
-        <w:tc>
-          <w:tcPr>
-            <w:tcW w:w="3380" w:type="dxa"/>
-            <w:tcBorders>
-              <w:top w:val="single" w:sz="6" w:space="0" w:color="CCCCCC"/>
-              <w:left w:val="single" w:sz="6" w:space="0" w:color="CCCCCC"/>
-              <w:bottom w:val="single" w:sz="6" w:space="0" w:color="CCCCCC"/>
-              <w:right w:val="single" w:sz="6" w:space="0" w:color="CCCCCC"/>
-            </w:tcBorders>
-            <w:tcMar>
-              <w:top w:w="80" w:type="dxa"/>
-              <w:left w:w="120" w:type="dxa"/>
-              <w:bottom w:w="80" w:type="dxa"/>
-              <w:right w:w="120" w:type="dxa"/>
-            </w:tcMar>
-          </w:tcPr>
-          <w:p>
-            <w:r>
-              <w:rPr>
-                <w:color w:val="000000"/>
-                <w:sz w:val="16"/>
-                <w:szCs w:val="16"/>
-              </w:rPr>
-              <w:t>No</w:t>
-            </w:r>
-          </w:p>
-        </w:tc>
-        <w:tc>
-          <w:tcPr>
-            <w:tcW w:w="3380" w:type="dxa"/>
-            <w:tcBorders>
-              <w:top w:val="single" w:sz="6" w:space="0" w:color="CCCCCC"/>
-              <w:left w:val="single" w:sz="6" w:space="0" w:color="CCCCCC"/>
-              <w:bottom w:val="single" w:sz="6" w:space="0" w:color="CCCCCC"/>
-              <w:right w:val="single" w:sz="6" w:space="0" w:color="CCCCCC"/>
-            </w:tcBorders>
-            <w:tcMar>
-              <w:top w:w="80" w:type="dxa"/>
-              <w:left w:w="120" w:type="dxa"/>
-              <w:bottom w:w="80" w:type="dxa"/>
-              <w:right w:w="120" w:type="dxa"/>
-            </w:tcMar>
-          </w:tcPr>
-          <w:p>
-            <w:r>
-              <w:rPr>
-                <w:color w:val="000000"/>
-                <w:sz w:val="16"/>
-                <w:szCs w:val="16"/>
-              </w:rPr>
-              <w:t>Yes (RSA 540-A:9, II)</w:t>
+              <w:t xml:space="preserve">Quarterly lease: first 3 months + security</w:t>
+            </w:r>
+          </w:p>
+        </w:tc>
+        <w:tc>
+          <w:tcPr>
+            <w:tcW w:w="1100" w:type="dxa"/>
+            <w:tcBorders>
+              <w:top w:val="single" w:sz="6" w:space="0" w:color="CCCCCC"/>
+              <w:left w:val="single" w:sz="6" w:space="0" w:color="CCCCCC"/>
+              <w:bottom w:val="single" w:sz="6" w:space="0" w:color="CCCCCC"/>
+              <w:right w:val="single" w:sz="6" w:space="0" w:color="CCCCCC"/>
+            </w:tcBorders>
+            <w:tcMar>
+              <w:top w:w="80" w:type="dxa"/>
+              <w:left w:w="120" w:type="dxa"/>
+              <w:bottom w:w="80" w:type="dxa"/>
+              <w:right w:w="120" w:type="dxa"/>
+            </w:tcMar>
+          </w:tcPr>
+          <w:p>
+            <w:r>
+              <w:rPr>
+                <w:b/>
+                <w:bCs/>
+                <w:color w:val="000000"/>
+                <w:sz w:val="16"/>
+                <w:szCs w:val="16"/>
+              </w:rPr>
+              <w:t xml:space="preserve">Lawful</w:t>
+            </w:r>
+          </w:p>
+        </w:tc>
+        <w:tc>
+          <w:tcPr>
+            <w:tcW w:w="1560" w:type="dxa"/>
+            <w:tcBorders>
+              <w:top w:val="single" w:sz="6" w:space="0" w:color="CCCCCC"/>
+              <w:left w:val="single" w:sz="6" w:space="0" w:color="CCCCCC"/>
+              <w:bottom w:val="single" w:sz="6" w:space="0" w:color="CCCCCC"/>
+              <w:right w:val="single" w:sz="6" w:space="0" w:color="CCCCCC"/>
+            </w:tcBorders>
+            <w:tcMar>
+              <w:top w:w="80" w:type="dxa"/>
+              <w:left w:w="120" w:type="dxa"/>
+              <w:bottom w:w="80" w:type="dxa"/>
+              <w:right w:w="120" w:type="dxa"/>
+            </w:tcMar>
+          </w:tcPr>
+          <w:p>
+            <w:r>
+              <w:rPr>
+                <w:color w:val="000000"/>
+                <w:sz w:val="16"/>
+                <w:szCs w:val="16"/>
+              </w:rPr>
+              <w:t xml:space="preserve">$6,000</w:t>
+            </w:r>
+          </w:p>
+        </w:tc>
+        <w:tc>
+          <w:tcPr>
+            <w:tcW w:w="4100" w:type="dxa"/>
+            <w:tcBorders>
+              <w:top w:val="single" w:sz="6" w:space="0" w:color="CCCCCC"/>
+              <w:left w:val="single" w:sz="6" w:space="0" w:color="CCCCCC"/>
+              <w:bottom w:val="single" w:sz="6" w:space="0" w:color="CCCCCC"/>
+              <w:right w:val="single" w:sz="6" w:space="0" w:color="CCCCCC"/>
+            </w:tcBorders>
+            <w:tcMar>
+              <w:top w:w="80" w:type="dxa"/>
+              <w:left w:w="120" w:type="dxa"/>
+              <w:bottom w:w="80" w:type="dxa"/>
+              <w:right w:w="120" w:type="dxa"/>
+            </w:tcMar>
+          </w:tcPr>
+          <w:p>
+            <w:r>
+              <w:rPr>
+                <w:color w:val="000000"/>
+                <w:sz w:val="16"/>
+                <w:szCs w:val="16"/>
+              </w:rPr>
+              <w:t xml:space="preserve">Leases requiring “quarterly or less frequent” payment of rent are expressly permitted.</w:t>
             </w:r>
           </w:p>
         </w:tc>
       </w:tr>
       <w:tr>
-        <w:tblPrEx>
-          <w:tblCellMar>
-            <w:top w:w="0" w:type="dxa"/>
-            <w:bottom w:w="0" w:type="dxa"/>
-          </w:tblCellMar>
-        </w:tblPrEx>
         <w:tc>
           <w:tcPr>
             <w:tcW w:w="2600" w:type="dxa"/>
@@ -1233,72 +1412,95 @@
                 <w:sz w:val="16"/>
                 <w:szCs w:val="16"/>
               </w:rPr>
-              <w:t>Statutory notice safe harbor</w:t>
-            </w:r>
-          </w:p>
-        </w:tc>
-        <w:tc>
-          <w:tcPr>
-            <w:tcW w:w="3380" w:type="dxa"/>
-            <w:tcBorders>
-              <w:top w:val="single" w:sz="6" w:space="0" w:color="CCCCCC"/>
-              <w:left w:val="single" w:sz="6" w:space="0" w:color="CCCCCC"/>
-              <w:bottom w:val="single" w:sz="6" w:space="0" w:color="CCCCCC"/>
-              <w:right w:val="single" w:sz="6" w:space="0" w:color="CCCCCC"/>
-            </w:tcBorders>
-            <w:tcMar>
-              <w:top w:w="80" w:type="dxa"/>
-              <w:left w:w="120" w:type="dxa"/>
-              <w:bottom w:w="80" w:type="dxa"/>
-              <w:right w:w="120" w:type="dxa"/>
-            </w:tcMar>
-          </w:tcPr>
-          <w:p>
-            <w:r>
-              <w:rPr>
-                <w:color w:val="000000"/>
-                <w:sz w:val="16"/>
-                <w:szCs w:val="16"/>
-              </w:rPr>
-              <w:t>No</w:t>
-            </w:r>
-          </w:p>
-        </w:tc>
-        <w:tc>
-          <w:tcPr>
-            <w:tcW w:w="3380" w:type="dxa"/>
-            <w:tcBorders>
-              <w:top w:val="single" w:sz="6" w:space="0" w:color="CCCCCC"/>
-              <w:left w:val="single" w:sz="6" w:space="0" w:color="CCCCCC"/>
-              <w:bottom w:val="single" w:sz="6" w:space="0" w:color="CCCCCC"/>
-              <w:right w:val="single" w:sz="6" w:space="0" w:color="CCCCCC"/>
-            </w:tcBorders>
-            <w:tcMar>
-              <w:top w:w="80" w:type="dxa"/>
-              <w:left w:w="120" w:type="dxa"/>
-              <w:bottom w:w="80" w:type="dxa"/>
-              <w:right w:w="120" w:type="dxa"/>
-            </w:tcMar>
-          </w:tcPr>
-          <w:p>
-            <w:r>
-              <w:rPr>
-                <w:color w:val="000000"/>
-                <w:sz w:val="16"/>
-                <w:szCs w:val="16"/>
-              </w:rPr>
-              <w:t>Yes (RSA 540-A:9, V)</w:t>
+              <w:t xml:space="preserve">Semi-annual lease: first 6 months + security</w:t>
+            </w:r>
+          </w:p>
+        </w:tc>
+        <w:tc>
+          <w:tcPr>
+            <w:tcW w:w="1100" w:type="dxa"/>
+            <w:tcBorders>
+              <w:top w:val="single" w:sz="6" w:space="0" w:color="CCCCCC"/>
+              <w:left w:val="single" w:sz="6" w:space="0" w:color="CCCCCC"/>
+              <w:bottom w:val="single" w:sz="6" w:space="0" w:color="CCCCCC"/>
+              <w:right w:val="single" w:sz="6" w:space="0" w:color="CCCCCC"/>
+            </w:tcBorders>
+            <w:tcMar>
+              <w:top w:w="80" w:type="dxa"/>
+              <w:left w:w="120" w:type="dxa"/>
+              <w:bottom w:w="80" w:type="dxa"/>
+              <w:right w:w="120" w:type="dxa"/>
+            </w:tcMar>
+          </w:tcPr>
+          <w:p>
+            <w:r>
+              <w:rPr>
+                <w:b/>
+                <w:bCs/>
+                <w:color w:val="000000"/>
+                <w:sz w:val="16"/>
+                <w:szCs w:val="16"/>
+              </w:rPr>
+              <w:t xml:space="preserve">Lawful</w:t>
+            </w:r>
+          </w:p>
+        </w:tc>
+        <w:tc>
+          <w:tcPr>
+            <w:tcW w:w="1560" w:type="dxa"/>
+            <w:tcBorders>
+              <w:top w:val="single" w:sz="6" w:space="0" w:color="CCCCCC"/>
+              <w:left w:val="single" w:sz="6" w:space="0" w:color="CCCCCC"/>
+              <w:bottom w:val="single" w:sz="6" w:space="0" w:color="CCCCCC"/>
+              <w:right w:val="single" w:sz="6" w:space="0" w:color="CCCCCC"/>
+            </w:tcBorders>
+            <w:tcMar>
+              <w:top w:w="80" w:type="dxa"/>
+              <w:left w:w="120" w:type="dxa"/>
+              <w:bottom w:w="80" w:type="dxa"/>
+              <w:right w:w="120" w:type="dxa"/>
+            </w:tcMar>
+          </w:tcPr>
+          <w:p>
+            <w:r>
+              <w:rPr>
+                <w:color w:val="000000"/>
+                <w:sz w:val="16"/>
+                <w:szCs w:val="16"/>
+              </w:rPr>
+              <w:t xml:space="preserve">$10,500</w:t>
+            </w:r>
+          </w:p>
+        </w:tc>
+        <w:tc>
+          <w:tcPr>
+            <w:tcW w:w="4100" w:type="dxa"/>
+            <w:tcBorders>
+              <w:top w:val="single" w:sz="6" w:space="0" w:color="CCCCCC"/>
+              <w:left w:val="single" w:sz="6" w:space="0" w:color="CCCCCC"/>
+              <w:bottom w:val="single" w:sz="6" w:space="0" w:color="CCCCCC"/>
+              <w:right w:val="single" w:sz="6" w:space="0" w:color="CCCCCC"/>
+            </w:tcBorders>
+            <w:tcMar>
+              <w:top w:w="80" w:type="dxa"/>
+              <w:left w:w="120" w:type="dxa"/>
+              <w:bottom w:w="80" w:type="dxa"/>
+              <w:right w:w="120" w:type="dxa"/>
+            </w:tcMar>
+          </w:tcPr>
+          <w:p>
+            <w:r>
+              <w:rPr>
+                <w:color w:val="000000"/>
+                <w:sz w:val="16"/>
+                <w:szCs w:val="16"/>
+              </w:rPr>
+              <w:t xml:space="preserve">Less frequent than quarterly.</w:t>
             </w:r>
           </w:p>
         </w:tc>
       </w:tr>
       <w:tr>
-        <w:tblPrEx>
-          <w:tblCellMar>
-            <w:top w:w="0" w:type="dxa"/>
-            <w:bottom w:w="0" w:type="dxa"/>
-          </w:tblCellMar>
-        </w:tblPrEx>
         <w:tc>
           <w:tcPr>
             <w:tcW w:w="2600" w:type="dxa"/>
@@ -1322,72 +1524,95 @@
                 <w:sz w:val="16"/>
                 <w:szCs w:val="16"/>
               </w:rPr>
-              <w:t>Re-screening / refund right</w:t>
-            </w:r>
-          </w:p>
-        </w:tc>
-        <w:tc>
-          <w:tcPr>
-            <w:tcW w:w="3380" w:type="dxa"/>
-            <w:tcBorders>
-              <w:top w:val="single" w:sz="6" w:space="0" w:color="CCCCCC"/>
-              <w:left w:val="single" w:sz="6" w:space="0" w:color="CCCCCC"/>
-              <w:bottom w:val="single" w:sz="6" w:space="0" w:color="CCCCCC"/>
-              <w:right w:val="single" w:sz="6" w:space="0" w:color="CCCCCC"/>
-            </w:tcBorders>
-            <w:tcMar>
-              <w:top w:w="80" w:type="dxa"/>
-              <w:left w:w="120" w:type="dxa"/>
-              <w:bottom w:w="80" w:type="dxa"/>
-              <w:right w:w="120" w:type="dxa"/>
-            </w:tcMar>
-          </w:tcPr>
-          <w:p>
-            <w:r>
-              <w:rPr>
-                <w:color w:val="000000"/>
-                <w:sz w:val="16"/>
-                <w:szCs w:val="16"/>
-              </w:rPr>
-              <w:t>No</w:t>
-            </w:r>
-          </w:p>
-        </w:tc>
-        <w:tc>
-          <w:tcPr>
-            <w:tcW w:w="3380" w:type="dxa"/>
-            <w:tcBorders>
-              <w:top w:val="single" w:sz="6" w:space="0" w:color="CCCCCC"/>
-              <w:left w:val="single" w:sz="6" w:space="0" w:color="CCCCCC"/>
-              <w:bottom w:val="single" w:sz="6" w:space="0" w:color="CCCCCC"/>
-              <w:right w:val="single" w:sz="6" w:space="0" w:color="CCCCCC"/>
-            </w:tcBorders>
-            <w:tcMar>
-              <w:top w:w="80" w:type="dxa"/>
-              <w:left w:w="120" w:type="dxa"/>
-              <w:bottom w:w="80" w:type="dxa"/>
-              <w:right w:w="120" w:type="dxa"/>
-            </w:tcMar>
-          </w:tcPr>
-          <w:p>
-            <w:r>
-              <w:rPr>
-                <w:color w:val="000000"/>
-                <w:sz w:val="16"/>
-                <w:szCs w:val="16"/>
-              </w:rPr>
-              <w:t>Yes; 6-month / 12-month cycles; 30-day refund deadline</w:t>
+              <w:t xml:space="preserve">Annual lease: all 12 months + security</w:t>
+            </w:r>
+          </w:p>
+        </w:tc>
+        <w:tc>
+          <w:tcPr>
+            <w:tcW w:w="1100" w:type="dxa"/>
+            <w:tcBorders>
+              <w:top w:val="single" w:sz="6" w:space="0" w:color="CCCCCC"/>
+              <w:left w:val="single" w:sz="6" w:space="0" w:color="CCCCCC"/>
+              <w:bottom w:val="single" w:sz="6" w:space="0" w:color="CCCCCC"/>
+              <w:right w:val="single" w:sz="6" w:space="0" w:color="CCCCCC"/>
+            </w:tcBorders>
+            <w:tcMar>
+              <w:top w:w="80" w:type="dxa"/>
+              <w:left w:w="120" w:type="dxa"/>
+              <w:bottom w:w="80" w:type="dxa"/>
+              <w:right w:w="120" w:type="dxa"/>
+            </w:tcMar>
+          </w:tcPr>
+          <w:p>
+            <w:r>
+              <w:rPr>
+                <w:b/>
+                <w:bCs/>
+                <w:color w:val="000000"/>
+                <w:sz w:val="16"/>
+                <w:szCs w:val="16"/>
+              </w:rPr>
+              <w:t xml:space="preserve">Lawful</w:t>
+            </w:r>
+          </w:p>
+        </w:tc>
+        <w:tc>
+          <w:tcPr>
+            <w:tcW w:w="1560" w:type="dxa"/>
+            <w:tcBorders>
+              <w:top w:val="single" w:sz="6" w:space="0" w:color="CCCCCC"/>
+              <w:left w:val="single" w:sz="6" w:space="0" w:color="CCCCCC"/>
+              <w:bottom w:val="single" w:sz="6" w:space="0" w:color="CCCCCC"/>
+              <w:right w:val="single" w:sz="6" w:space="0" w:color="CCCCCC"/>
+            </w:tcBorders>
+            <w:tcMar>
+              <w:top w:w="80" w:type="dxa"/>
+              <w:left w:w="120" w:type="dxa"/>
+              <w:bottom w:w="80" w:type="dxa"/>
+              <w:right w:w="120" w:type="dxa"/>
+            </w:tcMar>
+          </w:tcPr>
+          <w:p>
+            <w:r>
+              <w:rPr>
+                <w:color w:val="000000"/>
+                <w:sz w:val="16"/>
+                <w:szCs w:val="16"/>
+              </w:rPr>
+              <w:t xml:space="preserve">$19,500</w:t>
+            </w:r>
+          </w:p>
+        </w:tc>
+        <w:tc>
+          <w:tcPr>
+            <w:tcW w:w="4100" w:type="dxa"/>
+            <w:tcBorders>
+              <w:top w:val="single" w:sz="6" w:space="0" w:color="CCCCCC"/>
+              <w:left w:val="single" w:sz="6" w:space="0" w:color="CCCCCC"/>
+              <w:bottom w:val="single" w:sz="6" w:space="0" w:color="CCCCCC"/>
+              <w:right w:val="single" w:sz="6" w:space="0" w:color="CCCCCC"/>
+            </w:tcBorders>
+            <w:tcMar>
+              <w:top w:w="80" w:type="dxa"/>
+              <w:left w:w="120" w:type="dxa"/>
+              <w:bottom w:w="80" w:type="dxa"/>
+              <w:right w:w="120" w:type="dxa"/>
+            </w:tcMar>
+          </w:tcPr>
+          <w:p>
+            <w:r>
+              <w:rPr>
+                <w:color w:val="000000"/>
+                <w:sz w:val="16"/>
+                <w:szCs w:val="16"/>
+              </w:rPr>
+              <w:t xml:space="preserve">Less frequent than quarterly.</w:t>
             </w:r>
           </w:p>
         </w:tc>
       </w:tr>
       <w:tr>
-        <w:tblPrEx>
-          <w:tblCellMar>
-            <w:top w:w="0" w:type="dxa"/>
-            <w:bottom w:w="0" w:type="dxa"/>
-          </w:tblCellMar>
-        </w:tblPrEx>
         <w:tc>
           <w:tcPr>
             <w:tcW w:w="2600" w:type="dxa"/>
@@ -1411,239 +1636,2027 @@
                 <w:sz w:val="16"/>
                 <w:szCs w:val="16"/>
               </w:rPr>
-              <w:t>Third-party payor refund mechanism</w:t>
-            </w:r>
-          </w:p>
-        </w:tc>
-        <w:tc>
-          <w:tcPr>
-            <w:tcW w:w="3380" w:type="dxa"/>
-            <w:tcBorders>
-              <w:top w:val="single" w:sz="6" w:space="0" w:color="CCCCCC"/>
-              <w:left w:val="single" w:sz="6" w:space="0" w:color="CCCCCC"/>
-              <w:bottom w:val="single" w:sz="6" w:space="0" w:color="CCCCCC"/>
-              <w:right w:val="single" w:sz="6" w:space="0" w:color="CCCCCC"/>
-            </w:tcBorders>
-            <w:tcMar>
-              <w:top w:w="80" w:type="dxa"/>
-              <w:left w:w="120" w:type="dxa"/>
-              <w:bottom w:w="80" w:type="dxa"/>
-              <w:right w:w="120" w:type="dxa"/>
-            </w:tcMar>
-          </w:tcPr>
-          <w:p>
-            <w:r>
-              <w:rPr>
-                <w:color w:val="000000"/>
-                <w:sz w:val="16"/>
-                <w:szCs w:val="16"/>
-              </w:rPr>
-              <w:t>No</w:t>
-            </w:r>
-          </w:p>
-        </w:tc>
-        <w:tc>
-          <w:tcPr>
-            <w:tcW w:w="3380" w:type="dxa"/>
-            <w:tcBorders>
-              <w:top w:val="single" w:sz="6" w:space="0" w:color="CCCCCC"/>
-              <w:left w:val="single" w:sz="6" w:space="0" w:color="CCCCCC"/>
-              <w:bottom w:val="single" w:sz="6" w:space="0" w:color="CCCCCC"/>
-              <w:right w:val="single" w:sz="6" w:space="0" w:color="CCCCCC"/>
-            </w:tcBorders>
-            <w:tcMar>
-              <w:top w:w="80" w:type="dxa"/>
-              <w:left w:w="120" w:type="dxa"/>
-              <w:bottom w:w="80" w:type="dxa"/>
-              <w:right w:w="120" w:type="dxa"/>
-            </w:tcMar>
-          </w:tcPr>
-          <w:p>
-            <w:r>
-              <w:rPr>
-                <w:color w:val="000000"/>
-                <w:sz w:val="16"/>
-                <w:szCs w:val="16"/>
-              </w:rPr>
-              <w:t>Yes (RSA 540-A:7, I(b))</w:t>
+              <w:t xml:space="preserve">Any number of months + security</w:t>
+            </w:r>
+          </w:p>
+        </w:tc>
+        <w:tc>
+          <w:tcPr>
+            <w:tcW w:w="1100" w:type="dxa"/>
+            <w:tcBorders>
+              <w:top w:val="single" w:sz="6" w:space="0" w:color="CCCCCC"/>
+              <w:left w:val="single" w:sz="6" w:space="0" w:color="CCCCCC"/>
+              <w:bottom w:val="single" w:sz="6" w:space="0" w:color="CCCCCC"/>
+              <w:right w:val="single" w:sz="6" w:space="0" w:color="CCCCCC"/>
+            </w:tcBorders>
+            <w:tcMar>
+              <w:top w:w="80" w:type="dxa"/>
+              <w:left w:w="120" w:type="dxa"/>
+              <w:bottom w:w="80" w:type="dxa"/>
+              <w:right w:w="120" w:type="dxa"/>
+            </w:tcMar>
+          </w:tcPr>
+          <w:p>
+            <w:r>
+              <w:rPr>
+                <w:b/>
+                <w:bCs/>
+                <w:color w:val="000000"/>
+                <w:sz w:val="16"/>
+                <w:szCs w:val="16"/>
+              </w:rPr>
+              <w:t xml:space="preserve">Lawful</w:t>
+            </w:r>
+          </w:p>
+        </w:tc>
+        <w:tc>
+          <w:tcPr>
+            <w:tcW w:w="1560" w:type="dxa"/>
+            <w:tcBorders>
+              <w:top w:val="single" w:sz="6" w:space="0" w:color="CCCCCC"/>
+              <w:left w:val="single" w:sz="6" w:space="0" w:color="CCCCCC"/>
+              <w:bottom w:val="single" w:sz="6" w:space="0" w:color="CCCCCC"/>
+              <w:right w:val="single" w:sz="6" w:space="0" w:color="CCCCCC"/>
+            </w:tcBorders>
+            <w:tcMar>
+              <w:top w:w="80" w:type="dxa"/>
+              <w:left w:w="120" w:type="dxa"/>
+              <w:bottom w:w="80" w:type="dxa"/>
+              <w:right w:w="120" w:type="dxa"/>
+            </w:tcMar>
+          </w:tcPr>
+          <w:p>
+            <w:r>
+              <w:rPr>
+                <w:color w:val="000000"/>
+                <w:sz w:val="16"/>
+                <w:szCs w:val="16"/>
+              </w:rPr>
+              <w:t xml:space="preserve">No statutory ceiling</w:t>
+            </w:r>
+          </w:p>
+        </w:tc>
+        <w:tc>
+          <w:tcPr>
+            <w:tcW w:w="4100" w:type="dxa"/>
+            <w:tcBorders>
+              <w:top w:val="single" w:sz="6" w:space="0" w:color="CCCCCC"/>
+              <w:left w:val="single" w:sz="6" w:space="0" w:color="CCCCCC"/>
+              <w:bottom w:val="single" w:sz="6" w:space="0" w:color="CCCCCC"/>
+              <w:right w:val="single" w:sz="6" w:space="0" w:color="CCCCCC"/>
+            </w:tcBorders>
+            <w:tcMar>
+              <w:top w:w="80" w:type="dxa"/>
+              <w:left w:w="120" w:type="dxa"/>
+              <w:bottom w:w="80" w:type="dxa"/>
+              <w:right w:w="120" w:type="dxa"/>
+            </w:tcMar>
+          </w:tcPr>
+          <w:p>
+            <w:r>
+              <w:rPr>
+                <w:color w:val="000000"/>
+                <w:sz w:val="16"/>
+                <w:szCs w:val="16"/>
+              </w:rPr>
+              <w:t xml:space="preserve">Advance rent is not a security deposit and carries no dollar cap, provided payments apply to uninterrupted, consecutive periods beginning with the first unpaid (RSA 540-A:5, II).</w:t>
+            </w:r>
+          </w:p>
+        </w:tc>
+      </w:tr>
+    </w:tbl>
+    <w:p>
+      <w:pPr>
+        <w:spacing w:after="120"/>
+      </w:pPr>
+    </w:p>
+    <w:p>
+      <w:pPr>
+        <w:spacing w:after="120" w:line="300" w:lineRule="auto"/>
+      </w:pPr>
+      <w:r>
+        <w:t xml:space="preserve">The asymmetry this table illustrates is the heart of this section: current law prohibits a refundable second month of </w:t>
+      </w:r>
+      <w:r>
+        <w:rPr>
+          <w:i/>
+          <w:iCs/>
+        </w:rPr>
+        <w:t xml:space="preserve">security</w:t>
+      </w:r>
+      <w:r>
+        <w:t xml:space="preserve"> while permitting an unbounded number of months of </w:t>
+      </w:r>
+      <w:r>
+        <w:rPr>
+          <w:i/>
+          <w:iCs/>
+        </w:rPr>
+        <w:t xml:space="preserve">prepaid rent</w:t>
+      </w:r>
+      <w:r>
+        <w:t xml:space="preserve"> — a workaround available only to applicants with unusual liquidity. Sources: RSA 540-A:6, I(a); RSA 540-A:5, II.</w:t>
+      </w:r>
+    </w:p>
+    <w:p>
+      <w:pPr>
+        <w:pStyle w:val="Heading2"/>
+      </w:pPr>
+      <w:r>
+        <w:t>3.2 Co-signers and surety bonds: the rest of today’s toolkit</w:t>
+      </w:r>
+    </w:p>
+    <w:p>
+      <w:pPr>
+        <w:spacing w:after="120" w:line="300" w:lineRule="auto"/>
+      </w:pPr>
+      <w:r>
+        <w:t xml:space="preserve">Prepaid rent is only one of the compensating factors lawfully available today. The other two — the qualified co-signer and the rental surety bond — are unchanged by HB 1336-FN, and each remains the right tool in the right circumstance. The bill’s case has never been that these tools are defective; it is that each is structurally inaccessible to a meaningful share of the marginal-applicant pool.</w:t>
+      </w:r>
+    </w:p>
+    <w:p>
+      <w:pPr>
+        <w:spacing w:after="120" w:line="300" w:lineRule="auto"/>
+      </w:pPr>
+      <w:r>
+        <w:rPr>
+          <w:b/>
+          <w:bCs/>
+        </w:rPr>
+        <w:t xml:space="preserve">The qualified co-signer.</w:t>
+      </w:r>
+      <w:r>
+        <w:t xml:space="preserve"> A creditworthy guarantor assumes liability for the full lease obligation. Co-signers are foundational to industry practice, and in many circumstances are </w:t>
+      </w:r>
+      <w:r>
+        <w:rPr>
+          <w:i/>
+          <w:iCs/>
+        </w:rPr>
+        <w:t xml:space="preserve">more</w:t>
+      </w:r>
+      <w:r>
+        <w:t xml:space="preserve"> protective of the landlord than an RCD: the guarantor stands behind every dollar of the tenancy, not a single month held in trust. The limitation is access. A co-signer requires social capital — the applicant must know someone with strong credit who is willing to expose their own finances, an asset that correlates with family wealth rather than with the applicant’s own reliability (Section 2.3).</w:t>
+      </w:r>
+    </w:p>
+    <w:p>
+      <w:pPr>
+        <w:spacing w:after="120" w:line="300" w:lineRule="auto"/>
+      </w:pPr>
+      <w:r>
+        <w:rPr>
+          <w:b/>
+          <w:bCs/>
+        </w:rPr>
+        <w:t xml:space="preserve">The rental surety bond.</w:t>
+      </w:r>
+      <w:r>
+        <w:t xml:space="preserve"> Sometimes marketed as a “corporate guarantor,” the surety bond is an insurance product: the applicant pays a premium, typically priced against weaker credit, and the insurer guarantees a portion of the landlord’s loss. The premium is non-refundable — a tenant who performs flawlessly never sees that money again. Bonds retain a place in the toolkit where a single additional month of security is insufficient to liquidate the risk of a specific application (Section 9.11); as a routine compensating factor, however, they convert a recoverable obligation into a consumed cost.</w:t>
+      </w:r>
+    </w:p>
+    <w:p>
+      <w:pPr>
+        <w:spacing w:after="120" w:line="300" w:lineRule="auto"/>
+      </w:pPr>
+      <w:r>
+        <w:t xml:space="preserve">The RCD was designed against precisely these gaps: refundable where the bond premium is consumed; fundable by the applicant’s community where the co-signer demands social capital; and capped at one additional month where prepaid rent demands many.</w:t>
+      </w:r>
+    </w:p>
+    <w:p>
+      <w:pPr>
+        <w:pStyle w:val="Heading2"/>
+      </w:pPr>
+      <w:r>
+        <w:t>3.3 Instrument by instrument: how the RCD compares</w:t>
+      </w:r>
+    </w:p>
+    <w:p>
+      <w:pPr>
+        <w:spacing w:after="120" w:line="300" w:lineRule="auto"/>
+      </w:pPr>
+      <w:r>
+        <w:t xml:space="preserve">A direct comparison across all four instruments is useful:</w:t>
+      </w:r>
+    </w:p>
+    <w:tbl>
+      <w:tblPr>
+        <w:tblW w:w="9360" w:type="dxa"/>
+        <w:tblBorders>
+          <w:top w:val="single" w:sz="4" w:space="0" w:color="auto"/>
+          <w:left w:val="single" w:sz="4" w:space="0" w:color="auto"/>
+          <w:bottom w:val="single" w:sz="4" w:space="0" w:color="auto"/>
+          <w:right w:val="single" w:sz="4" w:space="0" w:color="auto"/>
+          <w:insideH w:val="single" w:sz="4" w:space="0" w:color="auto"/>
+          <w:insideV w:val="single" w:sz="4" w:space="0" w:color="auto"/>
+        </w:tblBorders>
+        <w:tblCellMar>
+          <w:left w:w="10" w:type="dxa"/>
+          <w:right w:w="10" w:type="dxa"/>
+        </w:tblCellMar>
+        <w:tblLook w:val="0000" w:firstRow="0" w:lastRow="0" w:firstColumn="0" w:lastColumn="0" w:noHBand="0" w:noVBand="0"/>
+      </w:tblPr>
+      <w:tblGrid>
+        <w:gridCol w:w="1700"/>
+        <w:gridCol w:w="1840"/>
+        <w:gridCol w:w="1840"/>
+        <w:gridCol w:w="1940"/>
+        <w:gridCol w:w="2040"/>
+      </w:tblGrid>
+      <w:tr>
+        <w:trPr>
+          <w:tblHeader/>
+        </w:trPr>
+        <w:tc>
+          <w:tcPr>
+            <w:tcW w:w="1700" w:type="dxa"/>
+            <w:tcBorders>
+              <w:top w:val="single" w:sz="6" w:space="0" w:color="CCCCCC"/>
+              <w:left w:val="single" w:sz="6" w:space="0" w:color="CCCCCC"/>
+              <w:bottom w:val="single" w:sz="6" w:space="0" w:color="CCCCCC"/>
+              <w:right w:val="single" w:sz="6" w:space="0" w:color="CCCCCC"/>
+            </w:tcBorders>
+            <w:shd w:val="clear" w:color="auto" w:fill="1F4E79"/>
+            <w:tcMar>
+              <w:top w:w="80" w:type="dxa"/>
+              <w:left w:w="120" w:type="dxa"/>
+              <w:bottom w:w="80" w:type="dxa"/>
+              <w:right w:w="120" w:type="dxa"/>
+            </w:tcMar>
+          </w:tcPr>
+          <w:p>
+            <w:r>
+              <w:rPr>
+                <w:b/>
+                <w:bCs/>
+                <w:color w:val="FFFFFF"/>
+                <w:sz w:val="16"/>
+                <w:szCs w:val="16"/>
+              </w:rPr>
+              <w:t xml:space="preserve">Feature</w:t>
+            </w:r>
+          </w:p>
+        </w:tc>
+        <w:tc>
+          <w:tcPr>
+            <w:tcW w:w="1840" w:type="dxa"/>
+            <w:tcBorders>
+              <w:top w:val="single" w:sz="6" w:space="0" w:color="CCCCCC"/>
+              <w:left w:val="single" w:sz="6" w:space="0" w:color="CCCCCC"/>
+              <w:bottom w:val="single" w:sz="6" w:space="0" w:color="CCCCCC"/>
+              <w:right w:val="single" w:sz="6" w:space="0" w:color="CCCCCC"/>
+            </w:tcBorders>
+            <w:shd w:val="clear" w:color="auto" w:fill="1F4E79"/>
+            <w:tcMar>
+              <w:top w:w="80" w:type="dxa"/>
+              <w:left w:w="120" w:type="dxa"/>
+              <w:bottom w:w="80" w:type="dxa"/>
+              <w:right w:w="120" w:type="dxa"/>
+            </w:tcMar>
+          </w:tcPr>
+          <w:p>
+            <w:r>
+              <w:rPr>
+                <w:b/>
+                <w:bCs/>
+                <w:color w:val="FFFFFF"/>
+                <w:sz w:val="16"/>
+                <w:szCs w:val="16"/>
+              </w:rPr>
+              <w:t xml:space="preserve">Qualified co-signer</w:t>
+            </w:r>
+          </w:p>
+        </w:tc>
+        <w:tc>
+          <w:tcPr>
+            <w:tcW w:w="1840" w:type="dxa"/>
+            <w:tcBorders>
+              <w:top w:val="single" w:sz="6" w:space="0" w:color="CCCCCC"/>
+              <w:left w:val="single" w:sz="6" w:space="0" w:color="CCCCCC"/>
+              <w:bottom w:val="single" w:sz="6" w:space="0" w:color="CCCCCC"/>
+              <w:right w:val="single" w:sz="6" w:space="0" w:color="CCCCCC"/>
+            </w:tcBorders>
+            <w:shd w:val="clear" w:color="auto" w:fill="1F4E79"/>
+            <w:tcMar>
+              <w:top w:w="80" w:type="dxa"/>
+              <w:left w:w="120" w:type="dxa"/>
+              <w:bottom w:w="80" w:type="dxa"/>
+              <w:right w:w="120" w:type="dxa"/>
+            </w:tcMar>
+          </w:tcPr>
+          <w:p>
+            <w:r>
+              <w:rPr>
+                <w:b/>
+                <w:bCs/>
+                <w:color w:val="FFFFFF"/>
+                <w:sz w:val="16"/>
+                <w:szCs w:val="16"/>
+              </w:rPr>
+              <w:t xml:space="preserve">Rental surety bond</w:t>
+            </w:r>
+          </w:p>
+        </w:tc>
+        <w:tc>
+          <w:tcPr>
+            <w:tcW w:w="1940" w:type="dxa"/>
+            <w:tcBorders>
+              <w:top w:val="single" w:sz="6" w:space="0" w:color="CCCCCC"/>
+              <w:left w:val="single" w:sz="6" w:space="0" w:color="CCCCCC"/>
+              <w:bottom w:val="single" w:sz="6" w:space="0" w:color="CCCCCC"/>
+              <w:right w:val="single" w:sz="6" w:space="0" w:color="CCCCCC"/>
+            </w:tcBorders>
+            <w:shd w:val="clear" w:color="auto" w:fill="1F4E79"/>
+            <w:tcMar>
+              <w:top w:w="80" w:type="dxa"/>
+              <w:left w:w="120" w:type="dxa"/>
+              <w:bottom w:w="80" w:type="dxa"/>
+              <w:right w:w="120" w:type="dxa"/>
+            </w:tcMar>
+          </w:tcPr>
+          <w:p>
+            <w:r>
+              <w:rPr>
+                <w:b/>
+                <w:bCs/>
+                <w:color w:val="FFFFFF"/>
+                <w:sz w:val="16"/>
+                <w:szCs w:val="16"/>
+              </w:rPr>
+              <w:t xml:space="preserve">Prepaid rent (existing law)</w:t>
+            </w:r>
+          </w:p>
+        </w:tc>
+        <w:tc>
+          <w:tcPr>
+            <w:tcW w:w="2040" w:type="dxa"/>
+            <w:tcBorders>
+              <w:top w:val="single" w:sz="6" w:space="0" w:color="CCCCCC"/>
+              <w:left w:val="single" w:sz="6" w:space="0" w:color="CCCCCC"/>
+              <w:bottom w:val="single" w:sz="6" w:space="0" w:color="CCCCCC"/>
+              <w:right w:val="single" w:sz="6" w:space="0" w:color="CCCCCC"/>
+            </w:tcBorders>
+            <w:shd w:val="clear" w:color="auto" w:fill="1F4E79"/>
+            <w:tcMar>
+              <w:top w:w="80" w:type="dxa"/>
+              <w:left w:w="120" w:type="dxa"/>
+              <w:bottom w:w="80" w:type="dxa"/>
+              <w:right w:w="120" w:type="dxa"/>
+            </w:tcMar>
+          </w:tcPr>
+          <w:p>
+            <w:r>
+              <w:rPr>
+                <w:b/>
+                <w:bCs/>
+                <w:color w:val="FFFFFF"/>
+                <w:sz w:val="16"/>
+                <w:szCs w:val="16"/>
+              </w:rPr>
+              <w:t xml:space="preserve">Regulated Conditional Deposit (HB 1336-FN)</w:t>
             </w:r>
           </w:p>
         </w:tc>
       </w:tr>
       <w:tr>
-        <w:tblPrEx>
-          <w:tblCellMar>
-            <w:top w:w="0" w:type="dxa"/>
-            <w:bottom w:w="0" w:type="dxa"/>
-          </w:tblCellMar>
-        </w:tblPrEx>
-        <w:tc>
-          <w:tcPr>
-            <w:tcW w:w="2600" w:type="dxa"/>
-            <w:tcBorders>
-              <w:top w:val="single" w:sz="6" w:space="0" w:color="CCCCCC"/>
-              <w:left w:val="single" w:sz="6" w:space="0" w:color="CCCCCC"/>
-              <w:bottom w:val="single" w:sz="6" w:space="0" w:color="CCCCCC"/>
-              <w:right w:val="single" w:sz="6" w:space="0" w:color="CCCCCC"/>
-            </w:tcBorders>
-            <w:tcMar>
-              <w:top w:w="80" w:type="dxa"/>
-              <w:left w:w="120" w:type="dxa"/>
-              <w:bottom w:w="80" w:type="dxa"/>
-              <w:right w:w="120" w:type="dxa"/>
-            </w:tcMar>
-          </w:tcPr>
-          <w:p>
-            <w:r>
-              <w:rPr>
-                <w:color w:val="000000"/>
-                <w:sz w:val="16"/>
-                <w:szCs w:val="16"/>
-              </w:rPr>
-              <w:t>CPA enforcement against misuse</w:t>
-            </w:r>
-          </w:p>
-        </w:tc>
-        <w:tc>
-          <w:tcPr>
-            <w:tcW w:w="3380" w:type="dxa"/>
-            <w:tcBorders>
-              <w:top w:val="single" w:sz="6" w:space="0" w:color="CCCCCC"/>
-              <w:left w:val="single" w:sz="6" w:space="0" w:color="CCCCCC"/>
-              <w:bottom w:val="single" w:sz="6" w:space="0" w:color="CCCCCC"/>
-              <w:right w:val="single" w:sz="6" w:space="0" w:color="CCCCCC"/>
-            </w:tcBorders>
-            <w:tcMar>
-              <w:top w:w="80" w:type="dxa"/>
-              <w:left w:w="120" w:type="dxa"/>
-              <w:bottom w:w="80" w:type="dxa"/>
-              <w:right w:w="120" w:type="dxa"/>
-            </w:tcMar>
-          </w:tcPr>
-          <w:p>
-            <w:r>
-              <w:rPr>
-                <w:color w:val="000000"/>
-                <w:sz w:val="16"/>
-                <w:szCs w:val="16"/>
-              </w:rPr>
-              <w:t>Subject to general RSA 540-A enforcement</w:t>
-            </w:r>
-          </w:p>
-        </w:tc>
-        <w:tc>
-          <w:tcPr>
-            <w:tcW w:w="3380" w:type="dxa"/>
-            <w:tcBorders>
-              <w:top w:val="single" w:sz="6" w:space="0" w:color="CCCCCC"/>
-              <w:left w:val="single" w:sz="6" w:space="0" w:color="CCCCCC"/>
-              <w:bottom w:val="single" w:sz="6" w:space="0" w:color="CCCCCC"/>
-              <w:right w:val="single" w:sz="6" w:space="0" w:color="CCCCCC"/>
-            </w:tcBorders>
-            <w:tcMar>
-              <w:top w:w="80" w:type="dxa"/>
-              <w:left w:w="120" w:type="dxa"/>
-              <w:bottom w:w="80" w:type="dxa"/>
-              <w:right w:w="120" w:type="dxa"/>
-            </w:tcMar>
-          </w:tcPr>
-          <w:p>
-            <w:r>
-              <w:rPr>
-                <w:color w:val="000000"/>
-                <w:sz w:val="16"/>
-                <w:szCs w:val="16"/>
-              </w:rPr>
-              <w:t>Express RSA 358-A:2 / RSA 358-A:10, I link (RSA 540-A:8, I(c))</w:t>
+        <w:tc>
+          <w:tcPr>
+            <w:tcW w:w="1700" w:type="dxa"/>
+            <w:tcBorders>
+              <w:top w:val="single" w:sz="6" w:space="0" w:color="CCCCCC"/>
+              <w:left w:val="single" w:sz="6" w:space="0" w:color="CCCCCC"/>
+              <w:bottom w:val="single" w:sz="6" w:space="0" w:color="CCCCCC"/>
+              <w:right w:val="single" w:sz="6" w:space="0" w:color="CCCCCC"/>
+            </w:tcBorders>
+            <w:tcMar>
+              <w:top w:w="80" w:type="dxa"/>
+              <w:left w:w="120" w:type="dxa"/>
+              <w:bottom w:w="80" w:type="dxa"/>
+              <w:right w:w="120" w:type="dxa"/>
+            </w:tcMar>
+          </w:tcPr>
+          <w:p>
+            <w:r>
+              <w:rPr>
+                <w:color w:val="000000"/>
+                <w:sz w:val="16"/>
+                <w:szCs w:val="16"/>
+              </w:rPr>
+              <w:t xml:space="preserve">What the applicant must produce</w:t>
+            </w:r>
+          </w:p>
+        </w:tc>
+        <w:tc>
+          <w:tcPr>
+            <w:tcW w:w="1840" w:type="dxa"/>
+            <w:tcBorders>
+              <w:top w:val="single" w:sz="6" w:space="0" w:color="CCCCCC"/>
+              <w:left w:val="single" w:sz="6" w:space="0" w:color="CCCCCC"/>
+              <w:bottom w:val="single" w:sz="6" w:space="0" w:color="CCCCCC"/>
+              <w:right w:val="single" w:sz="6" w:space="0" w:color="CCCCCC"/>
+            </w:tcBorders>
+            <w:tcMar>
+              <w:top w:w="80" w:type="dxa"/>
+              <w:left w:w="120" w:type="dxa"/>
+              <w:bottom w:w="80" w:type="dxa"/>
+              <w:right w:w="120" w:type="dxa"/>
+            </w:tcMar>
+          </w:tcPr>
+          <w:p>
+            <w:r>
+              <w:rPr>
+                <w:color w:val="000000"/>
+                <w:sz w:val="16"/>
+                <w:szCs w:val="16"/>
+              </w:rPr>
+              <w:t xml:space="preserve">A creditworthy guarantor willing to assume liability</w:t>
+            </w:r>
+          </w:p>
+        </w:tc>
+        <w:tc>
+          <w:tcPr>
+            <w:tcW w:w="1840" w:type="dxa"/>
+            <w:tcBorders>
+              <w:top w:val="single" w:sz="6" w:space="0" w:color="CCCCCC"/>
+              <w:left w:val="single" w:sz="6" w:space="0" w:color="CCCCCC"/>
+              <w:bottom w:val="single" w:sz="6" w:space="0" w:color="CCCCCC"/>
+              <w:right w:val="single" w:sz="6" w:space="0" w:color="CCCCCC"/>
+            </w:tcBorders>
+            <w:tcMar>
+              <w:top w:w="80" w:type="dxa"/>
+              <w:left w:w="120" w:type="dxa"/>
+              <w:bottom w:w="80" w:type="dxa"/>
+              <w:right w:w="120" w:type="dxa"/>
+            </w:tcMar>
+          </w:tcPr>
+          <w:p>
+            <w:r>
+              <w:rPr>
+                <w:color w:val="000000"/>
+                <w:sz w:val="16"/>
+                <w:szCs w:val="16"/>
+              </w:rPr>
+              <w:t xml:space="preserve">Cash for a non-refundable premium</w:t>
+            </w:r>
+          </w:p>
+        </w:tc>
+        <w:tc>
+          <w:tcPr>
+            <w:tcW w:w="1940" w:type="dxa"/>
+            <w:tcBorders>
+              <w:top w:val="single" w:sz="6" w:space="0" w:color="CCCCCC"/>
+              <w:left w:val="single" w:sz="6" w:space="0" w:color="CCCCCC"/>
+              <w:bottom w:val="single" w:sz="6" w:space="0" w:color="CCCCCC"/>
+              <w:right w:val="single" w:sz="6" w:space="0" w:color="CCCCCC"/>
+            </w:tcBorders>
+            <w:tcMar>
+              <w:top w:w="80" w:type="dxa"/>
+              <w:left w:w="120" w:type="dxa"/>
+              <w:bottom w:w="80" w:type="dxa"/>
+              <w:right w:w="120" w:type="dxa"/>
+            </w:tcMar>
+          </w:tcPr>
+          <w:p>
+            <w:r>
+              <w:rPr>
+                <w:color w:val="000000"/>
+                <w:sz w:val="16"/>
+                <w:szCs w:val="16"/>
+              </w:rPr>
+              <w:t xml:space="preserve">Typically 3–12 months of rent in cash</w:t>
+            </w:r>
+          </w:p>
+        </w:tc>
+        <w:tc>
+          <w:tcPr>
+            <w:tcW w:w="2040" w:type="dxa"/>
+            <w:tcBorders>
+              <w:top w:val="single" w:sz="6" w:space="0" w:color="CCCCCC"/>
+              <w:left w:val="single" w:sz="6" w:space="0" w:color="CCCCCC"/>
+              <w:bottom w:val="single" w:sz="6" w:space="0" w:color="CCCCCC"/>
+              <w:right w:val="single" w:sz="6" w:space="0" w:color="CCCCCC"/>
+            </w:tcBorders>
+            <w:tcMar>
+              <w:top w:w="80" w:type="dxa"/>
+              <w:left w:w="120" w:type="dxa"/>
+              <w:bottom w:w="80" w:type="dxa"/>
+              <w:right w:w="120" w:type="dxa"/>
+            </w:tcMar>
+          </w:tcPr>
+          <w:p>
+            <w:r>
+              <w:rPr>
+                <w:color w:val="000000"/>
+                <w:sz w:val="16"/>
+                <w:szCs w:val="16"/>
+              </w:rPr>
+              <w:t xml:space="preserve">Up to one additional month of rent — installments permitted where the landlord agrees; third parties may fund</w:t>
             </w:r>
           </w:p>
         </w:tc>
       </w:tr>
       <w:tr>
-        <w:tblPrEx>
-          <w:tblCellMar>
-            <w:top w:w="0" w:type="dxa"/>
-            <w:bottom w:w="0" w:type="dxa"/>
-          </w:tblCellMar>
-        </w:tblPrEx>
-        <w:tc>
-          <w:tcPr>
-            <w:tcW w:w="2600" w:type="dxa"/>
-            <w:tcBorders>
-              <w:top w:val="single" w:sz="6" w:space="0" w:color="CCCCCC"/>
-              <w:left w:val="single" w:sz="6" w:space="0" w:color="CCCCCC"/>
-              <w:bottom w:val="single" w:sz="6" w:space="0" w:color="CCCCCC"/>
-              <w:right w:val="single" w:sz="6" w:space="0" w:color="CCCCCC"/>
-            </w:tcBorders>
-            <w:tcMar>
-              <w:top w:w="80" w:type="dxa"/>
-              <w:left w:w="120" w:type="dxa"/>
-              <w:bottom w:w="80" w:type="dxa"/>
-              <w:right w:w="120" w:type="dxa"/>
-            </w:tcMar>
-          </w:tcPr>
-          <w:p>
-            <w:r>
-              <w:rPr>
-                <w:color w:val="000000"/>
-                <w:sz w:val="16"/>
-                <w:szCs w:val="16"/>
-              </w:rPr>
-              <w:t>Anti-circumvention rule (stricter criteria disqualify)</w:t>
-            </w:r>
-          </w:p>
-        </w:tc>
-        <w:tc>
-          <w:tcPr>
-            <w:tcW w:w="3380" w:type="dxa"/>
-            <w:tcBorders>
-              <w:top w:val="single" w:sz="6" w:space="0" w:color="CCCCCC"/>
-              <w:left w:val="single" w:sz="6" w:space="0" w:color="CCCCCC"/>
-              <w:bottom w:val="single" w:sz="6" w:space="0" w:color="CCCCCC"/>
-              <w:right w:val="single" w:sz="6" w:space="0" w:color="CCCCCC"/>
-            </w:tcBorders>
-            <w:tcMar>
-              <w:top w:w="80" w:type="dxa"/>
-              <w:left w:w="120" w:type="dxa"/>
-              <w:bottom w:w="80" w:type="dxa"/>
-              <w:right w:w="120" w:type="dxa"/>
-            </w:tcMar>
-          </w:tcPr>
-          <w:p>
-            <w:r>
-              <w:rPr>
-                <w:color w:val="000000"/>
-                <w:sz w:val="16"/>
-                <w:szCs w:val="16"/>
-              </w:rPr>
-              <w:t>No</w:t>
-            </w:r>
-          </w:p>
-        </w:tc>
-        <w:tc>
-          <w:tcPr>
-            <w:tcW w:w="3380" w:type="dxa"/>
-            <w:tcBorders>
-              <w:top w:val="single" w:sz="6" w:space="0" w:color="CCCCCC"/>
-              <w:left w:val="single" w:sz="6" w:space="0" w:color="CCCCCC"/>
-              <w:bottom w:val="single" w:sz="6" w:space="0" w:color="CCCCCC"/>
-              <w:right w:val="single" w:sz="6" w:space="0" w:color="CCCCCC"/>
-            </w:tcBorders>
-            <w:tcMar>
-              <w:top w:w="80" w:type="dxa"/>
-              <w:left w:w="120" w:type="dxa"/>
-              <w:bottom w:w="80" w:type="dxa"/>
-              <w:right w:w="120" w:type="dxa"/>
-            </w:tcMar>
-          </w:tcPr>
-          <w:p>
-            <w:r>
-              <w:rPr>
-                <w:color w:val="000000"/>
-                <w:sz w:val="16"/>
-                <w:szCs w:val="16"/>
-              </w:rPr>
-              <w:t>Yes (RSA 540-A:9, III(c))</w:t>
+        <w:tc>
+          <w:tcPr>
+            <w:tcW w:w="1700" w:type="dxa"/>
+            <w:tcBorders>
+              <w:top w:val="single" w:sz="6" w:space="0" w:color="CCCCCC"/>
+              <w:left w:val="single" w:sz="6" w:space="0" w:color="CCCCCC"/>
+              <w:bottom w:val="single" w:sz="6" w:space="0" w:color="CCCCCC"/>
+              <w:right w:val="single" w:sz="6" w:space="0" w:color="CCCCCC"/>
+            </w:tcBorders>
+            <w:tcMar>
+              <w:top w:w="80" w:type="dxa"/>
+              <w:left w:w="120" w:type="dxa"/>
+              <w:bottom w:w="80" w:type="dxa"/>
+              <w:right w:w="120" w:type="dxa"/>
+            </w:tcMar>
+          </w:tcPr>
+          <w:p>
+            <w:r>
+              <w:rPr>
+                <w:color w:val="000000"/>
+                <w:sz w:val="16"/>
+                <w:szCs w:val="16"/>
+              </w:rPr>
+              <w:t xml:space="preserve">Is the cost recovered?</w:t>
+            </w:r>
+          </w:p>
+        </w:tc>
+        <w:tc>
+          <w:tcPr>
+            <w:tcW w:w="1840" w:type="dxa"/>
+            <w:tcBorders>
+              <w:top w:val="single" w:sz="6" w:space="0" w:color="CCCCCC"/>
+              <w:left w:val="single" w:sz="6" w:space="0" w:color="CCCCCC"/>
+              <w:bottom w:val="single" w:sz="6" w:space="0" w:color="CCCCCC"/>
+              <w:right w:val="single" w:sz="6" w:space="0" w:color="CCCCCC"/>
+            </w:tcBorders>
+            <w:tcMar>
+              <w:top w:w="80" w:type="dxa"/>
+              <w:left w:w="120" w:type="dxa"/>
+              <w:bottom w:w="80" w:type="dxa"/>
+              <w:right w:w="120" w:type="dxa"/>
+            </w:tcMar>
+          </w:tcPr>
+          <w:p>
+            <w:r>
+              <w:rPr>
+                <w:color w:val="000000"/>
+                <w:sz w:val="16"/>
+                <w:szCs w:val="16"/>
+              </w:rPr>
+              <w:t xml:space="preserve">No cash outlay, but the guarantor carries open-ended exposure for the tenancy</w:t>
+            </w:r>
+          </w:p>
+        </w:tc>
+        <w:tc>
+          <w:tcPr>
+            <w:tcW w:w="1840" w:type="dxa"/>
+            <w:tcBorders>
+              <w:top w:val="single" w:sz="6" w:space="0" w:color="CCCCCC"/>
+              <w:left w:val="single" w:sz="6" w:space="0" w:color="CCCCCC"/>
+              <w:bottom w:val="single" w:sz="6" w:space="0" w:color="CCCCCC"/>
+              <w:right w:val="single" w:sz="6" w:space="0" w:color="CCCCCC"/>
+            </w:tcBorders>
+            <w:tcMar>
+              <w:top w:w="80" w:type="dxa"/>
+              <w:left w:w="120" w:type="dxa"/>
+              <w:bottom w:w="80" w:type="dxa"/>
+              <w:right w:w="120" w:type="dxa"/>
+            </w:tcMar>
+          </w:tcPr>
+          <w:p>
+            <w:r>
+              <w:rPr>
+                <w:color w:val="000000"/>
+                <w:sz w:val="16"/>
+                <w:szCs w:val="16"/>
+              </w:rPr>
+              <w:t xml:space="preserve">No — the premium is consumed</w:t>
+            </w:r>
+          </w:p>
+        </w:tc>
+        <w:tc>
+          <w:tcPr>
+            <w:tcW w:w="1940" w:type="dxa"/>
+            <w:tcBorders>
+              <w:top w:val="single" w:sz="6" w:space="0" w:color="CCCCCC"/>
+              <w:left w:val="single" w:sz="6" w:space="0" w:color="CCCCCC"/>
+              <w:bottom w:val="single" w:sz="6" w:space="0" w:color="CCCCCC"/>
+              <w:right w:val="single" w:sz="6" w:space="0" w:color="CCCCCC"/>
+            </w:tcBorders>
+            <w:tcMar>
+              <w:top w:w="80" w:type="dxa"/>
+              <w:left w:w="120" w:type="dxa"/>
+              <w:bottom w:w="80" w:type="dxa"/>
+              <w:right w:w="120" w:type="dxa"/>
+            </w:tcMar>
+          </w:tcPr>
+          <w:p>
+            <w:r>
+              <w:rPr>
+                <w:color w:val="000000"/>
+                <w:sz w:val="16"/>
+                <w:szCs w:val="16"/>
+              </w:rPr>
+              <w:t xml:space="preserve">Applied against rent — recoverable only by continued occupancy through the prepaid period</w:t>
+            </w:r>
+          </w:p>
+        </w:tc>
+        <w:tc>
+          <w:tcPr>
+            <w:tcW w:w="2040" w:type="dxa"/>
+            <w:tcBorders>
+              <w:top w:val="single" w:sz="6" w:space="0" w:color="CCCCCC"/>
+              <w:left w:val="single" w:sz="6" w:space="0" w:color="CCCCCC"/>
+              <w:bottom w:val="single" w:sz="6" w:space="0" w:color="CCCCCC"/>
+              <w:right w:val="single" w:sz="6" w:space="0" w:color="CCCCCC"/>
+            </w:tcBorders>
+            <w:tcMar>
+              <w:top w:w="80" w:type="dxa"/>
+              <w:left w:w="120" w:type="dxa"/>
+              <w:bottom w:w="80" w:type="dxa"/>
+              <w:right w:w="120" w:type="dxa"/>
+            </w:tcMar>
+          </w:tcPr>
+          <w:p>
+            <w:r>
+              <w:rPr>
+                <w:color w:val="000000"/>
+                <w:sz w:val="16"/>
+                <w:szCs w:val="16"/>
+              </w:rPr>
+              <w:t xml:space="preserve">Yes — refundable or creditable within 30 days after a complete re-screening submission if the tenant is not in material breach and establishes the standard criteria; otherwise refundable on move-out under the ordinary security-deposit framework</w:t>
+            </w:r>
+          </w:p>
+        </w:tc>
+      </w:tr>
+      <w:tr>
+        <w:tc>
+          <w:tcPr>
+            <w:tcW w:w="1700" w:type="dxa"/>
+            <w:tcBorders>
+              <w:top w:val="single" w:sz="6" w:space="0" w:color="CCCCCC"/>
+              <w:left w:val="single" w:sz="6" w:space="0" w:color="CCCCCC"/>
+              <w:bottom w:val="single" w:sz="6" w:space="0" w:color="CCCCCC"/>
+              <w:right w:val="single" w:sz="6" w:space="0" w:color="CCCCCC"/>
+            </w:tcBorders>
+            <w:tcMar>
+              <w:top w:w="80" w:type="dxa"/>
+              <w:left w:w="120" w:type="dxa"/>
+              <w:bottom w:w="80" w:type="dxa"/>
+              <w:right w:w="120" w:type="dxa"/>
+            </w:tcMar>
+          </w:tcPr>
+          <w:p>
+            <w:r>
+              <w:rPr>
+                <w:color w:val="000000"/>
+                <w:sz w:val="16"/>
+                <w:szCs w:val="16"/>
+              </w:rPr>
+              <w:t xml:space="preserve">Who can supply it</w:t>
+            </w:r>
+          </w:p>
+        </w:tc>
+        <w:tc>
+          <w:tcPr>
+            <w:tcW w:w="1840" w:type="dxa"/>
+            <w:tcBorders>
+              <w:top w:val="single" w:sz="6" w:space="0" w:color="CCCCCC"/>
+              <w:left w:val="single" w:sz="6" w:space="0" w:color="CCCCCC"/>
+              <w:bottom w:val="single" w:sz="6" w:space="0" w:color="CCCCCC"/>
+              <w:right w:val="single" w:sz="6" w:space="0" w:color="CCCCCC"/>
+            </w:tcBorders>
+            <w:tcMar>
+              <w:top w:w="80" w:type="dxa"/>
+              <w:left w:w="120" w:type="dxa"/>
+              <w:bottom w:w="80" w:type="dxa"/>
+              <w:right w:w="120" w:type="dxa"/>
+            </w:tcMar>
+          </w:tcPr>
+          <w:p>
+            <w:r>
+              <w:rPr>
+                <w:color w:val="000000"/>
+                <w:sz w:val="16"/>
+                <w:szCs w:val="16"/>
+              </w:rPr>
+              <w:t xml:space="preserve">Family or a social network with strong credit</w:t>
+            </w:r>
+          </w:p>
+        </w:tc>
+        <w:tc>
+          <w:tcPr>
+            <w:tcW w:w="1840" w:type="dxa"/>
+            <w:tcBorders>
+              <w:top w:val="single" w:sz="6" w:space="0" w:color="CCCCCC"/>
+              <w:left w:val="single" w:sz="6" w:space="0" w:color="CCCCCC"/>
+              <w:bottom w:val="single" w:sz="6" w:space="0" w:color="CCCCCC"/>
+              <w:right w:val="single" w:sz="6" w:space="0" w:color="CCCCCC"/>
+            </w:tcBorders>
+            <w:tcMar>
+              <w:top w:w="80" w:type="dxa"/>
+              <w:left w:w="120" w:type="dxa"/>
+              <w:bottom w:w="80" w:type="dxa"/>
+              <w:right w:w="120" w:type="dxa"/>
+            </w:tcMar>
+          </w:tcPr>
+          <w:p>
+            <w:r>
+              <w:rPr>
+                <w:color w:val="000000"/>
+                <w:sz w:val="16"/>
+                <w:szCs w:val="16"/>
+              </w:rPr>
+              <w:t xml:space="preserve">An insurer, priced against the applicant’s risk</w:t>
+            </w:r>
+          </w:p>
+        </w:tc>
+        <w:tc>
+          <w:tcPr>
+            <w:tcW w:w="1940" w:type="dxa"/>
+            <w:tcBorders>
+              <w:top w:val="single" w:sz="6" w:space="0" w:color="CCCCCC"/>
+              <w:left w:val="single" w:sz="6" w:space="0" w:color="CCCCCC"/>
+              <w:bottom w:val="single" w:sz="6" w:space="0" w:color="CCCCCC"/>
+              <w:right w:val="single" w:sz="6" w:space="0" w:color="CCCCCC"/>
+            </w:tcBorders>
+            <w:tcMar>
+              <w:top w:w="80" w:type="dxa"/>
+              <w:left w:w="120" w:type="dxa"/>
+              <w:bottom w:w="80" w:type="dxa"/>
+              <w:right w:w="120" w:type="dxa"/>
+            </w:tcMar>
+          </w:tcPr>
+          <w:p>
+            <w:r>
+              <w:rPr>
+                <w:color w:val="000000"/>
+                <w:sz w:val="16"/>
+                <w:szCs w:val="16"/>
+              </w:rPr>
+              <w:t xml:space="preserve">The applicant’s own liquidity</w:t>
+            </w:r>
+          </w:p>
+        </w:tc>
+        <w:tc>
+          <w:tcPr>
+            <w:tcW w:w="2040" w:type="dxa"/>
+            <w:tcBorders>
+              <w:top w:val="single" w:sz="6" w:space="0" w:color="CCCCCC"/>
+              <w:left w:val="single" w:sz="6" w:space="0" w:color="CCCCCC"/>
+              <w:bottom w:val="single" w:sz="6" w:space="0" w:color="CCCCCC"/>
+              <w:right w:val="single" w:sz="6" w:space="0" w:color="CCCCCC"/>
+            </w:tcBorders>
+            <w:tcMar>
+              <w:top w:w="80" w:type="dxa"/>
+              <w:left w:w="120" w:type="dxa"/>
+              <w:bottom w:w="80" w:type="dxa"/>
+              <w:right w:w="120" w:type="dxa"/>
+            </w:tcMar>
+          </w:tcPr>
+          <w:p>
+            <w:r>
+              <w:rPr>
+                <w:color w:val="000000"/>
+                <w:sz w:val="16"/>
+                <w:szCs w:val="16"/>
+              </w:rPr>
+              <w:t xml:space="preserve">The applicant, family, an employer, a charity, or a municipality — the refund returns to the payor (RSA 540-A:7, I(b))</w:t>
+            </w:r>
+          </w:p>
+        </w:tc>
+      </w:tr>
+      <w:tr>
+        <w:tc>
+          <w:tcPr>
+            <w:tcW w:w="1700" w:type="dxa"/>
+            <w:tcBorders>
+              <w:top w:val="single" w:sz="6" w:space="0" w:color="CCCCCC"/>
+              <w:left w:val="single" w:sz="6" w:space="0" w:color="CCCCCC"/>
+              <w:bottom w:val="single" w:sz="6" w:space="0" w:color="CCCCCC"/>
+              <w:right w:val="single" w:sz="6" w:space="0" w:color="CCCCCC"/>
+            </w:tcBorders>
+            <w:tcMar>
+              <w:top w:w="80" w:type="dxa"/>
+              <w:left w:w="120" w:type="dxa"/>
+              <w:bottom w:w="80" w:type="dxa"/>
+              <w:right w:w="120" w:type="dxa"/>
+            </w:tcMar>
+          </w:tcPr>
+          <w:p>
+            <w:r>
+              <w:rPr>
+                <w:color w:val="000000"/>
+                <w:sz w:val="16"/>
+                <w:szCs w:val="16"/>
+              </w:rPr>
+              <w:t xml:space="preserve">Statutory cap on amount</w:t>
+            </w:r>
+          </w:p>
+        </w:tc>
+        <w:tc>
+          <w:tcPr>
+            <w:tcW w:w="1840" w:type="dxa"/>
+            <w:tcBorders>
+              <w:top w:val="single" w:sz="6" w:space="0" w:color="CCCCCC"/>
+              <w:left w:val="single" w:sz="6" w:space="0" w:color="CCCCCC"/>
+              <w:bottom w:val="single" w:sz="6" w:space="0" w:color="CCCCCC"/>
+              <w:right w:val="single" w:sz="6" w:space="0" w:color="CCCCCC"/>
+            </w:tcBorders>
+            <w:tcMar>
+              <w:top w:w="80" w:type="dxa"/>
+              <w:left w:w="120" w:type="dxa"/>
+              <w:bottom w:w="80" w:type="dxa"/>
+              <w:right w:w="120" w:type="dxa"/>
+            </w:tcMar>
+          </w:tcPr>
+          <w:p>
+            <w:r>
+              <w:rPr>
+                <w:color w:val="000000"/>
+                <w:sz w:val="16"/>
+                <w:szCs w:val="16"/>
+              </w:rPr>
+              <w:t xml:space="preserve">None</w:t>
+            </w:r>
+          </w:p>
+        </w:tc>
+        <w:tc>
+          <w:tcPr>
+            <w:tcW w:w="1840" w:type="dxa"/>
+            <w:tcBorders>
+              <w:top w:val="single" w:sz="6" w:space="0" w:color="CCCCCC"/>
+              <w:left w:val="single" w:sz="6" w:space="0" w:color="CCCCCC"/>
+              <w:bottom w:val="single" w:sz="6" w:space="0" w:color="CCCCCC"/>
+              <w:right w:val="single" w:sz="6" w:space="0" w:color="CCCCCC"/>
+            </w:tcBorders>
+            <w:tcMar>
+              <w:top w:w="80" w:type="dxa"/>
+              <w:left w:w="120" w:type="dxa"/>
+              <w:bottom w:w="80" w:type="dxa"/>
+              <w:right w:w="120" w:type="dxa"/>
+            </w:tcMar>
+          </w:tcPr>
+          <w:p>
+            <w:r>
+              <w:rPr>
+                <w:color w:val="000000"/>
+                <w:sz w:val="16"/>
+                <w:szCs w:val="16"/>
+              </w:rPr>
+              <w:t xml:space="preserve">None (premium varies)</w:t>
+            </w:r>
+          </w:p>
+        </w:tc>
+        <w:tc>
+          <w:tcPr>
+            <w:tcW w:w="1940" w:type="dxa"/>
+            <w:tcBorders>
+              <w:top w:val="single" w:sz="6" w:space="0" w:color="CCCCCC"/>
+              <w:left w:val="single" w:sz="6" w:space="0" w:color="CCCCCC"/>
+              <w:bottom w:val="single" w:sz="6" w:space="0" w:color="CCCCCC"/>
+              <w:right w:val="single" w:sz="6" w:space="0" w:color="CCCCCC"/>
+            </w:tcBorders>
+            <w:tcMar>
+              <w:top w:w="80" w:type="dxa"/>
+              <w:left w:w="120" w:type="dxa"/>
+              <w:bottom w:w="80" w:type="dxa"/>
+              <w:right w:w="120" w:type="dxa"/>
+            </w:tcMar>
+          </w:tcPr>
+          <w:p>
+            <w:r>
+              <w:rPr>
+                <w:color w:val="000000"/>
+                <w:sz w:val="16"/>
+                <w:szCs w:val="16"/>
+              </w:rPr>
+              <w:t xml:space="preserve">No one-month dollar cap (but advance rent must be applied to consecutive, uninterrupted rental periods beginning with the first unpaid period — RSA 540-A:5, II)</w:t>
+            </w:r>
+          </w:p>
+        </w:tc>
+        <w:tc>
+          <w:tcPr>
+            <w:tcW w:w="2040" w:type="dxa"/>
+            <w:tcBorders>
+              <w:top w:val="single" w:sz="6" w:space="0" w:color="CCCCCC"/>
+              <w:left w:val="single" w:sz="6" w:space="0" w:color="CCCCCC"/>
+              <w:bottom w:val="single" w:sz="6" w:space="0" w:color="CCCCCC"/>
+              <w:right w:val="single" w:sz="6" w:space="0" w:color="CCCCCC"/>
+            </w:tcBorders>
+            <w:tcMar>
+              <w:top w:w="80" w:type="dxa"/>
+              <w:left w:w="120" w:type="dxa"/>
+              <w:bottom w:w="80" w:type="dxa"/>
+              <w:right w:w="120" w:type="dxa"/>
+            </w:tcMar>
+          </w:tcPr>
+          <w:p>
+            <w:r>
+              <w:rPr>
+                <w:color w:val="000000"/>
+                <w:sz w:val="16"/>
+                <w:szCs w:val="16"/>
+              </w:rPr>
+              <w:t xml:space="preserve">One additional month’s rent (RSA 540-A:5, V)</w:t>
+            </w:r>
+          </w:p>
+        </w:tc>
+      </w:tr>
+      <w:tr>
+        <w:tc>
+          <w:tcPr>
+            <w:tcW w:w="1700" w:type="dxa"/>
+            <w:tcBorders>
+              <w:top w:val="single" w:sz="6" w:space="0" w:color="CCCCCC"/>
+              <w:left w:val="single" w:sz="6" w:space="0" w:color="CCCCCC"/>
+              <w:bottom w:val="single" w:sz="6" w:space="0" w:color="CCCCCC"/>
+              <w:right w:val="single" w:sz="6" w:space="0" w:color="CCCCCC"/>
+            </w:tcBorders>
+            <w:tcMar>
+              <w:top w:w="80" w:type="dxa"/>
+              <w:left w:w="120" w:type="dxa"/>
+              <w:bottom w:w="80" w:type="dxa"/>
+              <w:right w:w="120" w:type="dxa"/>
+            </w:tcMar>
+          </w:tcPr>
+          <w:p>
+            <w:r>
+              <w:rPr>
+                <w:color w:val="000000"/>
+                <w:sz w:val="16"/>
+                <w:szCs w:val="16"/>
+              </w:rPr>
+              <w:t xml:space="preserve">Eligibility limits</w:t>
+            </w:r>
+          </w:p>
+        </w:tc>
+        <w:tc>
+          <w:tcPr>
+            <w:tcW w:w="1840" w:type="dxa"/>
+            <w:tcBorders>
+              <w:top w:val="single" w:sz="6" w:space="0" w:color="CCCCCC"/>
+              <w:left w:val="single" w:sz="6" w:space="0" w:color="CCCCCC"/>
+              <w:bottom w:val="single" w:sz="6" w:space="0" w:color="CCCCCC"/>
+              <w:right w:val="single" w:sz="6" w:space="0" w:color="CCCCCC"/>
+            </w:tcBorders>
+            <w:tcMar>
+              <w:top w:w="80" w:type="dxa"/>
+              <w:left w:w="120" w:type="dxa"/>
+              <w:bottom w:w="80" w:type="dxa"/>
+              <w:right w:w="120" w:type="dxa"/>
+            </w:tcMar>
+          </w:tcPr>
+          <w:p>
+            <w:r>
+              <w:rPr>
+                <w:color w:val="000000"/>
+                <w:sz w:val="16"/>
+                <w:szCs w:val="16"/>
+              </w:rPr>
+              <w:t xml:space="preserve">None</w:t>
+            </w:r>
+          </w:p>
+        </w:tc>
+        <w:tc>
+          <w:tcPr>
+            <w:tcW w:w="1840" w:type="dxa"/>
+            <w:tcBorders>
+              <w:top w:val="single" w:sz="6" w:space="0" w:color="CCCCCC"/>
+              <w:left w:val="single" w:sz="6" w:space="0" w:color="CCCCCC"/>
+              <w:bottom w:val="single" w:sz="6" w:space="0" w:color="CCCCCC"/>
+              <w:right w:val="single" w:sz="6" w:space="0" w:color="CCCCCC"/>
+            </w:tcBorders>
+            <w:tcMar>
+              <w:top w:w="80" w:type="dxa"/>
+              <w:left w:w="120" w:type="dxa"/>
+              <w:bottom w:w="80" w:type="dxa"/>
+              <w:right w:w="120" w:type="dxa"/>
+            </w:tcMar>
+          </w:tcPr>
+          <w:p>
+            <w:r>
+              <w:rPr>
+                <w:color w:val="000000"/>
+                <w:sz w:val="16"/>
+                <w:szCs w:val="16"/>
+              </w:rPr>
+              <w:t xml:space="preserve">None — insurer underwriting applies</w:t>
+            </w:r>
+          </w:p>
+        </w:tc>
+        <w:tc>
+          <w:tcPr>
+            <w:tcW w:w="1940" w:type="dxa"/>
+            <w:tcBorders>
+              <w:top w:val="single" w:sz="6" w:space="0" w:color="CCCCCC"/>
+              <w:left w:val="single" w:sz="6" w:space="0" w:color="CCCCCC"/>
+              <w:bottom w:val="single" w:sz="6" w:space="0" w:color="CCCCCC"/>
+              <w:right w:val="single" w:sz="6" w:space="0" w:color="CCCCCC"/>
+            </w:tcBorders>
+            <w:tcMar>
+              <w:top w:w="80" w:type="dxa"/>
+              <w:left w:w="120" w:type="dxa"/>
+              <w:bottom w:w="80" w:type="dxa"/>
+              <w:right w:w="120" w:type="dxa"/>
+            </w:tcMar>
+          </w:tcPr>
+          <w:p>
+            <w:r>
+              <w:rPr>
+                <w:color w:val="000000"/>
+                <w:sz w:val="16"/>
+                <w:szCs w:val="16"/>
+              </w:rPr>
+              <w:t xml:space="preserve">None</w:t>
+            </w:r>
+          </w:p>
+        </w:tc>
+        <w:tc>
+          <w:tcPr>
+            <w:tcW w:w="2040" w:type="dxa"/>
+            <w:tcBorders>
+              <w:top w:val="single" w:sz="6" w:space="0" w:color="CCCCCC"/>
+              <w:left w:val="single" w:sz="6" w:space="0" w:color="CCCCCC"/>
+              <w:bottom w:val="single" w:sz="6" w:space="0" w:color="CCCCCC"/>
+              <w:right w:val="single" w:sz="6" w:space="0" w:color="CCCCCC"/>
+            </w:tcBorders>
+            <w:tcMar>
+              <w:top w:w="80" w:type="dxa"/>
+              <w:left w:w="120" w:type="dxa"/>
+              <w:bottom w:w="80" w:type="dxa"/>
+              <w:right w:w="120" w:type="dxa"/>
+            </w:tcMar>
+          </w:tcPr>
+          <w:p>
+            <w:r>
+              <w:rPr>
+                <w:color w:val="000000"/>
+                <w:sz w:val="16"/>
+                <w:szCs w:val="16"/>
+              </w:rPr>
+              <w:t xml:space="preserve">Five enumerated, statutorily-capped criteria (RSA 540-A:9, II)</w:t>
+            </w:r>
+          </w:p>
+        </w:tc>
+      </w:tr>
+      <w:tr>
+        <w:tc>
+          <w:tcPr>
+            <w:tcW w:w="1700" w:type="dxa"/>
+            <w:tcBorders>
+              <w:top w:val="single" w:sz="6" w:space="0" w:color="CCCCCC"/>
+              <w:left w:val="single" w:sz="6" w:space="0" w:color="CCCCCC"/>
+              <w:bottom w:val="single" w:sz="6" w:space="0" w:color="CCCCCC"/>
+              <w:right w:val="single" w:sz="6" w:space="0" w:color="CCCCCC"/>
+            </w:tcBorders>
+            <w:tcMar>
+              <w:top w:w="80" w:type="dxa"/>
+              <w:left w:w="120" w:type="dxa"/>
+              <w:bottom w:w="80" w:type="dxa"/>
+              <w:right w:w="120" w:type="dxa"/>
+            </w:tcMar>
+          </w:tcPr>
+          <w:p>
+            <w:r>
+              <w:rPr>
+                <w:color w:val="000000"/>
+                <w:sz w:val="16"/>
+                <w:szCs w:val="16"/>
+              </w:rPr>
+              <w:t xml:space="preserve">Disclosure of criteria required prior to or concurrently with application</w:t>
+            </w:r>
+          </w:p>
+        </w:tc>
+        <w:tc>
+          <w:tcPr>
+            <w:tcW w:w="1840" w:type="dxa"/>
+            <w:tcBorders>
+              <w:top w:val="single" w:sz="6" w:space="0" w:color="CCCCCC"/>
+              <w:left w:val="single" w:sz="6" w:space="0" w:color="CCCCCC"/>
+              <w:bottom w:val="single" w:sz="6" w:space="0" w:color="CCCCCC"/>
+              <w:right w:val="single" w:sz="6" w:space="0" w:color="CCCCCC"/>
+            </w:tcBorders>
+            <w:tcMar>
+              <w:top w:w="80" w:type="dxa"/>
+              <w:left w:w="120" w:type="dxa"/>
+              <w:bottom w:w="80" w:type="dxa"/>
+              <w:right w:w="120" w:type="dxa"/>
+            </w:tcMar>
+          </w:tcPr>
+          <w:p>
+            <w:r>
+              <w:rPr>
+                <w:color w:val="000000"/>
+                <w:sz w:val="16"/>
+                <w:szCs w:val="16"/>
+              </w:rPr>
+              <w:t xml:space="preserve">No</w:t>
+            </w:r>
+          </w:p>
+        </w:tc>
+        <w:tc>
+          <w:tcPr>
+            <w:tcW w:w="1840" w:type="dxa"/>
+            <w:tcBorders>
+              <w:top w:val="single" w:sz="6" w:space="0" w:color="CCCCCC"/>
+              <w:left w:val="single" w:sz="6" w:space="0" w:color="CCCCCC"/>
+              <w:bottom w:val="single" w:sz="6" w:space="0" w:color="CCCCCC"/>
+              <w:right w:val="single" w:sz="6" w:space="0" w:color="CCCCCC"/>
+            </w:tcBorders>
+            <w:tcMar>
+              <w:top w:w="80" w:type="dxa"/>
+              <w:left w:w="120" w:type="dxa"/>
+              <w:bottom w:w="80" w:type="dxa"/>
+              <w:right w:w="120" w:type="dxa"/>
+            </w:tcMar>
+          </w:tcPr>
+          <w:p>
+            <w:r>
+              <w:rPr>
+                <w:color w:val="000000"/>
+                <w:sz w:val="16"/>
+                <w:szCs w:val="16"/>
+              </w:rPr>
+              <w:t xml:space="preserve">No</w:t>
+            </w:r>
+          </w:p>
+        </w:tc>
+        <w:tc>
+          <w:tcPr>
+            <w:tcW w:w="1940" w:type="dxa"/>
+            <w:tcBorders>
+              <w:top w:val="single" w:sz="6" w:space="0" w:color="CCCCCC"/>
+              <w:left w:val="single" w:sz="6" w:space="0" w:color="CCCCCC"/>
+              <w:bottom w:val="single" w:sz="6" w:space="0" w:color="CCCCCC"/>
+              <w:right w:val="single" w:sz="6" w:space="0" w:color="CCCCCC"/>
+            </w:tcBorders>
+            <w:tcMar>
+              <w:top w:w="80" w:type="dxa"/>
+              <w:left w:w="120" w:type="dxa"/>
+              <w:bottom w:w="80" w:type="dxa"/>
+              <w:right w:w="120" w:type="dxa"/>
+            </w:tcMar>
+          </w:tcPr>
+          <w:p>
+            <w:r>
+              <w:rPr>
+                <w:color w:val="000000"/>
+                <w:sz w:val="16"/>
+                <w:szCs w:val="16"/>
+              </w:rPr>
+              <w:t xml:space="preserve">No</w:t>
+            </w:r>
+          </w:p>
+        </w:tc>
+        <w:tc>
+          <w:tcPr>
+            <w:tcW w:w="2040" w:type="dxa"/>
+            <w:tcBorders>
+              <w:top w:val="single" w:sz="6" w:space="0" w:color="CCCCCC"/>
+              <w:left w:val="single" w:sz="6" w:space="0" w:color="CCCCCC"/>
+              <w:bottom w:val="single" w:sz="6" w:space="0" w:color="CCCCCC"/>
+              <w:right w:val="single" w:sz="6" w:space="0" w:color="CCCCCC"/>
+            </w:tcBorders>
+            <w:tcMar>
+              <w:top w:w="80" w:type="dxa"/>
+              <w:left w:w="120" w:type="dxa"/>
+              <w:bottom w:w="80" w:type="dxa"/>
+              <w:right w:w="120" w:type="dxa"/>
+            </w:tcMar>
+          </w:tcPr>
+          <w:p>
+            <w:r>
+              <w:rPr>
+                <w:color w:val="000000"/>
+                <w:sz w:val="16"/>
+                <w:szCs w:val="16"/>
+              </w:rPr>
+              <w:t xml:space="preserve">Yes (RSA 540-A:9, II)</w:t>
+            </w:r>
+          </w:p>
+        </w:tc>
+      </w:tr>
+      <w:tr>
+        <w:tc>
+          <w:tcPr>
+            <w:tcW w:w="1700" w:type="dxa"/>
+            <w:tcBorders>
+              <w:top w:val="single" w:sz="6" w:space="0" w:color="CCCCCC"/>
+              <w:left w:val="single" w:sz="6" w:space="0" w:color="CCCCCC"/>
+              <w:bottom w:val="single" w:sz="6" w:space="0" w:color="CCCCCC"/>
+              <w:right w:val="single" w:sz="6" w:space="0" w:color="CCCCCC"/>
+            </w:tcBorders>
+            <w:tcMar>
+              <w:top w:w="80" w:type="dxa"/>
+              <w:left w:w="120" w:type="dxa"/>
+              <w:bottom w:w="80" w:type="dxa"/>
+              <w:right w:w="120" w:type="dxa"/>
+            </w:tcMar>
+          </w:tcPr>
+          <w:p>
+            <w:r>
+              <w:rPr>
+                <w:color w:val="000000"/>
+                <w:sz w:val="16"/>
+                <w:szCs w:val="16"/>
+              </w:rPr>
+              <w:t xml:space="preserve">Statutory notice safe harbor</w:t>
+            </w:r>
+          </w:p>
+        </w:tc>
+        <w:tc>
+          <w:tcPr>
+            <w:tcW w:w="1840" w:type="dxa"/>
+            <w:tcBorders>
+              <w:top w:val="single" w:sz="6" w:space="0" w:color="CCCCCC"/>
+              <w:left w:val="single" w:sz="6" w:space="0" w:color="CCCCCC"/>
+              <w:bottom w:val="single" w:sz="6" w:space="0" w:color="CCCCCC"/>
+              <w:right w:val="single" w:sz="6" w:space="0" w:color="CCCCCC"/>
+            </w:tcBorders>
+            <w:tcMar>
+              <w:top w:w="80" w:type="dxa"/>
+              <w:left w:w="120" w:type="dxa"/>
+              <w:bottom w:w="80" w:type="dxa"/>
+              <w:right w:w="120" w:type="dxa"/>
+            </w:tcMar>
+          </w:tcPr>
+          <w:p>
+            <w:r>
+              <w:rPr>
+                <w:color w:val="000000"/>
+                <w:sz w:val="16"/>
+                <w:szCs w:val="16"/>
+              </w:rPr>
+              <w:t xml:space="preserve">No</w:t>
+            </w:r>
+          </w:p>
+        </w:tc>
+        <w:tc>
+          <w:tcPr>
+            <w:tcW w:w="1840" w:type="dxa"/>
+            <w:tcBorders>
+              <w:top w:val="single" w:sz="6" w:space="0" w:color="CCCCCC"/>
+              <w:left w:val="single" w:sz="6" w:space="0" w:color="CCCCCC"/>
+              <w:bottom w:val="single" w:sz="6" w:space="0" w:color="CCCCCC"/>
+              <w:right w:val="single" w:sz="6" w:space="0" w:color="CCCCCC"/>
+            </w:tcBorders>
+            <w:tcMar>
+              <w:top w:w="80" w:type="dxa"/>
+              <w:left w:w="120" w:type="dxa"/>
+              <w:bottom w:w="80" w:type="dxa"/>
+              <w:right w:w="120" w:type="dxa"/>
+            </w:tcMar>
+          </w:tcPr>
+          <w:p>
+            <w:r>
+              <w:rPr>
+                <w:color w:val="000000"/>
+                <w:sz w:val="16"/>
+                <w:szCs w:val="16"/>
+              </w:rPr>
+              <w:t xml:space="preserve">No</w:t>
+            </w:r>
+          </w:p>
+        </w:tc>
+        <w:tc>
+          <w:tcPr>
+            <w:tcW w:w="1940" w:type="dxa"/>
+            <w:tcBorders>
+              <w:top w:val="single" w:sz="6" w:space="0" w:color="CCCCCC"/>
+              <w:left w:val="single" w:sz="6" w:space="0" w:color="CCCCCC"/>
+              <w:bottom w:val="single" w:sz="6" w:space="0" w:color="CCCCCC"/>
+              <w:right w:val="single" w:sz="6" w:space="0" w:color="CCCCCC"/>
+            </w:tcBorders>
+            <w:tcMar>
+              <w:top w:w="80" w:type="dxa"/>
+              <w:left w:w="120" w:type="dxa"/>
+              <w:bottom w:w="80" w:type="dxa"/>
+              <w:right w:w="120" w:type="dxa"/>
+            </w:tcMar>
+          </w:tcPr>
+          <w:p>
+            <w:r>
+              <w:rPr>
+                <w:color w:val="000000"/>
+                <w:sz w:val="16"/>
+                <w:szCs w:val="16"/>
+              </w:rPr>
+              <w:t xml:space="preserve">No</w:t>
+            </w:r>
+          </w:p>
+        </w:tc>
+        <w:tc>
+          <w:tcPr>
+            <w:tcW w:w="2040" w:type="dxa"/>
+            <w:tcBorders>
+              <w:top w:val="single" w:sz="6" w:space="0" w:color="CCCCCC"/>
+              <w:left w:val="single" w:sz="6" w:space="0" w:color="CCCCCC"/>
+              <w:bottom w:val="single" w:sz="6" w:space="0" w:color="CCCCCC"/>
+              <w:right w:val="single" w:sz="6" w:space="0" w:color="CCCCCC"/>
+            </w:tcBorders>
+            <w:tcMar>
+              <w:top w:w="80" w:type="dxa"/>
+              <w:left w:w="120" w:type="dxa"/>
+              <w:bottom w:w="80" w:type="dxa"/>
+              <w:right w:w="120" w:type="dxa"/>
+            </w:tcMar>
+          </w:tcPr>
+          <w:p>
+            <w:r>
+              <w:rPr>
+                <w:color w:val="000000"/>
+                <w:sz w:val="16"/>
+                <w:szCs w:val="16"/>
+              </w:rPr>
+              <w:t xml:space="preserve">Yes (RSA 540-A:9, V)</w:t>
+            </w:r>
+          </w:p>
+        </w:tc>
+      </w:tr>
+      <w:tr>
+        <w:tc>
+          <w:tcPr>
+            <w:tcW w:w="1700" w:type="dxa"/>
+            <w:tcBorders>
+              <w:top w:val="single" w:sz="6" w:space="0" w:color="CCCCCC"/>
+              <w:left w:val="single" w:sz="6" w:space="0" w:color="CCCCCC"/>
+              <w:bottom w:val="single" w:sz="6" w:space="0" w:color="CCCCCC"/>
+              <w:right w:val="single" w:sz="6" w:space="0" w:color="CCCCCC"/>
+            </w:tcBorders>
+            <w:tcMar>
+              <w:top w:w="80" w:type="dxa"/>
+              <w:left w:w="120" w:type="dxa"/>
+              <w:bottom w:w="80" w:type="dxa"/>
+              <w:right w:w="120" w:type="dxa"/>
+            </w:tcMar>
+          </w:tcPr>
+          <w:p>
+            <w:r>
+              <w:rPr>
+                <w:color w:val="000000"/>
+                <w:sz w:val="16"/>
+                <w:szCs w:val="16"/>
+              </w:rPr>
+              <w:t xml:space="preserve">Re-screening / refund right</w:t>
+            </w:r>
+          </w:p>
+        </w:tc>
+        <w:tc>
+          <w:tcPr>
+            <w:tcW w:w="1840" w:type="dxa"/>
+            <w:tcBorders>
+              <w:top w:val="single" w:sz="6" w:space="0" w:color="CCCCCC"/>
+              <w:left w:val="single" w:sz="6" w:space="0" w:color="CCCCCC"/>
+              <w:bottom w:val="single" w:sz="6" w:space="0" w:color="CCCCCC"/>
+              <w:right w:val="single" w:sz="6" w:space="0" w:color="CCCCCC"/>
+            </w:tcBorders>
+            <w:tcMar>
+              <w:top w:w="80" w:type="dxa"/>
+              <w:left w:w="120" w:type="dxa"/>
+              <w:bottom w:w="80" w:type="dxa"/>
+              <w:right w:w="120" w:type="dxa"/>
+            </w:tcMar>
+          </w:tcPr>
+          <w:p>
+            <w:r>
+              <w:rPr>
+                <w:color w:val="000000"/>
+                <w:sz w:val="16"/>
+                <w:szCs w:val="16"/>
+              </w:rPr>
+              <w:t xml:space="preserve">No</w:t>
+            </w:r>
+          </w:p>
+        </w:tc>
+        <w:tc>
+          <w:tcPr>
+            <w:tcW w:w="1840" w:type="dxa"/>
+            <w:tcBorders>
+              <w:top w:val="single" w:sz="6" w:space="0" w:color="CCCCCC"/>
+              <w:left w:val="single" w:sz="6" w:space="0" w:color="CCCCCC"/>
+              <w:bottom w:val="single" w:sz="6" w:space="0" w:color="CCCCCC"/>
+              <w:right w:val="single" w:sz="6" w:space="0" w:color="CCCCCC"/>
+            </w:tcBorders>
+            <w:tcMar>
+              <w:top w:w="80" w:type="dxa"/>
+              <w:left w:w="120" w:type="dxa"/>
+              <w:bottom w:w="80" w:type="dxa"/>
+              <w:right w:w="120" w:type="dxa"/>
+            </w:tcMar>
+          </w:tcPr>
+          <w:p>
+            <w:r>
+              <w:rPr>
+                <w:color w:val="000000"/>
+                <w:sz w:val="16"/>
+                <w:szCs w:val="16"/>
+              </w:rPr>
+              <w:t xml:space="preserve">No</w:t>
+            </w:r>
+          </w:p>
+        </w:tc>
+        <w:tc>
+          <w:tcPr>
+            <w:tcW w:w="1940" w:type="dxa"/>
+            <w:tcBorders>
+              <w:top w:val="single" w:sz="6" w:space="0" w:color="CCCCCC"/>
+              <w:left w:val="single" w:sz="6" w:space="0" w:color="CCCCCC"/>
+              <w:bottom w:val="single" w:sz="6" w:space="0" w:color="CCCCCC"/>
+              <w:right w:val="single" w:sz="6" w:space="0" w:color="CCCCCC"/>
+            </w:tcBorders>
+            <w:tcMar>
+              <w:top w:w="80" w:type="dxa"/>
+              <w:left w:w="120" w:type="dxa"/>
+              <w:bottom w:w="80" w:type="dxa"/>
+              <w:right w:w="120" w:type="dxa"/>
+            </w:tcMar>
+          </w:tcPr>
+          <w:p>
+            <w:r>
+              <w:rPr>
+                <w:color w:val="000000"/>
+                <w:sz w:val="16"/>
+                <w:szCs w:val="16"/>
+              </w:rPr>
+              <w:t xml:space="preserve">No</w:t>
+            </w:r>
+          </w:p>
+        </w:tc>
+        <w:tc>
+          <w:tcPr>
+            <w:tcW w:w="2040" w:type="dxa"/>
+            <w:tcBorders>
+              <w:top w:val="single" w:sz="6" w:space="0" w:color="CCCCCC"/>
+              <w:left w:val="single" w:sz="6" w:space="0" w:color="CCCCCC"/>
+              <w:bottom w:val="single" w:sz="6" w:space="0" w:color="CCCCCC"/>
+              <w:right w:val="single" w:sz="6" w:space="0" w:color="CCCCCC"/>
+            </w:tcBorders>
+            <w:tcMar>
+              <w:top w:w="80" w:type="dxa"/>
+              <w:left w:w="120" w:type="dxa"/>
+              <w:bottom w:w="80" w:type="dxa"/>
+              <w:right w:w="120" w:type="dxa"/>
+            </w:tcMar>
+          </w:tcPr>
+          <w:p>
+            <w:r>
+              <w:rPr>
+                <w:color w:val="000000"/>
+                <w:sz w:val="16"/>
+                <w:szCs w:val="16"/>
+              </w:rPr>
+              <w:t xml:space="preserve">Yes; 6-month / 12-month cycles; 30-day refund deadline (RSA 540-A:9, VI)</w:t>
+            </w:r>
+          </w:p>
+        </w:tc>
+      </w:tr>
+      <w:tr>
+        <w:tc>
+          <w:tcPr>
+            <w:tcW w:w="1700" w:type="dxa"/>
+            <w:tcBorders>
+              <w:top w:val="single" w:sz="6" w:space="0" w:color="CCCCCC"/>
+              <w:left w:val="single" w:sz="6" w:space="0" w:color="CCCCCC"/>
+              <w:bottom w:val="single" w:sz="6" w:space="0" w:color="CCCCCC"/>
+              <w:right w:val="single" w:sz="6" w:space="0" w:color="CCCCCC"/>
+            </w:tcBorders>
+            <w:tcMar>
+              <w:top w:w="80" w:type="dxa"/>
+              <w:left w:w="120" w:type="dxa"/>
+              <w:bottom w:w="80" w:type="dxa"/>
+              <w:right w:w="120" w:type="dxa"/>
+            </w:tcMar>
+          </w:tcPr>
+          <w:p>
+            <w:r>
+              <w:rPr>
+                <w:color w:val="000000"/>
+                <w:sz w:val="16"/>
+                <w:szCs w:val="16"/>
+              </w:rPr>
+              <w:t xml:space="preserve">Third-party payor refund mechanism</w:t>
+            </w:r>
+          </w:p>
+        </w:tc>
+        <w:tc>
+          <w:tcPr>
+            <w:tcW w:w="1840" w:type="dxa"/>
+            <w:tcBorders>
+              <w:top w:val="single" w:sz="6" w:space="0" w:color="CCCCCC"/>
+              <w:left w:val="single" w:sz="6" w:space="0" w:color="CCCCCC"/>
+              <w:bottom w:val="single" w:sz="6" w:space="0" w:color="CCCCCC"/>
+              <w:right w:val="single" w:sz="6" w:space="0" w:color="CCCCCC"/>
+            </w:tcBorders>
+            <w:tcMar>
+              <w:top w:w="80" w:type="dxa"/>
+              <w:left w:w="120" w:type="dxa"/>
+              <w:bottom w:w="80" w:type="dxa"/>
+              <w:right w:w="120" w:type="dxa"/>
+            </w:tcMar>
+          </w:tcPr>
+          <w:p>
+            <w:r>
+              <w:rPr>
+                <w:color w:val="000000"/>
+                <w:sz w:val="16"/>
+                <w:szCs w:val="16"/>
+              </w:rPr>
+              <w:t xml:space="preserve">No</w:t>
+            </w:r>
+          </w:p>
+        </w:tc>
+        <w:tc>
+          <w:tcPr>
+            <w:tcW w:w="1840" w:type="dxa"/>
+            <w:tcBorders>
+              <w:top w:val="single" w:sz="6" w:space="0" w:color="CCCCCC"/>
+              <w:left w:val="single" w:sz="6" w:space="0" w:color="CCCCCC"/>
+              <w:bottom w:val="single" w:sz="6" w:space="0" w:color="CCCCCC"/>
+              <w:right w:val="single" w:sz="6" w:space="0" w:color="CCCCCC"/>
+            </w:tcBorders>
+            <w:tcMar>
+              <w:top w:w="80" w:type="dxa"/>
+              <w:left w:w="120" w:type="dxa"/>
+              <w:bottom w:w="80" w:type="dxa"/>
+              <w:right w:w="120" w:type="dxa"/>
+            </w:tcMar>
+          </w:tcPr>
+          <w:p>
+            <w:r>
+              <w:rPr>
+                <w:color w:val="000000"/>
+                <w:sz w:val="16"/>
+                <w:szCs w:val="16"/>
+              </w:rPr>
+              <w:t xml:space="preserve">No</w:t>
+            </w:r>
+          </w:p>
+        </w:tc>
+        <w:tc>
+          <w:tcPr>
+            <w:tcW w:w="1940" w:type="dxa"/>
+            <w:tcBorders>
+              <w:top w:val="single" w:sz="6" w:space="0" w:color="CCCCCC"/>
+              <w:left w:val="single" w:sz="6" w:space="0" w:color="CCCCCC"/>
+              <w:bottom w:val="single" w:sz="6" w:space="0" w:color="CCCCCC"/>
+              <w:right w:val="single" w:sz="6" w:space="0" w:color="CCCCCC"/>
+            </w:tcBorders>
+            <w:tcMar>
+              <w:top w:w="80" w:type="dxa"/>
+              <w:left w:w="120" w:type="dxa"/>
+              <w:bottom w:w="80" w:type="dxa"/>
+              <w:right w:w="120" w:type="dxa"/>
+            </w:tcMar>
+          </w:tcPr>
+          <w:p>
+            <w:r>
+              <w:rPr>
+                <w:color w:val="000000"/>
+                <w:sz w:val="16"/>
+                <w:szCs w:val="16"/>
+              </w:rPr>
+              <w:t xml:space="preserve">No</w:t>
+            </w:r>
+          </w:p>
+        </w:tc>
+        <w:tc>
+          <w:tcPr>
+            <w:tcW w:w="2040" w:type="dxa"/>
+            <w:tcBorders>
+              <w:top w:val="single" w:sz="6" w:space="0" w:color="CCCCCC"/>
+              <w:left w:val="single" w:sz="6" w:space="0" w:color="CCCCCC"/>
+              <w:bottom w:val="single" w:sz="6" w:space="0" w:color="CCCCCC"/>
+              <w:right w:val="single" w:sz="6" w:space="0" w:color="CCCCCC"/>
+            </w:tcBorders>
+            <w:tcMar>
+              <w:top w:w="80" w:type="dxa"/>
+              <w:left w:w="120" w:type="dxa"/>
+              <w:bottom w:w="80" w:type="dxa"/>
+              <w:right w:w="120" w:type="dxa"/>
+            </w:tcMar>
+          </w:tcPr>
+          <w:p>
+            <w:r>
+              <w:rPr>
+                <w:color w:val="000000"/>
+                <w:sz w:val="16"/>
+                <w:szCs w:val="16"/>
+              </w:rPr>
+              <w:t xml:space="preserve">Yes (RSA 540-A:7, I(b))</w:t>
+            </w:r>
+          </w:p>
+        </w:tc>
+      </w:tr>
+      <w:tr>
+        <w:tc>
+          <w:tcPr>
+            <w:tcW w:w="1700" w:type="dxa"/>
+            <w:tcBorders>
+              <w:top w:val="single" w:sz="6" w:space="0" w:color="CCCCCC"/>
+              <w:left w:val="single" w:sz="6" w:space="0" w:color="CCCCCC"/>
+              <w:bottom w:val="single" w:sz="6" w:space="0" w:color="CCCCCC"/>
+              <w:right w:val="single" w:sz="6" w:space="0" w:color="CCCCCC"/>
+            </w:tcBorders>
+            <w:tcMar>
+              <w:top w:w="80" w:type="dxa"/>
+              <w:left w:w="120" w:type="dxa"/>
+              <w:bottom w:w="80" w:type="dxa"/>
+              <w:right w:w="120" w:type="dxa"/>
+            </w:tcMar>
+          </w:tcPr>
+          <w:p>
+            <w:r>
+              <w:rPr>
+                <w:color w:val="000000"/>
+                <w:sz w:val="16"/>
+                <w:szCs w:val="16"/>
+              </w:rPr>
+              <w:t xml:space="preserve">Consumer-protection regime</w:t>
+            </w:r>
+          </w:p>
+        </w:tc>
+        <w:tc>
+          <w:tcPr>
+            <w:tcW w:w="1840" w:type="dxa"/>
+            <w:tcBorders>
+              <w:top w:val="single" w:sz="6" w:space="0" w:color="CCCCCC"/>
+              <w:left w:val="single" w:sz="6" w:space="0" w:color="CCCCCC"/>
+              <w:bottom w:val="single" w:sz="6" w:space="0" w:color="CCCCCC"/>
+              <w:right w:val="single" w:sz="6" w:space="0" w:color="CCCCCC"/>
+            </w:tcBorders>
+            <w:tcMar>
+              <w:top w:w="80" w:type="dxa"/>
+              <w:left w:w="120" w:type="dxa"/>
+              <w:bottom w:w="80" w:type="dxa"/>
+              <w:right w:w="120" w:type="dxa"/>
+            </w:tcMar>
+          </w:tcPr>
+          <w:p>
+            <w:r>
+              <w:rPr>
+                <w:color w:val="000000"/>
+                <w:sz w:val="16"/>
+                <w:szCs w:val="16"/>
+              </w:rPr>
+              <w:t xml:space="preserve">General contract law</w:t>
+            </w:r>
+          </w:p>
+        </w:tc>
+        <w:tc>
+          <w:tcPr>
+            <w:tcW w:w="1840" w:type="dxa"/>
+            <w:tcBorders>
+              <w:top w:val="single" w:sz="6" w:space="0" w:color="CCCCCC"/>
+              <w:left w:val="single" w:sz="6" w:space="0" w:color="CCCCCC"/>
+              <w:bottom w:val="single" w:sz="6" w:space="0" w:color="CCCCCC"/>
+              <w:right w:val="single" w:sz="6" w:space="0" w:color="CCCCCC"/>
+            </w:tcBorders>
+            <w:tcMar>
+              <w:top w:w="80" w:type="dxa"/>
+              <w:left w:w="120" w:type="dxa"/>
+              <w:bottom w:w="80" w:type="dxa"/>
+              <w:right w:w="120" w:type="dxa"/>
+            </w:tcMar>
+          </w:tcPr>
+          <w:p>
+            <w:r>
+              <w:rPr>
+                <w:color w:val="000000"/>
+                <w:sz w:val="16"/>
+                <w:szCs w:val="16"/>
+              </w:rPr>
+              <w:t xml:space="preserve">Insurance regulation</w:t>
+            </w:r>
+          </w:p>
+        </w:tc>
+        <w:tc>
+          <w:tcPr>
+            <w:tcW w:w="1940" w:type="dxa"/>
+            <w:tcBorders>
+              <w:top w:val="single" w:sz="6" w:space="0" w:color="CCCCCC"/>
+              <w:left w:val="single" w:sz="6" w:space="0" w:color="CCCCCC"/>
+              <w:bottom w:val="single" w:sz="6" w:space="0" w:color="CCCCCC"/>
+              <w:right w:val="single" w:sz="6" w:space="0" w:color="CCCCCC"/>
+            </w:tcBorders>
+            <w:tcMar>
+              <w:top w:w="80" w:type="dxa"/>
+              <w:left w:w="120" w:type="dxa"/>
+              <w:bottom w:w="80" w:type="dxa"/>
+              <w:right w:w="120" w:type="dxa"/>
+            </w:tcMar>
+          </w:tcPr>
+          <w:p>
+            <w:r>
+              <w:rPr>
+                <w:color w:val="000000"/>
+                <w:sz w:val="16"/>
+                <w:szCs w:val="16"/>
+              </w:rPr>
+              <w:t xml:space="preserve">Advance-rent rules (RSA 540-A:5, II)</w:t>
+            </w:r>
+          </w:p>
+        </w:tc>
+        <w:tc>
+          <w:tcPr>
+            <w:tcW w:w="2040" w:type="dxa"/>
+            <w:tcBorders>
+              <w:top w:val="single" w:sz="6" w:space="0" w:color="CCCCCC"/>
+              <w:left w:val="single" w:sz="6" w:space="0" w:color="CCCCCC"/>
+              <w:bottom w:val="single" w:sz="6" w:space="0" w:color="CCCCCC"/>
+              <w:right w:val="single" w:sz="6" w:space="0" w:color="CCCCCC"/>
+            </w:tcBorders>
+            <w:tcMar>
+              <w:top w:w="80" w:type="dxa"/>
+              <w:left w:w="120" w:type="dxa"/>
+              <w:bottom w:w="80" w:type="dxa"/>
+              <w:right w:w="120" w:type="dxa"/>
+            </w:tcMar>
+          </w:tcPr>
+          <w:p>
+            <w:r>
+              <w:rPr>
+                <w:color w:val="000000"/>
+                <w:sz w:val="16"/>
+                <w:szCs w:val="16"/>
+              </w:rPr>
+              <w:t xml:space="preserve">Disclosure, statutory notice, re-screening, refund deadlines (RSA 540-A:9)</w:t>
+            </w:r>
+          </w:p>
+        </w:tc>
+      </w:tr>
+      <w:tr>
+        <w:tc>
+          <w:tcPr>
+            <w:tcW w:w="1700" w:type="dxa"/>
+            <w:tcBorders>
+              <w:top w:val="single" w:sz="6" w:space="0" w:color="CCCCCC"/>
+              <w:left w:val="single" w:sz="6" w:space="0" w:color="CCCCCC"/>
+              <w:bottom w:val="single" w:sz="6" w:space="0" w:color="CCCCCC"/>
+              <w:right w:val="single" w:sz="6" w:space="0" w:color="CCCCCC"/>
+            </w:tcBorders>
+            <w:tcMar>
+              <w:top w:w="80" w:type="dxa"/>
+              <w:left w:w="120" w:type="dxa"/>
+              <w:bottom w:w="80" w:type="dxa"/>
+              <w:right w:w="120" w:type="dxa"/>
+            </w:tcMar>
+          </w:tcPr>
+          <w:p>
+            <w:r>
+              <w:rPr>
+                <w:color w:val="000000"/>
+                <w:sz w:val="16"/>
+                <w:szCs w:val="16"/>
+              </w:rPr>
+              <w:t xml:space="preserve">CPA enforcement against misuse</w:t>
+            </w:r>
+          </w:p>
+        </w:tc>
+        <w:tc>
+          <w:tcPr>
+            <w:tcW w:w="1840" w:type="dxa"/>
+            <w:tcBorders>
+              <w:top w:val="single" w:sz="6" w:space="0" w:color="CCCCCC"/>
+              <w:left w:val="single" w:sz="6" w:space="0" w:color="CCCCCC"/>
+              <w:bottom w:val="single" w:sz="6" w:space="0" w:color="CCCCCC"/>
+              <w:right w:val="single" w:sz="6" w:space="0" w:color="CCCCCC"/>
+            </w:tcBorders>
+            <w:tcMar>
+              <w:top w:w="80" w:type="dxa"/>
+              <w:left w:w="120" w:type="dxa"/>
+              <w:bottom w:w="80" w:type="dxa"/>
+              <w:right w:w="120" w:type="dxa"/>
+            </w:tcMar>
+          </w:tcPr>
+          <w:p>
+            <w:r>
+              <w:rPr>
+                <w:color w:val="000000"/>
+                <w:sz w:val="16"/>
+                <w:szCs w:val="16"/>
+              </w:rPr>
+              <w:t xml:space="preserve">No — contract remedies only</w:t>
+            </w:r>
+          </w:p>
+        </w:tc>
+        <w:tc>
+          <w:tcPr>
+            <w:tcW w:w="1840" w:type="dxa"/>
+            <w:tcBorders>
+              <w:top w:val="single" w:sz="6" w:space="0" w:color="CCCCCC"/>
+              <w:left w:val="single" w:sz="6" w:space="0" w:color="CCCCCC"/>
+              <w:bottom w:val="single" w:sz="6" w:space="0" w:color="CCCCCC"/>
+              <w:right w:val="single" w:sz="6" w:space="0" w:color="CCCCCC"/>
+            </w:tcBorders>
+            <w:tcMar>
+              <w:top w:w="80" w:type="dxa"/>
+              <w:left w:w="120" w:type="dxa"/>
+              <w:bottom w:w="80" w:type="dxa"/>
+              <w:right w:w="120" w:type="dxa"/>
+            </w:tcMar>
+          </w:tcPr>
+          <w:p>
+            <w:r>
+              <w:rPr>
+                <w:color w:val="000000"/>
+                <w:sz w:val="16"/>
+                <w:szCs w:val="16"/>
+              </w:rPr>
+              <w:t xml:space="preserve">No — insurance-regulatory remedies</w:t>
+            </w:r>
+          </w:p>
+        </w:tc>
+        <w:tc>
+          <w:tcPr>
+            <w:tcW w:w="1940" w:type="dxa"/>
+            <w:tcBorders>
+              <w:top w:val="single" w:sz="6" w:space="0" w:color="CCCCCC"/>
+              <w:left w:val="single" w:sz="6" w:space="0" w:color="CCCCCC"/>
+              <w:bottom w:val="single" w:sz="6" w:space="0" w:color="CCCCCC"/>
+              <w:right w:val="single" w:sz="6" w:space="0" w:color="CCCCCC"/>
+            </w:tcBorders>
+            <w:tcMar>
+              <w:top w:w="80" w:type="dxa"/>
+              <w:left w:w="120" w:type="dxa"/>
+              <w:bottom w:w="80" w:type="dxa"/>
+              <w:right w:w="120" w:type="dxa"/>
+            </w:tcMar>
+          </w:tcPr>
+          <w:p>
+            <w:r>
+              <w:rPr>
+                <w:color w:val="000000"/>
+                <w:sz w:val="16"/>
+                <w:szCs w:val="16"/>
+              </w:rPr>
+              <w:t xml:space="preserve">Subject to general RSA 540-A enforcement</w:t>
+            </w:r>
+          </w:p>
+        </w:tc>
+        <w:tc>
+          <w:tcPr>
+            <w:tcW w:w="2040" w:type="dxa"/>
+            <w:tcBorders>
+              <w:top w:val="single" w:sz="6" w:space="0" w:color="CCCCCC"/>
+              <w:left w:val="single" w:sz="6" w:space="0" w:color="CCCCCC"/>
+              <w:bottom w:val="single" w:sz="6" w:space="0" w:color="CCCCCC"/>
+              <w:right w:val="single" w:sz="6" w:space="0" w:color="CCCCCC"/>
+            </w:tcBorders>
+            <w:tcMar>
+              <w:top w:w="80" w:type="dxa"/>
+              <w:left w:w="120" w:type="dxa"/>
+              <w:bottom w:w="80" w:type="dxa"/>
+              <w:right w:w="120" w:type="dxa"/>
+            </w:tcMar>
+          </w:tcPr>
+          <w:p>
+            <w:r>
+              <w:rPr>
+                <w:color w:val="000000"/>
+                <w:sz w:val="16"/>
+                <w:szCs w:val="16"/>
+              </w:rPr>
+              <w:t xml:space="preserve">Express RSA 358-A:2 / RSA 358-A:10, I link (RSA 540-A:8, I(c))</w:t>
+            </w:r>
+          </w:p>
+        </w:tc>
+      </w:tr>
+      <w:tr>
+        <w:tc>
+          <w:tcPr>
+            <w:tcW w:w="1700" w:type="dxa"/>
+            <w:tcBorders>
+              <w:top w:val="single" w:sz="6" w:space="0" w:color="CCCCCC"/>
+              <w:left w:val="single" w:sz="6" w:space="0" w:color="CCCCCC"/>
+              <w:bottom w:val="single" w:sz="6" w:space="0" w:color="CCCCCC"/>
+              <w:right w:val="single" w:sz="6" w:space="0" w:color="CCCCCC"/>
+            </w:tcBorders>
+            <w:tcMar>
+              <w:top w:w="80" w:type="dxa"/>
+              <w:left w:w="120" w:type="dxa"/>
+              <w:bottom w:w="80" w:type="dxa"/>
+              <w:right w:w="120" w:type="dxa"/>
+            </w:tcMar>
+          </w:tcPr>
+          <w:p>
+            <w:r>
+              <w:rPr>
+                <w:color w:val="000000"/>
+                <w:sz w:val="16"/>
+                <w:szCs w:val="16"/>
+              </w:rPr>
+              <w:t xml:space="preserve">Anti-circumvention rule (stricter criteria disqualify)</w:t>
+            </w:r>
+          </w:p>
+        </w:tc>
+        <w:tc>
+          <w:tcPr>
+            <w:tcW w:w="1840" w:type="dxa"/>
+            <w:tcBorders>
+              <w:top w:val="single" w:sz="6" w:space="0" w:color="CCCCCC"/>
+              <w:left w:val="single" w:sz="6" w:space="0" w:color="CCCCCC"/>
+              <w:bottom w:val="single" w:sz="6" w:space="0" w:color="CCCCCC"/>
+              <w:right w:val="single" w:sz="6" w:space="0" w:color="CCCCCC"/>
+            </w:tcBorders>
+            <w:tcMar>
+              <w:top w:w="80" w:type="dxa"/>
+              <w:left w:w="120" w:type="dxa"/>
+              <w:bottom w:w="80" w:type="dxa"/>
+              <w:right w:w="120" w:type="dxa"/>
+            </w:tcMar>
+          </w:tcPr>
+          <w:p>
+            <w:r>
+              <w:rPr>
+                <w:color w:val="000000"/>
+                <w:sz w:val="16"/>
+                <w:szCs w:val="16"/>
+              </w:rPr>
+              <w:t xml:space="preserve">Not applicable</w:t>
+            </w:r>
+          </w:p>
+        </w:tc>
+        <w:tc>
+          <w:tcPr>
+            <w:tcW w:w="1840" w:type="dxa"/>
+            <w:tcBorders>
+              <w:top w:val="single" w:sz="6" w:space="0" w:color="CCCCCC"/>
+              <w:left w:val="single" w:sz="6" w:space="0" w:color="CCCCCC"/>
+              <w:bottom w:val="single" w:sz="6" w:space="0" w:color="CCCCCC"/>
+              <w:right w:val="single" w:sz="6" w:space="0" w:color="CCCCCC"/>
+            </w:tcBorders>
+            <w:tcMar>
+              <w:top w:w="80" w:type="dxa"/>
+              <w:left w:w="120" w:type="dxa"/>
+              <w:bottom w:w="80" w:type="dxa"/>
+              <w:right w:w="120" w:type="dxa"/>
+            </w:tcMar>
+          </w:tcPr>
+          <w:p>
+            <w:r>
+              <w:rPr>
+                <w:color w:val="000000"/>
+                <w:sz w:val="16"/>
+                <w:szCs w:val="16"/>
+              </w:rPr>
+              <w:t xml:space="preserve">Not applicable</w:t>
+            </w:r>
+          </w:p>
+        </w:tc>
+        <w:tc>
+          <w:tcPr>
+            <w:tcW w:w="1940" w:type="dxa"/>
+            <w:tcBorders>
+              <w:top w:val="single" w:sz="6" w:space="0" w:color="CCCCCC"/>
+              <w:left w:val="single" w:sz="6" w:space="0" w:color="CCCCCC"/>
+              <w:bottom w:val="single" w:sz="6" w:space="0" w:color="CCCCCC"/>
+              <w:right w:val="single" w:sz="6" w:space="0" w:color="CCCCCC"/>
+            </w:tcBorders>
+            <w:tcMar>
+              <w:top w:w="80" w:type="dxa"/>
+              <w:left w:w="120" w:type="dxa"/>
+              <w:bottom w:w="80" w:type="dxa"/>
+              <w:right w:w="120" w:type="dxa"/>
+            </w:tcMar>
+          </w:tcPr>
+          <w:p>
+            <w:r>
+              <w:rPr>
+                <w:color w:val="000000"/>
+                <w:sz w:val="16"/>
+                <w:szCs w:val="16"/>
+              </w:rPr>
+              <w:t xml:space="preserve">No</w:t>
+            </w:r>
+          </w:p>
+        </w:tc>
+        <w:tc>
+          <w:tcPr>
+            <w:tcW w:w="2040" w:type="dxa"/>
+            <w:tcBorders>
+              <w:top w:val="single" w:sz="6" w:space="0" w:color="CCCCCC"/>
+              <w:left w:val="single" w:sz="6" w:space="0" w:color="CCCCCC"/>
+              <w:bottom w:val="single" w:sz="6" w:space="0" w:color="CCCCCC"/>
+              <w:right w:val="single" w:sz="6" w:space="0" w:color="CCCCCC"/>
+            </w:tcBorders>
+            <w:tcMar>
+              <w:top w:w="80" w:type="dxa"/>
+              <w:left w:w="120" w:type="dxa"/>
+              <w:bottom w:w="80" w:type="dxa"/>
+              <w:right w:w="120" w:type="dxa"/>
+            </w:tcMar>
+          </w:tcPr>
+          <w:p>
+            <w:r>
+              <w:rPr>
+                <w:color w:val="000000"/>
+                <w:sz w:val="16"/>
+                <w:szCs w:val="16"/>
+              </w:rPr>
+              <w:t xml:space="preserve">Yes (RSA 540-A:9, III(c))</w:t>
             </w:r>
           </w:p>
         </w:tc>
@@ -1672,6 +3685,61 @@
     </w:p>
     <w:p>
       <w:pPr>
+        <w:pStyle w:val="Heading2"/>
+      </w:pPr>
+      <w:r>
+        <w:t>3.4 Enhanced deposits are already lawful — for exempt landlords</w:t>
+      </w:r>
+    </w:p>
+    <w:p>
+      <w:pPr>
+        <w:spacing w:after="120" w:line="300" w:lineRule="auto"/>
+      </w:pPr>
+      <w:r>
+        <w:t xml:space="preserve">It is also worth noting that an enhanced security deposit, as a compensating-factor tool, is common industry practice across the country and is permitted without guardrails in many other states. HB 1336-FN is unusual among comparable statutes in the depth of its disclosure, re-screening, refund, third-party-payor, and CPA enforcement protections. The bill does not import a foreign instrument into New Hampshire law; it brings a familiar one inside an unusually protective regulatory perimeter.</w:t>
+      </w:r>
+    </w:p>
+    <w:p>
+      <w:pPr>
+        <w:spacing w:after="120" w:line="300" w:lineRule="auto"/>
+      </w:pPr>
+      <w:r>
+        <w:t xml:space="preserve">The reason these enhanced-deposit arrangements are already lawful for part of the market sits in the definitions. RSA 540-A:5, I defines the “landlord” to whom the security-deposit subdivision — including the one-month cap — applies, and then expressly carves a class of owners out of it:</w:t>
+      </w:r>
+    </w:p>
+    <w:p>
+      <w:pPr>
+        <w:spacing w:after="120" w:line="300" w:lineRule="auto"/>
+      </w:pPr>
+      <w:r>
+        <w:rPr>
+          <w:i/>
+          <w:iCs/>
+        </w:rPr>
+        <w:t xml:space="preserve">“A person who rents or leases a single-family residence and owns no other rental property or who rents or leases rental units in an owner-occupied building of 5 units or less shall not be considered a ‘landlord’ for the purposes of this subdivision, except for any individual unit in such building which is occupied by a person or persons 60 years of age or older.”</w:t>
+      </w:r>
+      <w:r>
+        <w:t xml:space="preserve"> — RSA 540-A:5, I</w:t>
+      </w:r>
+    </w:p>
+    <w:p>
+      <w:pPr>
+        <w:spacing w:after="120" w:line="300" w:lineRule="auto"/>
+      </w:pPr>
+      <w:r>
+        <w:t xml:space="preserve">Because the cap in RSA 540-A:6, I(a) binds only a statutory “landlord,” these owners sit outside it entirely. An owner-occupant of a four-unit building, or the owner of a single rental house who owns no other rental property, may lawfully collect a double — or larger — security deposit today, with no disclosure requirement, no statutory notice, no re-screening right, no third-party-payor refund mechanism, and no RCD-specific Consumer Protection Act linkage. (The exception within the exception: units occupied by persons 60 years of age or older remain protected even within exempt buildings.)</w:t>
+      </w:r>
+    </w:p>
+    <w:p>
+      <w:pPr>
+        <w:spacing w:after="120" w:line="300" w:lineRule="auto"/>
+      </w:pPr>
+      <w:r>
+        <w:t xml:space="preserve">This is the existing practice that HB 1336-FN extends — with guardrails — to the professional segment, and it is where the bill began: the author’s first lawful double deposit, accepted as an owner-occupant from an applicant emerging from homelessness, is recounted in Section 8.1. The bill takes a flexibility the statute already grants to the least-regulated corner of the market and offers it to professional landlords only inside an unusually protective regulatory perimeter (Section 1).</w:t>
+      </w:r>
+    </w:p>
+    <w:p>
+      <w:pPr>
         <w:pStyle w:val="Heading1"/>
       </w:pPr>
       <w:r>
@@ -1733,8 +3801,6 @@
       </w:pPr>
       <w:r>
         <w:t xml:space="preserve">RSA 540-A:7, I(b), as added by the House amendment, permits a landlord to return the refundable portion of a deposit to a third-party payor in accordance with the third party’s written instructions, provided that those instructions were delivered to the tenant in writing or by electronic communication prior to the commencement of the tenancy. The bill establishes a deliberate sequencing rule for deductions from the security deposit: deductions for damages are taken first from tenant-paid funds and only second from third-party funds. That ordering preserves accountability for the tenant. If the tenant defaults or damages the property, the tenant bears the cost before any charitable, employer, or municipal contribution is touched. This </w:t>
-      </w:r>
-      <w:r>
         <w:lastRenderedPageBreak/>
         <w:t>is a careful and deliberate part of the incentive structure contemplated by the bill. It ensures that third-party support enhances, rather than insulates against, the tenant’s normal accountability under the lease. A landlord who, in good faith, apportions third-party funds in compliance with this section is discharged of liability for the apportionment.</w:t>
       </w:r>
@@ -1793,8 +3859,6 @@
       </w:pPr>
       <w:r>
         <w:t xml:space="preserve">This breadth matters: many applicants who need help qualifying do not personally have extra liquidity. The bill’s architecture allows a community — in whatever form that community appears in the applicant’s life — to stand behind the marginal applicant in a regulated, refundable, recyclable way. This responds directly to one of the most substantive critiques raised in the </w:t>
-      </w:r>
-      <w:r>
         <w:lastRenderedPageBreak/>
         <w:t>legislative record: that an applicant without personal liquidity cannot use a higher deposit. That critique is accurate as stated. The bill’s response is to widen the pool of people who can supply the liquidity rather than to deny that the limitation exists. Many applicants do have the means — whether savings, family help, or accumulated liquidity from a recent move — to fund an RCD themselves, and for those applicants self-funding remains the primary path to qualifying. The third-party-payor mechanism does not replace self-funding; it complements and extends it, broadening who can supply the liquidity when the applicant cannot do so alone, and moving more people into the population of renters who can produce the security an RCD requires. Under HB 1336-FN, the answer to “the applicant cannot fund the RCD” is not “then the applicant is denied”; it is “then a third party may fund it on the applicant’s behalf, with the refund flowing back to that third party.” The bill turns deposit assistance from a personal-liquidity test into a community-support mechanism.</w:t>
       </w:r>
@@ -1829,8 +3893,6 @@
       </w:pPr>
       <w:r>
         <w:t xml:space="preserve">For organizations that do choose to operate this way, the implications for capital efficiency are substantial. The natural mental model is the way an investor thinks about an internal rate of </w:t>
-      </w:r>
-      <w:r>
         <w:lastRenderedPageBreak/>
         <w:t>return. There is an initial outlay period — similar to an upfront capital investment — during which the program deploys donor capital to fund deposits (and an RCD, where applicable) without yet seeing any recovery. As tenancies conclude and refunds are processed, a substantial portion of each cohort’s deposits returns to the fund and is redeployed. That recovered capital functions as recurring “revenue” that replenishes previously deployed capital, just as a returning principal payment from a loan portfolio replenishes a revolving credit facility. The recovery is not perfect; some portion of each cohort’s deposits will be retained against lawful deductions or applied to defaults, and the model reflects this with an explicit recovery rate. But the recovered portion is meaningful, and over time it accumulates into a materially larger working pool than a one-way grant program could maintain on the same charitable inflow.</w:t>
       </w:r>
@@ -1840,7 +3902,7 @@
         <w:spacing w:after="120" w:line="300" w:lineRule="auto"/>
       </w:pPr>
       <w:r>
-        <w:t>We estimate that, over a ten-year horizon at central assumptions, the incremental impact of HB 1336-FN’s third-party-payor architecture is on the order of an additional one thousand to fifteen hundred families per one million dollars of annual charitable inflow. The illustrative capital model accompanying this analysis specifies the comparison at a representative one million dollars in annual charitable inflow, a thirty percent overhead rate, and a two thousand dollar average standard deposit. Under current law, the charity funds a one-month security deposit for each assisted household; the deposit refunds to the tenant at move-out and does not return to the fund, so the program serves approximately 3,500 households over ten years. Under HB 1336-FN — assuming the charity opts into the revolving-capital model authorized by RSA 540-A:7, I(b) — the charity funds the same deposit and, where applicable, an RCD, both of which may flow back to the fund at move-out. Assuming thirty percent of assisted households require the bundled deposit-plus-RCD, an average tenancy of three years, and a population-weighted recovery rate of approximately eighty percent anchored to the TransUnion ResidentScore eviction data presented in Section 3, the same program serves approximately 5,046 households over ten years — an incremental impact of approximately 1,546 additional families on the same charitable inflow.</w:t>
+        <w:t>We estimate that, over a ten-year horizon at central assumptions, the incremental impact of HB 1336-FN’s third-party-payor architecture is on the order of an additional one thousand to fifteen hundred families per one million dollars of annual charitable inflow. The illustrative capital model accompanying this analysis specifies the comparison at a representative one million dollars in annual charitable inflow, a thirty percent overhead rate, and a two thousand dollar average standard deposit. Under current law, the charity funds a one-month security deposit for each assisted household; the deposit refunds to the tenant at move-out and does not return to the fund, so the program serves approximately 3,500 households over ten years. Under HB 1336-FN — assuming the charity opts into the revolving-capital model authorized by RSA 540-A:7, I(b) — the charity funds the same deposit and, where applicable, an RCD, both of which may flow back to the fund at move-out. Assuming thirty percent of assisted households require the bundled deposit-plus-RCD, an average tenancy of three years, and a population-weighted recovery rate of approximately eighty percent anchored to the TransUnion ResidentScore eviction data presented in Section 7, the same program serves approximately 5,046 households over ten years — an incremental impact of approximately 1,546 additional families on the same charitable inflow.</w:t>
       </w:r>
     </w:p>
     <w:p>
@@ -4524,8 +6586,6 @@
       </w:pPr>
       <w:r>
         <w:t xml:space="preserve">A final word on the enabling nature of the framework. HB 1336-FN does not require any charity to operate a revolving-capital program. The bill creates the legal infrastructure — RSA 540-A:7, I(b) — that makes revolving-capital management possible where it was not before. Whether any particular organization elects to take advantage of that infrastructure is a question for the organization’s board, its donors, and its operational judgment. What can be said is that without the passage of HB 1336-FN, this option is not available. With the passage of HB 1336-FN, the </w:t>
-      </w:r>
-      <w:r>
         <w:lastRenderedPageBreak/>
         <w:t>option becomes available to any charitable organization that chooses to operate this way, and the model above illustrates what that option is worth.</w:t>
       </w:r>
@@ -4539,7 +6599,7 @@
           <w:i/>
           <w:iCs/>
         </w:rPr>
-        <w:t>An interactive version of the underlying capital model, with editable assumptions, year-by-year output, sensitivity analysis across bundling rate and recovery rate, and a do-nothing comparison, is available alongside this analysis.</w:t>
+        <w:t>An interactive version of the underlying capital model, with editable assumptions, year-by-year output, sensitivity analysis across bundling rate and recovery rate, and a do-nothing comparison, is available alongside this analysis. Its methodology, variable definitions, and formulas are set out in Appendix B.</w:t>
       </w:r>
     </w:p>
     <w:p>
@@ -4624,8 +6684,6 @@
       </w:pPr>
       <w:r>
         <w:t xml:space="preserve">RSA 540-A:9, I expressly authorizes landlords to accept payment of an RCD in installments. Installments are permissive — the landlord must agree — but the express authorization allows landlords and applicants to structure installment plans without raising any question about </w:t>
-      </w:r>
-      <w:r>
         <w:lastRenderedPageBreak/>
         <w:t>whether the practice is lawful. For applicants with adequate cash flow but limited initial liquidity, installment payment may be permitted by the landlord to reduce the lump-sum burden. As noted in Section 1.6, this authorization can also support “layaway”-style arrangements that hold a priority position on a rental waitlist while the applicant completes funding.</w:t>
       </w:r>
@@ -4721,7 +6779,7 @@
         <w:spacing w:after="120" w:line="300" w:lineRule="auto"/>
       </w:pPr>
       <w:r>
-        <w:t>Section 3 of the bill amends RSA 540-A:6, I(a) only to add the exception language, preserving the one-month maximum for any deposit other than an RCD. Section 3 also removes the obsolete "$100, whichever is greater" floor from existing law — a minor technical clean-up that does not affect the cap as applied to any modern rental.</w:t>
+        <w:t>Section 3 of the bill amends RSA 540-A:6, I(a) only to add the exception language, preserving the one-month maximum for any deposit other than an RCD. The same section also removes the obsolete "$100, whichever is greater" floor from existing law — a minor technical clean-up that does not affect the cap as applied to any modern rental.</w:t>
       </w:r>
     </w:p>
     <w:p>
@@ -6029,8 +8087,6 @@
       </w:pPr>
       <w:r>
         <w:t xml:space="preserve">Taken together, these disincentives represent a deliberate alignment of the bill’s structural friction with its policy intent. The RCD is designed to be useful to the landlord-applicant pair who are genuinely trying to find a path to approval; it is designed to be unattractive, costly, or </w:t>
-      </w:r>
-      <w:r>
         <w:lastRenderedPageBreak/>
         <w:t>affirmatively dangerous to a bad-faith landlord trying to extract additional money from qualified applicants.</w:t>
       </w:r>
@@ -6074,6 +8130,12 @@
       <w:r>
         <w:t>Under existing law, a landlord applying those criteria consistently would generally deny Alex on credit grounds, require a lawful workaround such as prepaid rent or a surety bond, or seek another consistently applied compensating factor. Under HB 1336-FN, Alex may offer an RCD of up to $1,950 (one additional month’s rent), payable in installments if the landlord agrees. The landlord provides the statutory notice safe harbor language, identifying credit as the failed criterion, and discloses any re-screening fee. Six months later, with timely rent payments and an improved credit profile, Alex may request re-screening; if Alex’s score has reached the landlord’s threshold, the RCD is refunded or credited within thirty days.</w:t>
       </w:r>
+      <w:r>
+        <w:rPr>
+          <w:rStyle w:val="FootnoteReference"/>
+        </w:rPr>
+        <w:footnoteReference w:id="1"/>
+      </w:r>
     </w:p>
     <w:p>
       <w:pPr>
@@ -6097,11 +8159,15 @@
       </w:pPr>
       <w:r>
         <w:t xml:space="preserve">Under existing law, the landlord typically denies Brianna on the thin-credit and no-references grounds, or asks for a co-signer. Under HB 1336-FN, Brianna and the landlord may agree to an RCD on the missing-references criterion (RSA 540-A:9, II(e)). Brianna’s parent funds the RCD as a third-party payor (RSA 540-A:7, I(b)); the parties agree in writing before the tenancy that the refund flows back to the parent. Twelve months later, Brianna requests re-screening on the references basis; with twelve months of timely payment to her current landlord, the present-landlord reference she lacked at application now exists. If Brianna has, in the interim, also established a credit profile that meets the landlord’s standard, she clears both eligible criteria and the RCD is refunded to her parent. If, however, Brianna has not yet established a credit score that meets the landlord’s threshold, the landlord may continue to require an RCD on the </w:t>
-      </w:r>
-      <w:r>
         <w:lastRenderedPageBreak/>
         <w:t>credit basis until that criterion is also cured; the re-screening cycle for credit is six months under RSA 540-A:9, VI.</w:t>
       </w:r>
+      <w:r>
+        <w:rPr>
+          <w:rStyle w:val="FootnoteReference"/>
+        </w:rPr>
+        <w:footnoteReference w:id="2"/>
+      </w:r>
     </w:p>
     <w:p>
       <w:pPr>
@@ -6126,6 +8192,12 @@
       <w:r>
         <w:t>Under HB 1336-FN, Carlos may offer an RCD on the income criterion (RSA 540-A:9, II(b)), and the landlord may accept. Disclosure of the 3× rent threshold prior to, or concurrently with, application and payment of any application fee is required; the statutory notice safe harbor language identifies income as the failed criterion. Carlos may pay the RCD in installments if the landlord agrees. If Carlos’s income later rises above the landlord’s threshold and he requests re-screening, the RCD is refunded or credited within thirty days.</w:t>
       </w:r>
+      <w:r>
+        <w:rPr>
+          <w:rStyle w:val="FootnoteReference"/>
+        </w:rPr>
+        <w:footnoteReference w:id="3"/>
+      </w:r>
     </w:p>
     <w:p>
       <w:pPr>
@@ -6150,6 +8222,12 @@
       <w:r>
         <w:t>Under existing law, Dana is denied or asked for a substantial prepaid rent commitment. Under HB 1336-FN, the missing-references criterion permits an RCD. Dana funds the RCD herself. After twelve months of timely rent payment, the new landlord can serve as her de facto reference, and the RCD is refundable upon request.</w:t>
       </w:r>
+      <w:r>
+        <w:rPr>
+          <w:rStyle w:val="FootnoteReference"/>
+        </w:rPr>
+        <w:footnoteReference w:id="4"/>
+      </w:r>
     </w:p>
     <w:p>
       <w:pPr>
@@ -6166,6 +8244,12 @@
       <w:r>
         <w:t>“Eric” relocates to take a job at a New Hampshire-based manufacturer with a workforce-housing assistance program. The employer agrees to fund Eric’s RCD as a third-party payor under a recyclable model: the employer’s assistance pool funds RCDs for new hires, and refunds flow back to the pool after the new hires complete their re-screening or tenancy. Eric’s RCD is $1,800. He pays first month, his security deposit, and a small portion of the RCD; the employer funds the balance. At twelve months, Eric’s now-established rental history qualifies him for re-screening; the RCD refund returns to the employer’s pool, which is used to support the next new hire.</w:t>
       </w:r>
+      <w:r>
+        <w:rPr>
+          <w:rStyle w:val="FootnoteReference"/>
+        </w:rPr>
+        <w:footnoteReference w:id="5"/>
+      </w:r>
     </w:p>
     <w:p>
       <w:pPr>
@@ -6181,11 +8265,15 @@
       </w:pPr>
       <w:r>
         <w:t xml:space="preserve">“Catherine” is exiting transitional housing through a faith-based program with a small revolving deposit-assistance fund. Under existing law, the program’s capital is depleted with each grant — once the funds are disbursed, the program must wait until it raises new money before it can help the next family. Under HB 1336-FN, the program funds Catherine’s RCD as a third-party payor </w:t>
-      </w:r>
-      <w:r>
         <w:lastRenderedPageBreak/>
         <w:t>with a written instruction that the refund return to the program. If Catherine’s tenancy ends without significant deductions, the RCD is returned to the program’s fund, which can be redeployed to the next family in need.</w:t>
       </w:r>
+      <w:r>
+        <w:rPr>
+          <w:rStyle w:val="FootnoteReference"/>
+        </w:rPr>
+        <w:footnoteReference w:id="6"/>
+      </w:r>
     </w:p>
     <w:p>
       <w:pPr>
@@ -6202,6 +8290,12 @@
       <w:r>
         <w:t>“Grace” applies for housing in a small town with an active local welfare program. The local welfare administrator determines that paying Grace’s standard one-month security deposit under RSA 165 is an appropriate use of municipal welfare funds. Grace also fails the landlord’s credit criterion (the landlord’s minimum is 640, Grace’s score is 600), and the landlord suggests an RCD. In this fact pattern, Grace funds the RCD personally with installments where the landlord agrees, and the municipality funds the standard one-month deposit under RSA 165. Under the Senate amendment, when the tenancy ends and the deposit is refundable, the standard deposit is returned directly to the municipality (less any lawful deductions and with any interest required by law); the RCD is returned to Grace. If a municipality instead funded all or part of the RCD under RSA 165, the Senate amendment would direct the refundable municipal portion of those funds back to the municipality unless the municipality directed otherwise. This example illustrates only one possible fact pattern; the bill does not restrict municipalities to funding only the standard deposit.</w:t>
       </w:r>
+      <w:r>
+        <w:rPr>
+          <w:rStyle w:val="FootnoteReference"/>
+        </w:rPr>
+        <w:footnoteReference w:id="7"/>
+      </w:r>
     </w:p>
     <w:p>
       <w:pPr>
@@ -6218,6 +8312,12 @@
       <w:r>
         <w:t>“Henry” entered an RCD lease on credit grounds (his score was 605; the landlord’s minimum is 630). Twelve months in, with timely rent payment and credit-repair work, Henry’s score has reached 660. He requests re-screening at his own expense (the fee was disclosed in the original notice form and capped at the landlord’s actual cost under RSA 540-A’s screening-fee rule). The landlord verifies that Henry now meets the standard credit criterion. Within thirty days of the complete submission, the landlord either refunds the RCD or applies it to Henry’s future rent. Henry transitions to a standard one-month-deposit tenant for the remainder of the lease.</w:t>
       </w:r>
+      <w:r>
+        <w:rPr>
+          <w:rStyle w:val="FootnoteReference"/>
+        </w:rPr>
+        <w:footnoteReference w:id="8"/>
+      </w:r>
     </w:p>
     <w:p>
       <w:pPr>
@@ -6234,6 +8334,12 @@
       <w:r>
         <w:t>“Imani” is supported by a combination of her own savings, her aunt, and a community deposit-assistance organization. Each source funds a portion of the RCD. Per the bill’s sequencing rule (RSA 540-A:7, I(b)), any move-out deductions are taken first from Imani’s tenant-paid funds, and only second from third-party-paid funds. If the tenancy ends with no deductions, the refund flows in proportion to the third parties’ written instructions: a portion to the aunt, a portion to the community organization, and the remainder to Imani.</w:t>
       </w:r>
+      <w:r>
+        <w:rPr>
+          <w:rStyle w:val="FootnoteReference"/>
+        </w:rPr>
+        <w:footnoteReference w:id="9"/>
+      </w:r>
     </w:p>
     <w:p>
       <w:pPr>
@@ -6249,8 +8355,6 @@
       </w:pPr>
       <w:r>
         <w:t xml:space="preserve">A central challenge in residential housing policy design is that rental risk cannot be legislated out of existence. The marginal risk that a particular applicant will not pay rent, will damage the unit beyond ordinary wear and tear, or will require an eviction action is a real cost that must end </w:t>
-      </w:r>
-      <w:r>
         <w:lastRenderedPageBreak/>
         <w:t>up somewhere. The policy question is not whether the risk exists; it is who absorbs it, how transparently, and at what cost.</w:t>
       </w:r>
@@ -6377,8 +8481,6 @@
       </w:pPr>
       <w:r>
         <w:t xml:space="preserve">This is the empirical foundation for the bill. Marginal applicants are systematically denied today not because landlords are uniquely uncharitable, but because the existing legal toolkit does not give those landlords a structured, fair-housing-compliant way to take on marginal risk. HB 1336-FN provides a regulated way for preexisting risks to be allocated more transparently between the applicant (who internalizes the costs associated with their risks on a recoverable basis) and </w:t>
-      </w:r>
-      <w:r>
         <w:lastRenderedPageBreak/>
         <w:t>the landlord (who gains a defined buffer that has nexus and proportionality to the risks associated with the individual tenant).</w:t>
       </w:r>
@@ -6911,7 +9013,7 @@
       </w:pPr>
       <w:r>
         <w:lastRenderedPageBreak/>
-        <w:t>The author’s involvement in co-living originated through what is often called “house hacking” — renting out the extra rooms in one’s own home. While owner-occupying his own co-living rentals, the author once accepted a double security deposit from an applicant who did not meet the credit requirement; the applicant was later disclosed to be coming out of homelessness. That double deposit was lawful, because owner-occupants of small multifamily properties do not meet the sectional definition of a “landlord” for purposes of the security deposit cap restrictions of RSA 540-A:5 and RSA 540-A:6. The experience confirmed that, in at least one real fact pattern, an enhanced security deposit was capable of making the difference between housing and homelessness. The policy framework that became HB 1336-FN extends that already-legal flexibility to the professional landlord segment, with the substantial new guardrails inventoried in Section 6.</w:t>
+        <w:t>The author’s involvement in co-living originated through what is often called “house hacking” — renting out the extra rooms in one’s own home. While owner-occupying his own co-living rentals, the author once accepted a double security deposit from an applicant who did not meet the credit requirement; the applicant was later disclosed to be coming out of homelessness. That double deposit was lawful, because owner-occupants of small multifamily properties do not meet the sectional definition of a “landlord” for purposes of the security deposit cap restrictions of RSA 540-A:5 and RSA 540-A:6. The experience confirmed that, in at least one real fact pattern, an enhanced security deposit was capable of making the difference between housing and homelessness. The policy framework that became HB 1336-FN extends that already-legal flexibility to the professional landlord segment, with the substantial new guardrails inventoried in Section 5.</w:t>
       </w:r>
     </w:p>
     <w:p>
@@ -6952,8 +9054,6 @@
       </w:pPr>
       <w:r>
         <w:t xml:space="preserve">The House Committee on Housing held a public hearing on January 27, 2026. The record reflects a thorough examination of the bill from multiple perspectives. Representative Alexander introduced the bill and described the initial cross-party co-sponsorship. The author testified as the drafter, urging Ought to Pass and identifying the core problem (marginal applicants pushed toward denial under existing law) and the principal regressive features of existing compensating-factor tools. Nick Norman, advocating for housing providers on behalf of the landlord associations of New Hampshire (representing approximately 3,500 New Hampshire landlords), publicly supported the bill with drafting suggestions. Representatives of tenant-side </w:t>
-      </w:r>
-      <w:r>
         <w:lastRenderedPageBreak/>
         <w:t>advocacy organizations — Housing Action New Hampshire, the New Hampshire Coalition to End Homelessness, and New Hampshire Legal Assistance — testified in opposition or with concerns. Multiple advocates raised the issue of upfront cost; the data point that one in four New Hampshire households lacks $2,000 in emergency savings was introduced. Concerns about disclosure compliance and Consumer Protection Act enforcement were raised, and constructive engagement on those points began at the hearing itself.</w:t>
       </w:r>
@@ -7497,8 +9597,6 @@
       </w:pPr>
       <w:r>
         <w:t xml:space="preserve">There is also a substantial empirical record on the normalization concern — much of it set out in the seven-page Safeguards Memo prepared for the Senate Commerce Committee, which is </w:t>
-      </w:r>
-      <w:r>
         <w:lastRenderedPageBreak/>
         <w:t>incorporated here in summary. The credit gate operates significantly below New Hampshire’s average: state credit scores average in the low 720s by TransUnion data and the high 730s by FICO data, and the RCD credit gate caps at 650, by definition the well-below-average tier of the New Hampshire applicant pool. The income gate makes most of the New Hampshire rental market mathematically ineligible: the 350% federal-poverty floor for a household of two (approximately $75,740 in 2026) combined with the 3× rent maximum gives a lowest-possible income-based RCD rent of approximately $2,104/month, above all New Hampshire studios and one-bedrooms and most two-bedrooms. Misuse — collecting more than one month from a qualified applicant who passes the landlord’s criteria — is a Consumer Protection Act violation with statutory damages, court costs, and attorneys’ fees. Misuse is harder under HB 1336-FN than under any existing security deposit workaround.</w:t>
       </w:r>
@@ -7576,8 +9674,6 @@
       </w:pPr>
       <w:r>
         <w:t xml:space="preserve">As discussed in the Landlords subsection of the Safeguards section above, commercial multifamily vacancy-cost discipline already cuts strongly against tightening criteria to </w:t>
-      </w:r>
-      <w:r>
         <w:lastRenderedPageBreak/>
         <w:t>manufacture RCD demand: each excess vacancy month represents tens of thousands of dollars in property value foregone, far outweighing the refundable one-month deposit on offer. The same arithmetic applies here as a check against demanding RCDs from applicants who would otherwise qualify.</w:t>
       </w:r>
@@ -7690,8 +9786,6 @@
       </w:pPr>
       <w:r>
         <w:t>The objection accurately describes a feature of existing law that the bill mitigates, not creates. Under current law, applicants with family resources or social capital already have access to co-</w:t>
-      </w:r>
-      <w:r>
         <w:lastRenderedPageBreak/>
         <w:t>signers, surety bonds, and prepaid rent. Applicants without those resources do not. The bill expands the set of resources that can be mobilized, attenuating the degree to which access to housing depends on the class-bound workarounds — co-signers, surety bonds, multi-month prepayment — that only the already-advantaged can reliably furnish.</w:t>
       </w:r>
@@ -7845,8 +9939,6 @@
       </w:pPr>
       <w:r>
         <w:t xml:space="preserve">It is worth noting at the outset that security deposits are intended to create a measure of leverage. That is their function. They exist to secure and incentivize the tenant’s faithful </w:t>
-      </w:r>
-      <w:r>
         <w:lastRenderedPageBreak/>
         <w:t>performance of the obligations to which the tenant voluntarily commits under the terms of the lease. The relevant question is not whether leverage exists but whether leverage is proportionate to the risk it is securing. To the extent that a larger security deposit confers a higher degree of leverage, that increment has direct nexus and proportionality to the underlying risk the bill addresses — namely, a marginal applicant whose disclosed file falls just short of disclosed approval criteria. It is a coherent policy position that stronger incentives are warranted for riskier counterparties; the bill operationalizes that position with care.</w:t>
       </w:r>
@@ -8060,8 +10152,6 @@
       </w:pPr>
       <w:r>
         <w:t xml:space="preserve">Second, the income gate makes most of the New Hampshire rental market mathematically ineligible. The 350% federal-poverty floor for a household of two (approximately $75,740 in 2026) combined with the 3× rent maximum gives a lowest-possible income-based RCD rent of approximately $2,104/month. As shown in Appendix A (FY2026 Fair Market Rents, New Hampshire Housing Finance Authority, effective October 1, 2025), the $2,104 threshold sits </w:t>
-      </w:r>
-      <w:r>
         <w:lastRenderedPageBreak/>
         <w:t>above every reported one-bedroom FMR in every New Hampshire metropolitan and county FMR area, and above the two-bedroom FMR in nine of the twelve New Hampshire areas (Belknap, Carroll, Cheshire, Coos, Grafton, Hillsborough County (part), Manchester, Merrimack, and Sullivan). Income-based RCDs are mathematically available only in the higher-rent two-bedroom-and-larger units concentrated in Nashua, Portsmouth-Rochester, and Western Rockingham, and in larger family-size units elsewhere; the lower-cost segments where most cost-sensitive New Hampshire renters live remain protected by the income floor.</w:t>
       </w:r>
@@ -8139,8 +10229,6 @@
       </w:pPr>
       <w:r>
         <w:t xml:space="preserve">It is not inherently unfair for the costs associated with a given risk to rest with the party responsible for that risk. Marginal screening risk arises from the specific tenant’s file — credit, income, judgment, references — not from any feature of the landlord’s operation. New Hampshire’s policy tradition generally errs on the side of individual responsibility; allocating the cost of mitigating an individual-attributable risk to the individual (or to a third party willing to stand behind the individual) is consistent with that tradition. It is also consistent with how </w:t>
-      </w:r>
-      <w:r>
         <w:lastRenderedPageBreak/>
         <w:t>comparable risk-mitigation instruments work elsewhere in consumer finance, where the cost of mitigating a marginal underwriting risk attaches to the party whose file is being underwritten.</w:t>
       </w:r>
@@ -8492,8 +10580,6 @@
       </w:pPr>
       <w:r>
         <w:t xml:space="preserve">The bill benefited from close, sustained collaboration with Elliott Berry, retired Executive Director of New Hampshire Legal Assistance, and Stephen Tower, Managing Attorney at the New Hampshire Legal Assistance Manchester Branch Law Office. Their decades of front-line experience representing low-income tenants in New Hampshire — and their willingness to </w:t>
-      </w:r>
-      <w:r>
         <w:lastRenderedPageBreak/>
         <w:t>engage on the substance rather than reflexively oppose a bill labeled as a security-deposit reform — produced significant improvements in the safeguards, the disclosure regime, the re-screening and refund mechanism, and the Consumer Protection Act enforcement linkage. The structural protections in the final bill bear their imprint, and the author owes them a particular intellectual debt.</w:t>
       </w:r>
@@ -8558,13 +10644,7 @@
         <w:spacing w:after="120" w:line="300" w:lineRule="auto"/>
       </w:pPr>
       <w:r>
-        <w:t xml:space="preserve">The author also participated in ongoing policy discussions through the Monadnock Housing Collaborative, where the author serves on the founding advisory group and on the Policy and Planning and Soft Infrastructure workgroups. The bill’s framing as a narrow access tool — rather than a wholesale market reform — reflects, in significant part, those conversations and the </w:t>
-      </w:r>
-      <w:r>
-        <w:t>shared learnings</w:t>
-      </w:r>
-      <w:r>
-        <w:t xml:space="preserve"> that emerged from them about where the marginal-applicant access problem actually sits in the broader New Hampshire housing-affordability landscape.</w:t>
+        <w:t>The author also participated in ongoing policy discussions through the Monadnock Housing Collaborative, where the author serves on the founding advisory group and on the Policy and Planning and Soft Infrastructure workgroups. The bill’s framing as a narrow access tool — rather than a wholesale market reform — reflects, in significant part, those conversations and the shared learnings that emerged from them about where the marginal-applicant access problem actually sits in the broader New Hampshire housing-affordability landscape.</w:t>
       </w:r>
     </w:p>
     <w:p>
@@ -8580,7 +10660,7 @@
         <w:spacing w:after="120" w:line="300" w:lineRule="auto"/>
       </w:pPr>
       <w:r>
-        <w:t>Americans for Prosperity — New Hampshire facilitated introductions to members of the Senate that proved instrumental in moving the bill off the Senate table and into substantive Committee consideration. AFP’s procedural assistance was particularly valuable in surfacing the policy substance to senators who had not yet had the opportunity to engage with the bill in depth, and AFP supports the bill on its merits.</w:t>
+        <w:t>Americans for Prosperity — New Hampshire facilitated introductions to members of the Senate that proved instrumental in moving the bill off the Senate table and into substantive Committee consideration. AFP’s procedural assistance was particularly valuable in surfacing the policy substance to senators who had not yet had the opportunity to engage with the bill in depth.</w:t>
       </w:r>
     </w:p>
     <w:p>
@@ -8612,23 +10692,9 @@
         <w:spacing w:after="120" w:line="300" w:lineRule="auto"/>
       </w:pPr>
       <w:r>
-        <w:t xml:space="preserve">The final bill differs in important respects from the version originally drafted. Every one of those differences </w:t>
-      </w:r>
-      <w:r>
-        <w:t xml:space="preserve">represents a carefully considered change </w:t>
-      </w:r>
-      <w:r>
-        <w:t xml:space="preserve">— and each is traceable to specific feedback from one or more of the contributors named above. Where reasonable people </w:t>
-      </w:r>
-      <w:r>
+        <w:t xml:space="preserve">The final bill differs in important respects from the version originally drafted. Every one of those differences represents a carefully considered change — and each is traceable to specific feedback from one or more of the contributors named above. Where reasonable people </w:t>
         <w:lastRenderedPageBreak/>
-        <w:t xml:space="preserve">disagreed during drafting, the bill text adopted the more conservative position; where the safeguards required strengthening to address a credible concern, they were strengthened. The result is a bill that has earned </w:t>
-      </w:r>
-      <w:r>
-        <w:t>the agreement</w:t>
-      </w:r>
-      <w:r>
-        <w:t xml:space="preserve"> of stakeholders who typically find themselves on opposite sides of landlord-tenant policy questions, and that has done so without compromising the substantive policy aim of expanding housing access for the marginal applicant.</w:t>
+        <w:t>disagreed during drafting, the bill text adopted the more conservative position; where the safeguards required strengthening to address a credible concern, they were strengthened. The result is a bill that has earned the agreement of stakeholders who typically find themselves on opposite sides of landlord-tenant policy questions, and that has done so without compromising the substantive policy aim of expanding housing access for the marginal applicant.</w:t>
       </w:r>
     </w:p>
     <w:p>
@@ -12148,6 +14214,3379 @@
       </w:pPr>
       <w:r>
         <w:t>The $2,104 monthly rent threshold derived in Sections 5.15 and 9.12 (where the 3× rent maximum equals 350% of the 2026 federal poverty guideline for a household of two) sits above every reported one-bedroom FMR in the New Hampshire areas and above the two-bedroom FMR in nine of the twelve New Hampshire areas. The two-bedroom FMRs that exceed the $2,104 threshold are concentrated in Nashua ($2,127), Portsmouth-Rochester ($2,194), and Western Rockingham ($2,220); two-bedroom FMRs in the Boston-Cambridge-Quincy MA-NH and Lawrence MA-NH areas are likewise above the threshold but reflect Massachusetts-anchored rental markets.</w:t>
+      </w:r>
+    </w:p>
+    <w:p>
+      <w:pPr>
+        <w:pStyle w:val="Heading1"/>
+      </w:pPr>
+      <w:r>
+        <w:t>Appendix B. Capital Model Methodology</w:t>
+      </w:r>
+    </w:p>
+    <w:p>
+      <w:pPr>
+        <w:spacing w:after="120" w:line="300" w:lineRule="auto"/>
+      </w:pPr>
+      <w:r>
+        <w:t xml:space="preserve">This appendix sets out the methodology of the Rental Assistance Capital Model described in Section 4.5 and distributed alongside this analysis in interactive and spreadsheet form. The model compares two worlds over a fixed horizon of ten years. Under the do-nothing baseline (current law), charity-funded deposits are one-way grants: the deposit refunds to the tenant at move-out and never returns to the fund. Under HB 1336-FN, charity-funded deposits — and RCDs, where used — refund to the third-party payor under RSA 540-A:7, I(b) and are redeployed to the next household.</w:t>
+      </w:r>
+    </w:p>
+    <w:p>
+      <w:pPr>
+        <w:pStyle w:val="Heading2"/>
+      </w:pPr>
+      <w:r>
+        <w:t>B.1 Variables</w:t>
+      </w:r>
+    </w:p>
+    <w:tbl>
+      <w:tblPr>
+        <w:tblW w:w="9360" w:type="dxa"/>
+        <w:tblBorders>
+          <w:top w:val="single" w:sz="4" w:space="0" w:color="auto"/>
+          <w:left w:val="single" w:sz="4" w:space="0" w:color="auto"/>
+          <w:bottom w:val="single" w:sz="4" w:space="0" w:color="auto"/>
+          <w:right w:val="single" w:sz="4" w:space="0" w:color="auto"/>
+          <w:insideH w:val="single" w:sz="4" w:space="0" w:color="auto"/>
+          <w:insideV w:val="single" w:sz="4" w:space="0" w:color="auto"/>
+        </w:tblBorders>
+        <w:tblCellMar>
+          <w:left w:w="10" w:type="dxa"/>
+          <w:right w:w="10" w:type="dxa"/>
+        </w:tblCellMar>
+        <w:tblLook w:val="0000" w:firstRow="0" w:lastRow="0" w:firstColumn="0" w:lastColumn="0" w:noHBand="0" w:noVBand="0"/>
+      </w:tblPr>
+      <w:tblGrid>
+        <w:gridCol w:w="1300"/>
+        <w:gridCol w:w="5660"/>
+        <w:gridCol w:w="2400"/>
+      </w:tblGrid>
+      <w:tr>
+        <w:trPr>
+          <w:tblHeader/>
+        </w:trPr>
+        <w:tc>
+          <w:tcPr>
+            <w:tcW w:w="1300" w:type="dxa"/>
+            <w:tcBorders>
+              <w:top w:val="single" w:sz="6" w:space="0" w:color="CCCCCC"/>
+              <w:left w:val="single" w:sz="6" w:space="0" w:color="CCCCCC"/>
+              <w:bottom w:val="single" w:sz="6" w:space="0" w:color="CCCCCC"/>
+              <w:right w:val="single" w:sz="6" w:space="0" w:color="CCCCCC"/>
+            </w:tcBorders>
+            <w:shd w:val="clear" w:color="auto" w:fill="1F4E79"/>
+            <w:tcMar>
+              <w:top w:w="80" w:type="dxa"/>
+              <w:left w:w="120" w:type="dxa"/>
+              <w:bottom w:w="80" w:type="dxa"/>
+              <w:right w:w="120" w:type="dxa"/>
+            </w:tcMar>
+          </w:tcPr>
+          <w:p>
+            <w:r>
+              <w:rPr>
+                <w:b/>
+                <w:bCs/>
+                <w:color w:val="FFFFFF"/>
+                <w:sz w:val="16"/>
+                <w:szCs w:val="16"/>
+              </w:rPr>
+              <w:t xml:space="preserve">Symbol</w:t>
+            </w:r>
+          </w:p>
+        </w:tc>
+        <w:tc>
+          <w:tcPr>
+            <w:tcW w:w="5660" w:type="dxa"/>
+            <w:tcBorders>
+              <w:top w:val="single" w:sz="6" w:space="0" w:color="CCCCCC"/>
+              <w:left w:val="single" w:sz="6" w:space="0" w:color="CCCCCC"/>
+              <w:bottom w:val="single" w:sz="6" w:space="0" w:color="CCCCCC"/>
+              <w:right w:val="single" w:sz="6" w:space="0" w:color="CCCCCC"/>
+            </w:tcBorders>
+            <w:shd w:val="clear" w:color="auto" w:fill="1F4E79"/>
+            <w:tcMar>
+              <w:top w:w="80" w:type="dxa"/>
+              <w:left w:w="120" w:type="dxa"/>
+              <w:bottom w:w="80" w:type="dxa"/>
+              <w:right w:w="120" w:type="dxa"/>
+            </w:tcMar>
+          </w:tcPr>
+          <w:p>
+            <w:r>
+              <w:rPr>
+                <w:b/>
+                <w:bCs/>
+                <w:color w:val="FFFFFF"/>
+                <w:sz w:val="16"/>
+                <w:szCs w:val="16"/>
+              </w:rPr>
+              <w:t xml:space="preserve">Definition</w:t>
+            </w:r>
+          </w:p>
+        </w:tc>
+        <w:tc>
+          <w:tcPr>
+            <w:tcW w:w="2400" w:type="dxa"/>
+            <w:tcBorders>
+              <w:top w:val="single" w:sz="6" w:space="0" w:color="CCCCCC"/>
+              <w:left w:val="single" w:sz="6" w:space="0" w:color="CCCCCC"/>
+              <w:bottom w:val="single" w:sz="6" w:space="0" w:color="CCCCCC"/>
+              <w:right w:val="single" w:sz="6" w:space="0" w:color="CCCCCC"/>
+            </w:tcBorders>
+            <w:shd w:val="clear" w:color="auto" w:fill="1F4E79"/>
+            <w:tcMar>
+              <w:top w:w="80" w:type="dxa"/>
+              <w:left w:w="120" w:type="dxa"/>
+              <w:bottom w:w="80" w:type="dxa"/>
+              <w:right w:w="120" w:type="dxa"/>
+            </w:tcMar>
+          </w:tcPr>
+          <w:p>
+            <w:r>
+              <w:rPr>
+                <w:b/>
+                <w:bCs/>
+                <w:color w:val="FFFFFF"/>
+                <w:sz w:val="16"/>
+                <w:szCs w:val="16"/>
+              </w:rPr>
+              <w:t xml:space="preserve">Model assumption (central)</w:t>
+            </w:r>
+          </w:p>
+        </w:tc>
+      </w:tr>
+      <w:tr>
+        <w:tc>
+          <w:tcPr>
+            <w:tcW w:w="9360" w:type="dxa"/>
+            <w:gridSpan w:val="3"/>
+            <w:tcBorders>
+              <w:top w:val="single" w:sz="6" w:space="0" w:color="CCCCCC"/>
+              <w:left w:val="single" w:sz="6" w:space="0" w:color="CCCCCC"/>
+              <w:bottom w:val="single" w:sz="6" w:space="0" w:color="CCCCCC"/>
+              <w:right w:val="single" w:sz="6" w:space="0" w:color="CCCCCC"/>
+            </w:tcBorders>
+            <w:shd w:val="clear" w:color="auto" w:fill="DEEAF6"/>
+            <w:tcMar>
+              <w:top w:w="80" w:type="dxa"/>
+              <w:left w:w="120" w:type="dxa"/>
+              <w:bottom w:w="80" w:type="dxa"/>
+              <w:right w:w="120" w:type="dxa"/>
+            </w:tcMar>
+          </w:tcPr>
+          <w:p>
+            <w:r>
+              <w:rPr>
+                <w:b/>
+                <w:bCs/>
+                <w:color w:val="000000"/>
+                <w:sz w:val="16"/>
+                <w:szCs w:val="16"/>
+              </w:rPr>
+              <w:t xml:space="preserve">Indices and horizon</w:t>
+            </w:r>
+          </w:p>
+        </w:tc>
+      </w:tr>
+      <w:tr>
+        <w:tc>
+          <w:tcPr>
+            <w:tcW w:w="1300" w:type="dxa"/>
+            <w:tcBorders>
+              <w:top w:val="single" w:sz="6" w:space="0" w:color="CCCCCC"/>
+              <w:left w:val="single" w:sz="6" w:space="0" w:color="CCCCCC"/>
+              <w:bottom w:val="single" w:sz="6" w:space="0" w:color="CCCCCC"/>
+              <w:right w:val="single" w:sz="6" w:space="0" w:color="CCCCCC"/>
+            </w:tcBorders>
+            <w:tcMar>
+              <w:top w:w="80" w:type="dxa"/>
+              <w:left w:w="120" w:type="dxa"/>
+              <w:bottom w:w="80" w:type="dxa"/>
+              <w:right w:w="120" w:type="dxa"/>
+            </w:tcMar>
+          </w:tcPr>
+          <w:p>
+            <w:r>
+              <w:rPr>
+                <w:i/>
+                <w:iCs/>
+                <w:color w:val="000000"/>
+                <w:sz w:val="16"/>
+                <w:szCs w:val="16"/>
+              </w:rPr>
+              <w:t xml:space="preserve">H</w:t>
+            </w:r>
+          </w:p>
+        </w:tc>
+        <w:tc>
+          <w:tcPr>
+            <w:tcW w:w="5660" w:type="dxa"/>
+            <w:tcBorders>
+              <w:top w:val="single" w:sz="6" w:space="0" w:color="CCCCCC"/>
+              <w:left w:val="single" w:sz="6" w:space="0" w:color="CCCCCC"/>
+              <w:bottom w:val="single" w:sz="6" w:space="0" w:color="CCCCCC"/>
+              <w:right w:val="single" w:sz="6" w:space="0" w:color="CCCCCC"/>
+            </w:tcBorders>
+            <w:tcMar>
+              <w:top w:w="80" w:type="dxa"/>
+              <w:left w:w="120" w:type="dxa"/>
+              <w:bottom w:w="80" w:type="dxa"/>
+              <w:right w:w="120" w:type="dxa"/>
+            </w:tcMar>
+          </w:tcPr>
+          <w:p>
+            <w:r>
+              <w:rPr>
+                <w:color w:val="000000"/>
+                <w:sz w:val="16"/>
+                <w:szCs w:val="16"/>
+              </w:rPr>
+              <w:t xml:space="preserve">Modeling horizon, in years</w:t>
+            </w:r>
+          </w:p>
+        </w:tc>
+        <w:tc>
+          <w:tcPr>
+            <w:tcW w:w="2400" w:type="dxa"/>
+            <w:tcBorders>
+              <w:top w:val="single" w:sz="6" w:space="0" w:color="CCCCCC"/>
+              <w:left w:val="single" w:sz="6" w:space="0" w:color="CCCCCC"/>
+              <w:bottom w:val="single" w:sz="6" w:space="0" w:color="CCCCCC"/>
+              <w:right w:val="single" w:sz="6" w:space="0" w:color="CCCCCC"/>
+            </w:tcBorders>
+            <w:tcMar>
+              <w:top w:w="80" w:type="dxa"/>
+              <w:left w:w="120" w:type="dxa"/>
+              <w:bottom w:w="80" w:type="dxa"/>
+              <w:right w:w="120" w:type="dxa"/>
+            </w:tcMar>
+          </w:tcPr>
+          <w:p>
+            <w:r>
+              <w:rPr>
+                <w:color w:val="000000"/>
+                <w:sz w:val="16"/>
+                <w:szCs w:val="16"/>
+              </w:rPr>
+              <w:t xml:space="preserve">10 years (fixed)</w:t>
+            </w:r>
+          </w:p>
+        </w:tc>
+      </w:tr>
+      <w:tr>
+        <w:tc>
+          <w:tcPr>
+            <w:tcW w:w="1300" w:type="dxa"/>
+            <w:tcBorders>
+              <w:top w:val="single" w:sz="6" w:space="0" w:color="CCCCCC"/>
+              <w:left w:val="single" w:sz="6" w:space="0" w:color="CCCCCC"/>
+              <w:bottom w:val="single" w:sz="6" w:space="0" w:color="CCCCCC"/>
+              <w:right w:val="single" w:sz="6" w:space="0" w:color="CCCCCC"/>
+            </w:tcBorders>
+            <w:tcMar>
+              <w:top w:w="80" w:type="dxa"/>
+              <w:left w:w="120" w:type="dxa"/>
+              <w:bottom w:w="80" w:type="dxa"/>
+              <w:right w:w="120" w:type="dxa"/>
+            </w:tcMar>
+          </w:tcPr>
+          <w:p>
+            <w:r>
+              <w:rPr>
+                <w:i/>
+                <w:iCs/>
+                <w:color w:val="000000"/>
+                <w:sz w:val="16"/>
+                <w:szCs w:val="16"/>
+              </w:rPr>
+              <w:t xml:space="preserve">t</w:t>
+            </w:r>
+          </w:p>
+        </w:tc>
+        <w:tc>
+          <w:tcPr>
+            <w:tcW w:w="5660" w:type="dxa"/>
+            <w:tcBorders>
+              <w:top w:val="single" w:sz="6" w:space="0" w:color="CCCCCC"/>
+              <w:left w:val="single" w:sz="6" w:space="0" w:color="CCCCCC"/>
+              <w:bottom w:val="single" w:sz="6" w:space="0" w:color="CCCCCC"/>
+              <w:right w:val="single" w:sz="6" w:space="0" w:color="CCCCCC"/>
+            </w:tcBorders>
+            <w:tcMar>
+              <w:top w:w="80" w:type="dxa"/>
+              <w:left w:w="120" w:type="dxa"/>
+              <w:bottom w:w="80" w:type="dxa"/>
+              <w:right w:w="120" w:type="dxa"/>
+            </w:tcMar>
+          </w:tcPr>
+          <w:p>
+            <w:r>
+              <w:rPr>
+                <w:color w:val="000000"/>
+                <w:sz w:val="16"/>
+                <w:szCs w:val="16"/>
+              </w:rPr>
+              <w:t xml:space="preserve">Year index, </w:t>
+            </w:r>
+            <w:r>
+              <w:rPr>
+                <w:i/>
+                <w:iCs/>
+                <w:color w:val="000000"/>
+                <w:sz w:val="16"/>
+                <w:szCs w:val="16"/>
+              </w:rPr>
+              <w:t xml:space="preserve">t</w:t>
+            </w:r>
+            <w:r>
+              <w:rPr>
+                <w:color w:val="000000"/>
+                <w:sz w:val="16"/>
+                <w:szCs w:val="16"/>
+              </w:rPr>
+              <w:t xml:space="preserve"> = 1, 2, …, </w:t>
+            </w:r>
+            <w:r>
+              <w:rPr>
+                <w:i/>
+                <w:iCs/>
+                <w:color w:val="000000"/>
+                <w:sz w:val="16"/>
+                <w:szCs w:val="16"/>
+              </w:rPr>
+              <w:t xml:space="preserve">H</w:t>
+            </w:r>
+          </w:p>
+        </w:tc>
+        <w:tc>
+          <w:tcPr>
+            <w:tcW w:w="2400" w:type="dxa"/>
+            <w:tcBorders>
+              <w:top w:val="single" w:sz="6" w:space="0" w:color="CCCCCC"/>
+              <w:left w:val="single" w:sz="6" w:space="0" w:color="CCCCCC"/>
+              <w:bottom w:val="single" w:sz="6" w:space="0" w:color="CCCCCC"/>
+              <w:right w:val="single" w:sz="6" w:space="0" w:color="CCCCCC"/>
+            </w:tcBorders>
+            <w:tcMar>
+              <w:top w:w="80" w:type="dxa"/>
+              <w:left w:w="120" w:type="dxa"/>
+              <w:bottom w:w="80" w:type="dxa"/>
+              <w:right w:w="120" w:type="dxa"/>
+            </w:tcMar>
+          </w:tcPr>
+          <w:p>
+            <w:r>
+              <w:rPr>
+                <w:color w:val="000000"/>
+                <w:sz w:val="16"/>
+                <w:szCs w:val="16"/>
+              </w:rPr>
+              <w:t xml:space="preserve">—</w:t>
+            </w:r>
+          </w:p>
+        </w:tc>
+      </w:tr>
+      <w:tr>
+        <w:tc>
+          <w:tcPr>
+            <w:tcW w:w="1300" w:type="dxa"/>
+            <w:tcBorders>
+              <w:top w:val="single" w:sz="6" w:space="0" w:color="CCCCCC"/>
+              <w:left w:val="single" w:sz="6" w:space="0" w:color="CCCCCC"/>
+              <w:bottom w:val="single" w:sz="6" w:space="0" w:color="CCCCCC"/>
+              <w:right w:val="single" w:sz="6" w:space="0" w:color="CCCCCC"/>
+            </w:tcBorders>
+            <w:tcMar>
+              <w:top w:w="80" w:type="dxa"/>
+              <w:left w:w="120" w:type="dxa"/>
+              <w:bottom w:w="80" w:type="dxa"/>
+              <w:right w:w="120" w:type="dxa"/>
+            </w:tcMar>
+          </w:tcPr>
+          <w:p>
+            <w:r>
+              <w:rPr>
+                <w:i/>
+                <w:iCs/>
+                <w:color w:val="000000"/>
+                <w:sz w:val="16"/>
+                <w:szCs w:val="16"/>
+              </w:rPr>
+              <w:t xml:space="preserve">i</w:t>
+            </w:r>
+          </w:p>
+        </w:tc>
+        <w:tc>
+          <w:tcPr>
+            <w:tcW w:w="5660" w:type="dxa"/>
+            <w:tcBorders>
+              <w:top w:val="single" w:sz="6" w:space="0" w:color="CCCCCC"/>
+              <w:left w:val="single" w:sz="6" w:space="0" w:color="CCCCCC"/>
+              <w:bottom w:val="single" w:sz="6" w:space="0" w:color="CCCCCC"/>
+              <w:right w:val="single" w:sz="6" w:space="0" w:color="CCCCCC"/>
+            </w:tcBorders>
+            <w:tcMar>
+              <w:top w:w="80" w:type="dxa"/>
+              <w:left w:w="120" w:type="dxa"/>
+              <w:bottom w:w="80" w:type="dxa"/>
+              <w:right w:w="120" w:type="dxa"/>
+            </w:tcMar>
+          </w:tcPr>
+          <w:p>
+            <w:r>
+              <w:rPr>
+                <w:color w:val="000000"/>
+                <w:sz w:val="16"/>
+                <w:szCs w:val="16"/>
+              </w:rPr>
+              <w:t xml:space="preserve">Credit-tier index, </w:t>
+            </w:r>
+            <w:r>
+              <w:rPr>
+                <w:i/>
+                <w:iCs/>
+                <w:color w:val="000000"/>
+                <w:sz w:val="16"/>
+                <w:szCs w:val="16"/>
+              </w:rPr>
+              <w:t xml:space="preserve">i</w:t>
+            </w:r>
+            <w:r>
+              <w:rPr>
+                <w:color w:val="000000"/>
+                <w:sz w:val="16"/>
+                <w:szCs w:val="16"/>
+              </w:rPr>
+              <w:t xml:space="preserve"> = 1, …, 5 (350–449, 450–499, 500–549, 550–649, 650–749)</w:t>
+            </w:r>
+          </w:p>
+        </w:tc>
+        <w:tc>
+          <w:tcPr>
+            <w:tcW w:w="2400" w:type="dxa"/>
+            <w:tcBorders>
+              <w:top w:val="single" w:sz="6" w:space="0" w:color="CCCCCC"/>
+              <w:left w:val="single" w:sz="6" w:space="0" w:color="CCCCCC"/>
+              <w:bottom w:val="single" w:sz="6" w:space="0" w:color="CCCCCC"/>
+              <w:right w:val="single" w:sz="6" w:space="0" w:color="CCCCCC"/>
+            </w:tcBorders>
+            <w:tcMar>
+              <w:top w:w="80" w:type="dxa"/>
+              <w:left w:w="120" w:type="dxa"/>
+              <w:bottom w:w="80" w:type="dxa"/>
+              <w:right w:w="120" w:type="dxa"/>
+            </w:tcMar>
+          </w:tcPr>
+          <w:p>
+            <w:r>
+              <w:rPr>
+                <w:color w:val="000000"/>
+                <w:sz w:val="16"/>
+                <w:szCs w:val="16"/>
+              </w:rPr>
+              <w:t xml:space="preserve">—</w:t>
+            </w:r>
+          </w:p>
+        </w:tc>
+      </w:tr>
+      <w:tr>
+        <w:tc>
+          <w:tcPr>
+            <w:tcW w:w="9360" w:type="dxa"/>
+            <w:gridSpan w:val="3"/>
+            <w:tcBorders>
+              <w:top w:val="single" w:sz="6" w:space="0" w:color="CCCCCC"/>
+              <w:left w:val="single" w:sz="6" w:space="0" w:color="CCCCCC"/>
+              <w:bottom w:val="single" w:sz="6" w:space="0" w:color="CCCCCC"/>
+              <w:right w:val="single" w:sz="6" w:space="0" w:color="CCCCCC"/>
+            </w:tcBorders>
+            <w:shd w:val="clear" w:color="auto" w:fill="DEEAF6"/>
+            <w:tcMar>
+              <w:top w:w="80" w:type="dxa"/>
+              <w:left w:w="120" w:type="dxa"/>
+              <w:bottom w:w="80" w:type="dxa"/>
+              <w:right w:w="120" w:type="dxa"/>
+            </w:tcMar>
+          </w:tcPr>
+          <w:p>
+            <w:r>
+              <w:rPr>
+                <w:b/>
+                <w:bCs/>
+                <w:color w:val="000000"/>
+                <w:sz w:val="16"/>
+                <w:szCs w:val="16"/>
+              </w:rPr>
+              <w:t xml:space="preserve">Inputs</w:t>
+            </w:r>
+          </w:p>
+        </w:tc>
+      </w:tr>
+      <w:tr>
+        <w:tc>
+          <w:tcPr>
+            <w:tcW w:w="1300" w:type="dxa"/>
+            <w:tcBorders>
+              <w:top w:val="single" w:sz="6" w:space="0" w:color="CCCCCC"/>
+              <w:left w:val="single" w:sz="6" w:space="0" w:color="CCCCCC"/>
+              <w:bottom w:val="single" w:sz="6" w:space="0" w:color="CCCCCC"/>
+              <w:right w:val="single" w:sz="6" w:space="0" w:color="CCCCCC"/>
+            </w:tcBorders>
+            <w:tcMar>
+              <w:top w:w="80" w:type="dxa"/>
+              <w:left w:w="120" w:type="dxa"/>
+              <w:bottom w:w="80" w:type="dxa"/>
+              <w:right w:w="120" w:type="dxa"/>
+            </w:tcMar>
+          </w:tcPr>
+          <w:p>
+            <w:r>
+              <w:rPr>
+                <w:i/>
+                <w:iCs/>
+                <w:color w:val="000000"/>
+                <w:sz w:val="16"/>
+                <w:szCs w:val="16"/>
+              </w:rPr>
+              <w:t xml:space="preserve">N</w:t>
+            </w:r>
+          </w:p>
+        </w:tc>
+        <w:tc>
+          <w:tcPr>
+            <w:tcW w:w="5660" w:type="dxa"/>
+            <w:tcBorders>
+              <w:top w:val="single" w:sz="6" w:space="0" w:color="CCCCCC"/>
+              <w:left w:val="single" w:sz="6" w:space="0" w:color="CCCCCC"/>
+              <w:bottom w:val="single" w:sz="6" w:space="0" w:color="CCCCCC"/>
+              <w:right w:val="single" w:sz="6" w:space="0" w:color="CCCCCC"/>
+            </w:tcBorders>
+            <w:tcMar>
+              <w:top w:w="80" w:type="dxa"/>
+              <w:left w:w="120" w:type="dxa"/>
+              <w:bottom w:w="80" w:type="dxa"/>
+              <w:right w:w="120" w:type="dxa"/>
+            </w:tcMar>
+          </w:tcPr>
+          <w:p>
+            <w:r>
+              <w:rPr>
+                <w:color w:val="000000"/>
+                <w:sz w:val="16"/>
+                <w:szCs w:val="16"/>
+              </w:rPr>
+              <w:t xml:space="preserve">Annual charitable inflow (gross donations per year)</w:t>
+            </w:r>
+          </w:p>
+        </w:tc>
+        <w:tc>
+          <w:tcPr>
+            <w:tcW w:w="2400" w:type="dxa"/>
+            <w:tcBorders>
+              <w:top w:val="single" w:sz="6" w:space="0" w:color="CCCCCC"/>
+              <w:left w:val="single" w:sz="6" w:space="0" w:color="CCCCCC"/>
+              <w:bottom w:val="single" w:sz="6" w:space="0" w:color="CCCCCC"/>
+              <w:right w:val="single" w:sz="6" w:space="0" w:color="CCCCCC"/>
+            </w:tcBorders>
+            <w:tcMar>
+              <w:top w:w="80" w:type="dxa"/>
+              <w:left w:w="120" w:type="dxa"/>
+              <w:bottom w:w="80" w:type="dxa"/>
+              <w:right w:w="120" w:type="dxa"/>
+            </w:tcMar>
+          </w:tcPr>
+          <w:p>
+            <w:r>
+              <w:rPr>
+                <w:color w:val="000000"/>
+                <w:sz w:val="16"/>
+                <w:szCs w:val="16"/>
+              </w:rPr>
+              <w:t xml:space="preserve">$1,000,000 / year</w:t>
+            </w:r>
+          </w:p>
+        </w:tc>
+      </w:tr>
+      <w:tr>
+        <w:tc>
+          <w:tcPr>
+            <w:tcW w:w="1300" w:type="dxa"/>
+            <w:tcBorders>
+              <w:top w:val="single" w:sz="6" w:space="0" w:color="CCCCCC"/>
+              <w:left w:val="single" w:sz="6" w:space="0" w:color="CCCCCC"/>
+              <w:bottom w:val="single" w:sz="6" w:space="0" w:color="CCCCCC"/>
+              <w:right w:val="single" w:sz="6" w:space="0" w:color="CCCCCC"/>
+            </w:tcBorders>
+            <w:tcMar>
+              <w:top w:w="80" w:type="dxa"/>
+              <w:left w:w="120" w:type="dxa"/>
+              <w:bottom w:w="80" w:type="dxa"/>
+              <w:right w:w="120" w:type="dxa"/>
+            </w:tcMar>
+          </w:tcPr>
+          <w:p>
+            <w:r>
+              <w:rPr>
+                <w:i/>
+                <w:iCs/>
+                <w:color w:val="000000"/>
+                <w:sz w:val="16"/>
+                <w:szCs w:val="16"/>
+              </w:rPr>
+              <w:t xml:space="preserve">o</w:t>
+            </w:r>
+          </w:p>
+        </w:tc>
+        <w:tc>
+          <w:tcPr>
+            <w:tcW w:w="5660" w:type="dxa"/>
+            <w:tcBorders>
+              <w:top w:val="single" w:sz="6" w:space="0" w:color="CCCCCC"/>
+              <w:left w:val="single" w:sz="6" w:space="0" w:color="CCCCCC"/>
+              <w:bottom w:val="single" w:sz="6" w:space="0" w:color="CCCCCC"/>
+              <w:right w:val="single" w:sz="6" w:space="0" w:color="CCCCCC"/>
+            </w:tcBorders>
+            <w:tcMar>
+              <w:top w:w="80" w:type="dxa"/>
+              <w:left w:w="120" w:type="dxa"/>
+              <w:bottom w:w="80" w:type="dxa"/>
+              <w:right w:w="120" w:type="dxa"/>
+            </w:tcMar>
+          </w:tcPr>
+          <w:p>
+            <w:r>
+              <w:rPr>
+                <w:color w:val="000000"/>
+                <w:sz w:val="16"/>
+                <w:szCs w:val="16"/>
+              </w:rPr>
+              <w:t xml:space="preserve">Overhead rate (share of </w:t>
+            </w:r>
+            <w:r>
+              <w:rPr>
+                <w:i/>
+                <w:iCs/>
+                <w:color w:val="000000"/>
+                <w:sz w:val="16"/>
+                <w:szCs w:val="16"/>
+              </w:rPr>
+              <w:t xml:space="preserve">N</w:t>
+            </w:r>
+            <w:r>
+              <w:rPr>
+                <w:color w:val="000000"/>
+                <w:sz w:val="16"/>
+                <w:szCs w:val="16"/>
+              </w:rPr>
+              <w:t xml:space="preserve"> consumed by fundraising and administration)</w:t>
+            </w:r>
+          </w:p>
+        </w:tc>
+        <w:tc>
+          <w:tcPr>
+            <w:tcW w:w="2400" w:type="dxa"/>
+            <w:tcBorders>
+              <w:top w:val="single" w:sz="6" w:space="0" w:color="CCCCCC"/>
+              <w:left w:val="single" w:sz="6" w:space="0" w:color="CCCCCC"/>
+              <w:bottom w:val="single" w:sz="6" w:space="0" w:color="CCCCCC"/>
+              <w:right w:val="single" w:sz="6" w:space="0" w:color="CCCCCC"/>
+            </w:tcBorders>
+            <w:tcMar>
+              <w:top w:w="80" w:type="dxa"/>
+              <w:left w:w="120" w:type="dxa"/>
+              <w:bottom w:w="80" w:type="dxa"/>
+              <w:right w:w="120" w:type="dxa"/>
+            </w:tcMar>
+          </w:tcPr>
+          <w:p>
+            <w:r>
+              <w:rPr>
+                <w:color w:val="000000"/>
+                <w:sz w:val="16"/>
+                <w:szCs w:val="16"/>
+              </w:rPr>
+              <w:t xml:space="preserve">30%</w:t>
+            </w:r>
+          </w:p>
+        </w:tc>
+      </w:tr>
+      <w:tr>
+        <w:tc>
+          <w:tcPr>
+            <w:tcW w:w="1300" w:type="dxa"/>
+            <w:tcBorders>
+              <w:top w:val="single" w:sz="6" w:space="0" w:color="CCCCCC"/>
+              <w:left w:val="single" w:sz="6" w:space="0" w:color="CCCCCC"/>
+              <w:bottom w:val="single" w:sz="6" w:space="0" w:color="CCCCCC"/>
+              <w:right w:val="single" w:sz="6" w:space="0" w:color="CCCCCC"/>
+            </w:tcBorders>
+            <w:tcMar>
+              <w:top w:w="80" w:type="dxa"/>
+              <w:left w:w="120" w:type="dxa"/>
+              <w:bottom w:w="80" w:type="dxa"/>
+              <w:right w:w="120" w:type="dxa"/>
+            </w:tcMar>
+          </w:tcPr>
+          <w:p>
+            <w:r>
+              <w:rPr>
+                <w:i/>
+                <w:iCs/>
+                <w:color w:val="000000"/>
+                <w:sz w:val="16"/>
+                <w:szCs w:val="16"/>
+              </w:rPr>
+              <w:t xml:space="preserve">D</w:t>
+            </w:r>
+          </w:p>
+        </w:tc>
+        <w:tc>
+          <w:tcPr>
+            <w:tcW w:w="5660" w:type="dxa"/>
+            <w:tcBorders>
+              <w:top w:val="single" w:sz="6" w:space="0" w:color="CCCCCC"/>
+              <w:left w:val="single" w:sz="6" w:space="0" w:color="CCCCCC"/>
+              <w:bottom w:val="single" w:sz="6" w:space="0" w:color="CCCCCC"/>
+              <w:right w:val="single" w:sz="6" w:space="0" w:color="CCCCCC"/>
+            </w:tcBorders>
+            <w:tcMar>
+              <w:top w:w="80" w:type="dxa"/>
+              <w:left w:w="120" w:type="dxa"/>
+              <w:bottom w:w="80" w:type="dxa"/>
+              <w:right w:w="120" w:type="dxa"/>
+            </w:tcMar>
+          </w:tcPr>
+          <w:p>
+            <w:r>
+              <w:rPr>
+                <w:color w:val="000000"/>
+                <w:sz w:val="16"/>
+                <w:szCs w:val="16"/>
+              </w:rPr>
+              <w:t xml:space="preserve">Average security deposit (capped at one month’s rent under RSA 540-A:6)</w:t>
+            </w:r>
+          </w:p>
+        </w:tc>
+        <w:tc>
+          <w:tcPr>
+            <w:tcW w:w="2400" w:type="dxa"/>
+            <w:tcBorders>
+              <w:top w:val="single" w:sz="6" w:space="0" w:color="CCCCCC"/>
+              <w:left w:val="single" w:sz="6" w:space="0" w:color="CCCCCC"/>
+              <w:bottom w:val="single" w:sz="6" w:space="0" w:color="CCCCCC"/>
+              <w:right w:val="single" w:sz="6" w:space="0" w:color="CCCCCC"/>
+            </w:tcBorders>
+            <w:tcMar>
+              <w:top w:w="80" w:type="dxa"/>
+              <w:left w:w="120" w:type="dxa"/>
+              <w:bottom w:w="80" w:type="dxa"/>
+              <w:right w:w="120" w:type="dxa"/>
+            </w:tcMar>
+          </w:tcPr>
+          <w:p>
+            <w:r>
+              <w:rPr>
+                <w:color w:val="000000"/>
+                <w:sz w:val="16"/>
+                <w:szCs w:val="16"/>
+              </w:rPr>
+              <w:t xml:space="preserve">$2,000</w:t>
+            </w:r>
+          </w:p>
+        </w:tc>
+      </w:tr>
+      <w:tr>
+        <w:tc>
+          <w:tcPr>
+            <w:tcW w:w="1300" w:type="dxa"/>
+            <w:tcBorders>
+              <w:top w:val="single" w:sz="6" w:space="0" w:color="CCCCCC"/>
+              <w:left w:val="single" w:sz="6" w:space="0" w:color="CCCCCC"/>
+              <w:bottom w:val="single" w:sz="6" w:space="0" w:color="CCCCCC"/>
+              <w:right w:val="single" w:sz="6" w:space="0" w:color="CCCCCC"/>
+            </w:tcBorders>
+            <w:tcMar>
+              <w:top w:w="80" w:type="dxa"/>
+              <w:left w:w="120" w:type="dxa"/>
+              <w:bottom w:w="80" w:type="dxa"/>
+              <w:right w:w="120" w:type="dxa"/>
+            </w:tcMar>
+          </w:tcPr>
+          <w:p>
+            <w:r>
+              <w:rPr>
+                <w:i/>
+                <w:iCs/>
+                <w:color w:val="000000"/>
+                <w:sz w:val="16"/>
+                <w:szCs w:val="16"/>
+              </w:rPr>
+              <w:t xml:space="preserve">m</w:t>
+            </w:r>
+          </w:p>
+        </w:tc>
+        <w:tc>
+          <w:tcPr>
+            <w:tcW w:w="5660" w:type="dxa"/>
+            <w:tcBorders>
+              <w:top w:val="single" w:sz="6" w:space="0" w:color="CCCCCC"/>
+              <w:left w:val="single" w:sz="6" w:space="0" w:color="CCCCCC"/>
+              <w:bottom w:val="single" w:sz="6" w:space="0" w:color="CCCCCC"/>
+              <w:right w:val="single" w:sz="6" w:space="0" w:color="CCCCCC"/>
+            </w:tcBorders>
+            <w:tcMar>
+              <w:top w:w="80" w:type="dxa"/>
+              <w:left w:w="120" w:type="dxa"/>
+              <w:bottom w:w="80" w:type="dxa"/>
+              <w:right w:w="120" w:type="dxa"/>
+            </w:tcMar>
+          </w:tcPr>
+          <w:p>
+            <w:r>
+              <w:rPr>
+                <w:color w:val="000000"/>
+                <w:sz w:val="16"/>
+                <w:szCs w:val="16"/>
+              </w:rPr>
+              <w:t xml:space="preserve">RCD size as a multiple of </w:t>
+            </w:r>
+            <w:r>
+              <w:rPr>
+                <w:i/>
+                <w:iCs/>
+                <w:color w:val="000000"/>
+                <w:sz w:val="16"/>
+                <w:szCs w:val="16"/>
+              </w:rPr>
+              <w:t xml:space="preserve">D</w:t>
+            </w:r>
+            <w:r>
+              <w:rPr>
+                <w:color w:val="000000"/>
+                <w:sz w:val="16"/>
+                <w:szCs w:val="16"/>
+              </w:rPr>
+              <w:t xml:space="preserve"> (capped at 1.0 under HB 1336-FN)</w:t>
+            </w:r>
+          </w:p>
+        </w:tc>
+        <w:tc>
+          <w:tcPr>
+            <w:tcW w:w="2400" w:type="dxa"/>
+            <w:tcBorders>
+              <w:top w:val="single" w:sz="6" w:space="0" w:color="CCCCCC"/>
+              <w:left w:val="single" w:sz="6" w:space="0" w:color="CCCCCC"/>
+              <w:bottom w:val="single" w:sz="6" w:space="0" w:color="CCCCCC"/>
+              <w:right w:val="single" w:sz="6" w:space="0" w:color="CCCCCC"/>
+            </w:tcBorders>
+            <w:tcMar>
+              <w:top w:w="80" w:type="dxa"/>
+              <w:left w:w="120" w:type="dxa"/>
+              <w:bottom w:w="80" w:type="dxa"/>
+              <w:right w:w="120" w:type="dxa"/>
+            </w:tcMar>
+          </w:tcPr>
+          <w:p>
+            <w:r>
+              <w:rPr>
+                <w:color w:val="000000"/>
+                <w:sz w:val="16"/>
+                <w:szCs w:val="16"/>
+              </w:rPr>
+              <w:t xml:space="preserve">1.0×</w:t>
+            </w:r>
+          </w:p>
+        </w:tc>
+      </w:tr>
+      <w:tr>
+        <w:tc>
+          <w:tcPr>
+            <w:tcW w:w="1300" w:type="dxa"/>
+            <w:tcBorders>
+              <w:top w:val="single" w:sz="6" w:space="0" w:color="CCCCCC"/>
+              <w:left w:val="single" w:sz="6" w:space="0" w:color="CCCCCC"/>
+              <w:bottom w:val="single" w:sz="6" w:space="0" w:color="CCCCCC"/>
+              <w:right w:val="single" w:sz="6" w:space="0" w:color="CCCCCC"/>
+            </w:tcBorders>
+            <w:tcMar>
+              <w:top w:w="80" w:type="dxa"/>
+              <w:left w:w="120" w:type="dxa"/>
+              <w:bottom w:w="80" w:type="dxa"/>
+              <w:right w:w="120" w:type="dxa"/>
+            </w:tcMar>
+          </w:tcPr>
+          <w:p>
+            <w:r>
+              <w:rPr>
+                <w:i/>
+                <w:iCs/>
+                <w:color w:val="000000"/>
+                <w:sz w:val="16"/>
+                <w:szCs w:val="16"/>
+              </w:rPr>
+              <w:t xml:space="preserve">b</w:t>
+            </w:r>
+          </w:p>
+        </w:tc>
+        <w:tc>
+          <w:tcPr>
+            <w:tcW w:w="5660" w:type="dxa"/>
+            <w:tcBorders>
+              <w:top w:val="single" w:sz="6" w:space="0" w:color="CCCCCC"/>
+              <w:left w:val="single" w:sz="6" w:space="0" w:color="CCCCCC"/>
+              <w:bottom w:val="single" w:sz="6" w:space="0" w:color="CCCCCC"/>
+              <w:right w:val="single" w:sz="6" w:space="0" w:color="CCCCCC"/>
+            </w:tcBorders>
+            <w:tcMar>
+              <w:top w:w="80" w:type="dxa"/>
+              <w:left w:w="120" w:type="dxa"/>
+              <w:bottom w:w="80" w:type="dxa"/>
+              <w:right w:w="120" w:type="dxa"/>
+            </w:tcMar>
+          </w:tcPr>
+          <w:p>
+            <w:r>
+              <w:rPr>
+                <w:color w:val="000000"/>
+                <w:sz w:val="16"/>
+                <w:szCs w:val="16"/>
+              </w:rPr>
+              <w:t xml:space="preserve">Share of assisted households also needing an RCD on top of the standard deposit</w:t>
+            </w:r>
+          </w:p>
+        </w:tc>
+        <w:tc>
+          <w:tcPr>
+            <w:tcW w:w="2400" w:type="dxa"/>
+            <w:tcBorders>
+              <w:top w:val="single" w:sz="6" w:space="0" w:color="CCCCCC"/>
+              <w:left w:val="single" w:sz="6" w:space="0" w:color="CCCCCC"/>
+              <w:bottom w:val="single" w:sz="6" w:space="0" w:color="CCCCCC"/>
+              <w:right w:val="single" w:sz="6" w:space="0" w:color="CCCCCC"/>
+            </w:tcBorders>
+            <w:tcMar>
+              <w:top w:w="80" w:type="dxa"/>
+              <w:left w:w="120" w:type="dxa"/>
+              <w:bottom w:w="80" w:type="dxa"/>
+              <w:right w:w="120" w:type="dxa"/>
+            </w:tcMar>
+          </w:tcPr>
+          <w:p>
+            <w:r>
+              <w:rPr>
+                <w:color w:val="000000"/>
+                <w:sz w:val="16"/>
+                <w:szCs w:val="16"/>
+              </w:rPr>
+              <w:t xml:space="preserve">30%</w:t>
+            </w:r>
+          </w:p>
+        </w:tc>
+      </w:tr>
+      <w:tr>
+        <w:tc>
+          <w:tcPr>
+            <w:tcW w:w="1300" w:type="dxa"/>
+            <w:tcBorders>
+              <w:top w:val="single" w:sz="6" w:space="0" w:color="CCCCCC"/>
+              <w:left w:val="single" w:sz="6" w:space="0" w:color="CCCCCC"/>
+              <w:bottom w:val="single" w:sz="6" w:space="0" w:color="CCCCCC"/>
+              <w:right w:val="single" w:sz="6" w:space="0" w:color="CCCCCC"/>
+            </w:tcBorders>
+            <w:tcMar>
+              <w:top w:w="80" w:type="dxa"/>
+              <w:left w:w="120" w:type="dxa"/>
+              <w:bottom w:w="80" w:type="dxa"/>
+              <w:right w:w="120" w:type="dxa"/>
+            </w:tcMar>
+          </w:tcPr>
+          <w:p>
+            <w:r>
+              <w:rPr>
+                <w:i/>
+                <w:iCs/>
+                <w:color w:val="000000"/>
+                <w:sz w:val="16"/>
+                <w:szCs w:val="16"/>
+              </w:rPr>
+              <w:t xml:space="preserve">L</w:t>
+            </w:r>
+          </w:p>
+        </w:tc>
+        <w:tc>
+          <w:tcPr>
+            <w:tcW w:w="5660" w:type="dxa"/>
+            <w:tcBorders>
+              <w:top w:val="single" w:sz="6" w:space="0" w:color="CCCCCC"/>
+              <w:left w:val="single" w:sz="6" w:space="0" w:color="CCCCCC"/>
+              <w:bottom w:val="single" w:sz="6" w:space="0" w:color="CCCCCC"/>
+              <w:right w:val="single" w:sz="6" w:space="0" w:color="CCCCCC"/>
+            </w:tcBorders>
+            <w:tcMar>
+              <w:top w:w="80" w:type="dxa"/>
+              <w:left w:w="120" w:type="dxa"/>
+              <w:bottom w:w="80" w:type="dxa"/>
+              <w:right w:w="120" w:type="dxa"/>
+            </w:tcMar>
+          </w:tcPr>
+          <w:p>
+            <w:r>
+              <w:rPr>
+                <w:color w:val="000000"/>
+                <w:sz w:val="16"/>
+                <w:szCs w:val="16"/>
+              </w:rPr>
+              <w:t xml:space="preserve">Average tenancy before refund, in years</w:t>
+            </w:r>
+          </w:p>
+        </w:tc>
+        <w:tc>
+          <w:tcPr>
+            <w:tcW w:w="2400" w:type="dxa"/>
+            <w:tcBorders>
+              <w:top w:val="single" w:sz="6" w:space="0" w:color="CCCCCC"/>
+              <w:left w:val="single" w:sz="6" w:space="0" w:color="CCCCCC"/>
+              <w:bottom w:val="single" w:sz="6" w:space="0" w:color="CCCCCC"/>
+              <w:right w:val="single" w:sz="6" w:space="0" w:color="CCCCCC"/>
+            </w:tcBorders>
+            <w:tcMar>
+              <w:top w:w="80" w:type="dxa"/>
+              <w:left w:w="120" w:type="dxa"/>
+              <w:bottom w:w="80" w:type="dxa"/>
+              <w:right w:w="120" w:type="dxa"/>
+            </w:tcMar>
+          </w:tcPr>
+          <w:p>
+            <w:r>
+              <w:rPr>
+                <w:color w:val="000000"/>
+                <w:sz w:val="16"/>
+                <w:szCs w:val="16"/>
+              </w:rPr>
+              <w:t xml:space="preserve">3 years</w:t>
+            </w:r>
+          </w:p>
+        </w:tc>
+      </w:tr>
+      <w:tr>
+        <w:tc>
+          <w:tcPr>
+            <w:tcW w:w="1300" w:type="dxa"/>
+            <w:tcBorders>
+              <w:top w:val="single" w:sz="6" w:space="0" w:color="CCCCCC"/>
+              <w:left w:val="single" w:sz="6" w:space="0" w:color="CCCCCC"/>
+              <w:bottom w:val="single" w:sz="6" w:space="0" w:color="CCCCCC"/>
+              <w:right w:val="single" w:sz="6" w:space="0" w:color="CCCCCC"/>
+            </w:tcBorders>
+            <w:tcMar>
+              <w:top w:w="80" w:type="dxa"/>
+              <w:left w:w="120" w:type="dxa"/>
+              <w:bottom w:w="80" w:type="dxa"/>
+              <w:right w:w="120" w:type="dxa"/>
+            </w:tcMar>
+          </w:tcPr>
+          <w:p>
+            <w:r>
+              <w:rPr>
+                <w:i/>
+                <w:iCs/>
+                <w:color w:val="000000"/>
+                <w:sz w:val="16"/>
+                <w:szCs w:val="16"/>
+              </w:rPr>
+              <w:t xml:space="preserve">f</w:t>
+            </w:r>
+          </w:p>
+        </w:tc>
+        <w:tc>
+          <w:tcPr>
+            <w:tcW w:w="5660" w:type="dxa"/>
+            <w:tcBorders>
+              <w:top w:val="single" w:sz="6" w:space="0" w:color="CCCCCC"/>
+              <w:left w:val="single" w:sz="6" w:space="0" w:color="CCCCCC"/>
+              <w:bottom w:val="single" w:sz="6" w:space="0" w:color="CCCCCC"/>
+              <w:right w:val="single" w:sz="6" w:space="0" w:color="CCCCCC"/>
+            </w:tcBorders>
+            <w:tcMar>
+              <w:top w:w="80" w:type="dxa"/>
+              <w:left w:w="120" w:type="dxa"/>
+              <w:bottom w:w="80" w:type="dxa"/>
+              <w:right w:w="120" w:type="dxa"/>
+            </w:tcMar>
+          </w:tcPr>
+          <w:p>
+            <w:r>
+              <w:rPr>
+                <w:color w:val="000000"/>
+                <w:sz w:val="16"/>
+                <w:szCs w:val="16"/>
+              </w:rPr>
+              <w:t xml:space="preserve">Recycle factor: 1 if overhead is not re-charged on recycled capital; (1 − </w:t>
+            </w:r>
+            <w:r>
+              <w:rPr>
+                <w:i/>
+                <w:iCs/>
+                <w:color w:val="000000"/>
+                <w:sz w:val="16"/>
+                <w:szCs w:val="16"/>
+              </w:rPr>
+              <w:t xml:space="preserve">o</w:t>
+            </w:r>
+            <w:r>
+              <w:rPr>
+                <w:color w:val="000000"/>
+                <w:sz w:val="16"/>
+                <w:szCs w:val="16"/>
+              </w:rPr>
+              <w:t xml:space="preserve">) otherwise</w:t>
+            </w:r>
+          </w:p>
+        </w:tc>
+        <w:tc>
+          <w:tcPr>
+            <w:tcW w:w="2400" w:type="dxa"/>
+            <w:tcBorders>
+              <w:top w:val="single" w:sz="6" w:space="0" w:color="CCCCCC"/>
+              <w:left w:val="single" w:sz="6" w:space="0" w:color="CCCCCC"/>
+              <w:bottom w:val="single" w:sz="6" w:space="0" w:color="CCCCCC"/>
+              <w:right w:val="single" w:sz="6" w:space="0" w:color="CCCCCC"/>
+            </w:tcBorders>
+            <w:tcMar>
+              <w:top w:w="80" w:type="dxa"/>
+              <w:left w:w="120" w:type="dxa"/>
+              <w:bottom w:w="80" w:type="dxa"/>
+              <w:right w:w="120" w:type="dxa"/>
+            </w:tcMar>
+          </w:tcPr>
+          <w:p>
+            <w:r>
+              <w:rPr>
+                <w:color w:val="000000"/>
+                <w:sz w:val="16"/>
+                <w:szCs w:val="16"/>
+              </w:rPr>
+              <w:t xml:space="preserve">1 (overhead not re-charged)</w:t>
+            </w:r>
+          </w:p>
+        </w:tc>
+      </w:tr>
+      <w:tr>
+        <w:tc>
+          <w:tcPr>
+            <w:tcW w:w="1300" w:type="dxa"/>
+            <w:tcBorders>
+              <w:top w:val="single" w:sz="6" w:space="0" w:color="CCCCCC"/>
+              <w:left w:val="single" w:sz="6" w:space="0" w:color="CCCCCC"/>
+              <w:bottom w:val="single" w:sz="6" w:space="0" w:color="CCCCCC"/>
+              <w:right w:val="single" w:sz="6" w:space="0" w:color="CCCCCC"/>
+            </w:tcBorders>
+            <w:tcMar>
+              <w:top w:w="80" w:type="dxa"/>
+              <w:left w:w="120" w:type="dxa"/>
+              <w:bottom w:w="80" w:type="dxa"/>
+              <w:right w:w="120" w:type="dxa"/>
+            </w:tcMar>
+          </w:tcPr>
+          <w:p>
+            <w:r>
+              <w:rPr>
+                <w:i/>
+                <w:iCs/>
+                <w:color w:val="000000"/>
+                <w:sz w:val="16"/>
+                <w:szCs w:val="16"/>
+              </w:rPr>
+              <w:t xml:space="preserve">p</w:t>
+            </w:r>
+            <w:r>
+              <w:rPr>
+                <w:i/>
+                <w:iCs/>
+                <w:vertAlign w:val="subscript"/>
+                <w:color w:val="000000"/>
+                <w:sz w:val="16"/>
+                <w:szCs w:val="16"/>
+              </w:rPr>
+              <w:t xml:space="preserve">i</w:t>
+            </w:r>
+          </w:p>
+        </w:tc>
+        <w:tc>
+          <w:tcPr>
+            <w:tcW w:w="5660" w:type="dxa"/>
+            <w:tcBorders>
+              <w:top w:val="single" w:sz="6" w:space="0" w:color="CCCCCC"/>
+              <w:left w:val="single" w:sz="6" w:space="0" w:color="CCCCCC"/>
+              <w:bottom w:val="single" w:sz="6" w:space="0" w:color="CCCCCC"/>
+              <w:right w:val="single" w:sz="6" w:space="0" w:color="CCCCCC"/>
+            </w:tcBorders>
+            <w:tcMar>
+              <w:top w:w="80" w:type="dxa"/>
+              <w:left w:w="120" w:type="dxa"/>
+              <w:bottom w:w="80" w:type="dxa"/>
+              <w:right w:w="120" w:type="dxa"/>
+            </w:tcMar>
+          </w:tcPr>
+          <w:p>
+            <w:r>
+              <w:rPr>
+                <w:color w:val="000000"/>
+                <w:sz w:val="16"/>
+                <w:szCs w:val="16"/>
+              </w:rPr>
+              <w:t xml:space="preserve">Population share in credit tier </w:t>
+            </w:r>
+            <w:r>
+              <w:rPr>
+                <w:i/>
+                <w:iCs/>
+                <w:color w:val="000000"/>
+                <w:sz w:val="16"/>
+                <w:szCs w:val="16"/>
+              </w:rPr>
+              <w:t xml:space="preserve">i</w:t>
+            </w:r>
+          </w:p>
+        </w:tc>
+        <w:tc>
+          <w:tcPr>
+            <w:tcW w:w="2400" w:type="dxa"/>
+            <w:tcBorders>
+              <w:top w:val="single" w:sz="6" w:space="0" w:color="CCCCCC"/>
+              <w:left w:val="single" w:sz="6" w:space="0" w:color="CCCCCC"/>
+              <w:bottom w:val="single" w:sz="6" w:space="0" w:color="CCCCCC"/>
+              <w:right w:val="single" w:sz="6" w:space="0" w:color="CCCCCC"/>
+            </w:tcBorders>
+            <w:tcMar>
+              <w:top w:w="80" w:type="dxa"/>
+              <w:left w:w="120" w:type="dxa"/>
+              <w:bottom w:w="80" w:type="dxa"/>
+              <w:right w:w="120" w:type="dxa"/>
+            </w:tcMar>
+          </w:tcPr>
+          <w:p>
+            <w:r>
+              <w:rPr>
+                <w:color w:val="000000"/>
+                <w:sz w:val="16"/>
+                <w:szCs w:val="16"/>
+              </w:rPr>
+              <w:t xml:space="preserve">5% / 15% / 35% / 35% / 10% across the five tiers</w:t>
+            </w:r>
+          </w:p>
+        </w:tc>
+      </w:tr>
+      <w:tr>
+        <w:tc>
+          <w:tcPr>
+            <w:tcW w:w="1300" w:type="dxa"/>
+            <w:tcBorders>
+              <w:top w:val="single" w:sz="6" w:space="0" w:color="CCCCCC"/>
+              <w:left w:val="single" w:sz="6" w:space="0" w:color="CCCCCC"/>
+              <w:bottom w:val="single" w:sz="6" w:space="0" w:color="CCCCCC"/>
+              <w:right w:val="single" w:sz="6" w:space="0" w:color="CCCCCC"/>
+            </w:tcBorders>
+            <w:tcMar>
+              <w:top w:w="80" w:type="dxa"/>
+              <w:left w:w="120" w:type="dxa"/>
+              <w:bottom w:w="80" w:type="dxa"/>
+              <w:right w:w="120" w:type="dxa"/>
+            </w:tcMar>
+          </w:tcPr>
+          <w:p>
+            <w:r>
+              <w:rPr>
+                <w:i/>
+                <w:iCs/>
+                <w:color w:val="000000"/>
+                <w:sz w:val="16"/>
+                <w:szCs w:val="16"/>
+              </w:rPr>
+              <w:t xml:space="preserve">e</w:t>
+            </w:r>
+            <w:r>
+              <w:rPr>
+                <w:i/>
+                <w:iCs/>
+                <w:vertAlign w:val="subscript"/>
+                <w:color w:val="000000"/>
+                <w:sz w:val="16"/>
+                <w:szCs w:val="16"/>
+              </w:rPr>
+              <w:t xml:space="preserve">i</w:t>
+            </w:r>
+          </w:p>
+        </w:tc>
+        <w:tc>
+          <w:tcPr>
+            <w:tcW w:w="5660" w:type="dxa"/>
+            <w:tcBorders>
+              <w:top w:val="single" w:sz="6" w:space="0" w:color="CCCCCC"/>
+              <w:left w:val="single" w:sz="6" w:space="0" w:color="CCCCCC"/>
+              <w:bottom w:val="single" w:sz="6" w:space="0" w:color="CCCCCC"/>
+              <w:right w:val="single" w:sz="6" w:space="0" w:color="CCCCCC"/>
+            </w:tcBorders>
+            <w:tcMar>
+              <w:top w:w="80" w:type="dxa"/>
+              <w:left w:w="120" w:type="dxa"/>
+              <w:bottom w:w="80" w:type="dxa"/>
+              <w:right w:w="120" w:type="dxa"/>
+            </w:tcMar>
+          </w:tcPr>
+          <w:p>
+            <w:r>
+              <w:rPr>
+                <w:color w:val="000000"/>
+                <w:sz w:val="16"/>
+                <w:szCs w:val="16"/>
+              </w:rPr>
+              <w:t xml:space="preserve">Eviction rate in credit tier </w:t>
+            </w:r>
+            <w:r>
+              <w:rPr>
+                <w:i/>
+                <w:iCs/>
+                <w:color w:val="000000"/>
+                <w:sz w:val="16"/>
+                <w:szCs w:val="16"/>
+              </w:rPr>
+              <w:t xml:space="preserve">i</w:t>
+            </w:r>
+            <w:r>
+              <w:rPr>
+                <w:color w:val="000000"/>
+                <w:sz w:val="16"/>
+                <w:szCs w:val="16"/>
+              </w:rPr>
+              <w:t xml:space="preserve"> (TransUnion ResidentScore)</w:t>
+            </w:r>
+          </w:p>
+        </w:tc>
+        <w:tc>
+          <w:tcPr>
+            <w:tcW w:w="2400" w:type="dxa"/>
+            <w:tcBorders>
+              <w:top w:val="single" w:sz="6" w:space="0" w:color="CCCCCC"/>
+              <w:left w:val="single" w:sz="6" w:space="0" w:color="CCCCCC"/>
+              <w:bottom w:val="single" w:sz="6" w:space="0" w:color="CCCCCC"/>
+              <w:right w:val="single" w:sz="6" w:space="0" w:color="CCCCCC"/>
+            </w:tcBorders>
+            <w:tcMar>
+              <w:top w:w="80" w:type="dxa"/>
+              <w:left w:w="120" w:type="dxa"/>
+              <w:bottom w:w="80" w:type="dxa"/>
+              <w:right w:w="120" w:type="dxa"/>
+            </w:tcMar>
+          </w:tcPr>
+          <w:p>
+            <w:r>
+              <w:rPr>
+                <w:color w:val="000000"/>
+                <w:sz w:val="16"/>
+                <w:szCs w:val="16"/>
+              </w:rPr>
+              <w:t xml:space="preserve">12.3% / 9.4% / 5.8% / 1.3% / 0.3% (fixed)</w:t>
+            </w:r>
+          </w:p>
+        </w:tc>
+      </w:tr>
+      <w:tr>
+        <w:tc>
+          <w:tcPr>
+            <w:tcW w:w="1300" w:type="dxa"/>
+            <w:tcBorders>
+              <w:top w:val="single" w:sz="6" w:space="0" w:color="CCCCCC"/>
+              <w:left w:val="single" w:sz="6" w:space="0" w:color="CCCCCC"/>
+              <w:bottom w:val="single" w:sz="6" w:space="0" w:color="CCCCCC"/>
+              <w:right w:val="single" w:sz="6" w:space="0" w:color="CCCCCC"/>
+            </w:tcBorders>
+            <w:tcMar>
+              <w:top w:w="80" w:type="dxa"/>
+              <w:left w:w="120" w:type="dxa"/>
+              <w:bottom w:w="80" w:type="dxa"/>
+              <w:right w:w="120" w:type="dxa"/>
+            </w:tcMar>
+          </w:tcPr>
+          <w:p>
+            <w:r>
+              <w:rPr>
+                <w:i/>
+                <w:iCs/>
+                <w:color w:val="000000"/>
+                <w:sz w:val="16"/>
+                <w:szCs w:val="16"/>
+              </w:rPr>
+              <w:t xml:space="preserve">LGE</w:t>
+            </w:r>
+          </w:p>
+        </w:tc>
+        <w:tc>
+          <w:tcPr>
+            <w:tcW w:w="5660" w:type="dxa"/>
+            <w:tcBorders>
+              <w:top w:val="single" w:sz="6" w:space="0" w:color="CCCCCC"/>
+              <w:left w:val="single" w:sz="6" w:space="0" w:color="CCCCCC"/>
+              <w:bottom w:val="single" w:sz="6" w:space="0" w:color="CCCCCC"/>
+              <w:right w:val="single" w:sz="6" w:space="0" w:color="CCCCCC"/>
+            </w:tcBorders>
+            <w:tcMar>
+              <w:top w:w="80" w:type="dxa"/>
+              <w:left w:w="120" w:type="dxa"/>
+              <w:bottom w:w="80" w:type="dxa"/>
+              <w:right w:w="120" w:type="dxa"/>
+            </w:tcMar>
+          </w:tcPr>
+          <w:p>
+            <w:r>
+              <w:rPr>
+                <w:color w:val="000000"/>
+                <w:sz w:val="16"/>
+                <w:szCs w:val="16"/>
+              </w:rPr>
+              <w:t xml:space="preserve">Loss-given-eviction: share of held capital consumed when an eviction is filed and reduced to judgment</w:t>
+            </w:r>
+          </w:p>
+        </w:tc>
+        <w:tc>
+          <w:tcPr>
+            <w:tcW w:w="2400" w:type="dxa"/>
+            <w:tcBorders>
+              <w:top w:val="single" w:sz="6" w:space="0" w:color="CCCCCC"/>
+              <w:left w:val="single" w:sz="6" w:space="0" w:color="CCCCCC"/>
+              <w:bottom w:val="single" w:sz="6" w:space="0" w:color="CCCCCC"/>
+              <w:right w:val="single" w:sz="6" w:space="0" w:color="CCCCCC"/>
+            </w:tcBorders>
+            <w:tcMar>
+              <w:top w:w="80" w:type="dxa"/>
+              <w:left w:w="120" w:type="dxa"/>
+              <w:bottom w:w="80" w:type="dxa"/>
+              <w:right w:w="120" w:type="dxa"/>
+            </w:tcMar>
+          </w:tcPr>
+          <w:p>
+            <w:r>
+              <w:rPr>
+                <w:color w:val="000000"/>
+                <w:sz w:val="16"/>
+                <w:szCs w:val="16"/>
+              </w:rPr>
+              <w:t xml:space="preserve">100%</w:t>
+            </w:r>
+          </w:p>
+        </w:tc>
+      </w:tr>
+      <w:tr>
+        <w:tc>
+          <w:tcPr>
+            <w:tcW w:w="1300" w:type="dxa"/>
+            <w:tcBorders>
+              <w:top w:val="single" w:sz="6" w:space="0" w:color="CCCCCC"/>
+              <w:left w:val="single" w:sz="6" w:space="0" w:color="CCCCCC"/>
+              <w:bottom w:val="single" w:sz="6" w:space="0" w:color="CCCCCC"/>
+              <w:right w:val="single" w:sz="6" w:space="0" w:color="CCCCCC"/>
+            </w:tcBorders>
+            <w:tcMar>
+              <w:top w:w="80" w:type="dxa"/>
+              <w:left w:w="120" w:type="dxa"/>
+              <w:bottom w:w="80" w:type="dxa"/>
+              <w:right w:w="120" w:type="dxa"/>
+            </w:tcMar>
+          </w:tcPr>
+          <w:p>
+            <w:r>
+              <w:rPr>
+                <w:i/>
+                <w:iCs/>
+                <w:color w:val="000000"/>
+                <w:sz w:val="16"/>
+                <w:szCs w:val="16"/>
+              </w:rPr>
+              <w:t xml:space="preserve">B</w:t>
+            </w:r>
+          </w:p>
+        </w:tc>
+        <w:tc>
+          <w:tcPr>
+            <w:tcW w:w="5660" w:type="dxa"/>
+            <w:tcBorders>
+              <w:top w:val="single" w:sz="6" w:space="0" w:color="CCCCCC"/>
+              <w:left w:val="single" w:sz="6" w:space="0" w:color="CCCCCC"/>
+              <w:bottom w:val="single" w:sz="6" w:space="0" w:color="CCCCCC"/>
+              <w:right w:val="single" w:sz="6" w:space="0" w:color="CCCCCC"/>
+            </w:tcBorders>
+            <w:tcMar>
+              <w:top w:w="80" w:type="dxa"/>
+              <w:left w:w="120" w:type="dxa"/>
+              <w:bottom w:w="80" w:type="dxa"/>
+              <w:right w:w="120" w:type="dxa"/>
+            </w:tcMar>
+          </w:tcPr>
+          <w:p>
+            <w:r>
+              <w:rPr>
+                <w:color w:val="000000"/>
+                <w:sz w:val="16"/>
+                <w:szCs w:val="16"/>
+              </w:rPr>
+              <w:t xml:space="preserve">Base non-recovery: average lawful deductions in non-evicted tenancies (wear, cleaning, damages)</w:t>
+            </w:r>
+          </w:p>
+        </w:tc>
+        <w:tc>
+          <w:tcPr>
+            <w:tcW w:w="2400" w:type="dxa"/>
+            <w:tcBorders>
+              <w:top w:val="single" w:sz="6" w:space="0" w:color="CCCCCC"/>
+              <w:left w:val="single" w:sz="6" w:space="0" w:color="CCCCCC"/>
+              <w:bottom w:val="single" w:sz="6" w:space="0" w:color="CCCCCC"/>
+              <w:right w:val="single" w:sz="6" w:space="0" w:color="CCCCCC"/>
+            </w:tcBorders>
+            <w:tcMar>
+              <w:top w:w="80" w:type="dxa"/>
+              <w:left w:w="120" w:type="dxa"/>
+              <w:bottom w:w="80" w:type="dxa"/>
+              <w:right w:w="120" w:type="dxa"/>
+            </w:tcMar>
+          </w:tcPr>
+          <w:p>
+            <w:r>
+              <w:rPr>
+                <w:color w:val="000000"/>
+                <w:sz w:val="16"/>
+                <w:szCs w:val="16"/>
+              </w:rPr>
+              <w:t xml:space="preserve">15%</w:t>
+            </w:r>
+          </w:p>
+        </w:tc>
+      </w:tr>
+      <w:tr>
+        <w:tc>
+          <w:tcPr>
+            <w:tcW w:w="9360" w:type="dxa"/>
+            <w:gridSpan w:val="3"/>
+            <w:tcBorders>
+              <w:top w:val="single" w:sz="6" w:space="0" w:color="CCCCCC"/>
+              <w:left w:val="single" w:sz="6" w:space="0" w:color="CCCCCC"/>
+              <w:bottom w:val="single" w:sz="6" w:space="0" w:color="CCCCCC"/>
+              <w:right w:val="single" w:sz="6" w:space="0" w:color="CCCCCC"/>
+            </w:tcBorders>
+            <w:shd w:val="clear" w:color="auto" w:fill="DEEAF6"/>
+            <w:tcMar>
+              <w:top w:w="80" w:type="dxa"/>
+              <w:left w:w="120" w:type="dxa"/>
+              <w:bottom w:w="80" w:type="dxa"/>
+              <w:right w:w="120" w:type="dxa"/>
+            </w:tcMar>
+          </w:tcPr>
+          <w:p>
+            <w:r>
+              <w:rPr>
+                <w:b/>
+                <w:bCs/>
+                <w:color w:val="000000"/>
+                <w:sz w:val="16"/>
+                <w:szCs w:val="16"/>
+              </w:rPr>
+              <w:t xml:space="preserve">Derived quantities</w:t>
+            </w:r>
+          </w:p>
+        </w:tc>
+      </w:tr>
+      <w:tr>
+        <w:tc>
+          <w:tcPr>
+            <w:tcW w:w="1300" w:type="dxa"/>
+            <w:tcBorders>
+              <w:top w:val="single" w:sz="6" w:space="0" w:color="CCCCCC"/>
+              <w:left w:val="single" w:sz="6" w:space="0" w:color="CCCCCC"/>
+              <w:bottom w:val="single" w:sz="6" w:space="0" w:color="CCCCCC"/>
+              <w:right w:val="single" w:sz="6" w:space="0" w:color="CCCCCC"/>
+            </w:tcBorders>
+            <w:tcMar>
+              <w:top w:w="80" w:type="dxa"/>
+              <w:left w:w="120" w:type="dxa"/>
+              <w:bottom w:w="80" w:type="dxa"/>
+              <w:right w:w="120" w:type="dxa"/>
+            </w:tcMar>
+          </w:tcPr>
+          <w:p>
+            <w:r>
+              <w:rPr>
+                <w:i/>
+                <w:iCs/>
+                <w:color w:val="000000"/>
+                <w:sz w:val="16"/>
+                <w:szCs w:val="16"/>
+              </w:rPr>
+              <w:t xml:space="preserve">N′</w:t>
+            </w:r>
+          </w:p>
+        </w:tc>
+        <w:tc>
+          <w:tcPr>
+            <w:tcW w:w="5660" w:type="dxa"/>
+            <w:tcBorders>
+              <w:top w:val="single" w:sz="6" w:space="0" w:color="CCCCCC"/>
+              <w:left w:val="single" w:sz="6" w:space="0" w:color="CCCCCC"/>
+              <w:bottom w:val="single" w:sz="6" w:space="0" w:color="CCCCCC"/>
+              <w:right w:val="single" w:sz="6" w:space="0" w:color="CCCCCC"/>
+            </w:tcBorders>
+            <w:tcMar>
+              <w:top w:w="80" w:type="dxa"/>
+              <w:left w:w="120" w:type="dxa"/>
+              <w:bottom w:w="80" w:type="dxa"/>
+              <w:right w:w="120" w:type="dxa"/>
+            </w:tcMar>
+          </w:tcPr>
+          <w:p>
+            <w:r>
+              <w:rPr>
+                <w:color w:val="000000"/>
+                <w:sz w:val="16"/>
+                <w:szCs w:val="16"/>
+              </w:rPr>
+              <w:t xml:space="preserve">Net new capital per year: </w:t>
+            </w:r>
+            <w:r>
+              <w:rPr>
+                <w:i/>
+                <w:iCs/>
+                <w:color w:val="000000"/>
+                <w:sz w:val="16"/>
+                <w:szCs w:val="16"/>
+              </w:rPr>
+              <w:t xml:space="preserve">N′</w:t>
+            </w:r>
+            <w:r>
+              <w:rPr>
+                <w:color w:val="000000"/>
+                <w:sz w:val="16"/>
+                <w:szCs w:val="16"/>
+              </w:rPr>
+              <w:t xml:space="preserve"> = </w:t>
+            </w:r>
+            <w:r>
+              <w:rPr>
+                <w:i/>
+                <w:iCs/>
+                <w:color w:val="000000"/>
+                <w:sz w:val="16"/>
+                <w:szCs w:val="16"/>
+              </w:rPr>
+              <w:t xml:space="preserve">N</w:t>
+            </w:r>
+            <w:r>
+              <w:rPr>
+                <w:color w:val="000000"/>
+                <w:sz w:val="16"/>
+                <w:szCs w:val="16"/>
+              </w:rPr>
+              <w:t xml:space="preserve"> × (1 − </w:t>
+            </w:r>
+            <w:r>
+              <w:rPr>
+                <w:i/>
+                <w:iCs/>
+                <w:color w:val="000000"/>
+                <w:sz w:val="16"/>
+                <w:szCs w:val="16"/>
+              </w:rPr>
+              <w:t xml:space="preserve">o</w:t>
+            </w:r>
+            <w:r>
+              <w:rPr>
+                <w:color w:val="000000"/>
+                <w:sz w:val="16"/>
+                <w:szCs w:val="16"/>
+              </w:rPr>
+              <w:t xml:space="preserve">)</w:t>
+            </w:r>
+          </w:p>
+        </w:tc>
+        <w:tc>
+          <w:tcPr>
+            <w:tcW w:w="2400" w:type="dxa"/>
+            <w:tcBorders>
+              <w:top w:val="single" w:sz="6" w:space="0" w:color="CCCCCC"/>
+              <w:left w:val="single" w:sz="6" w:space="0" w:color="CCCCCC"/>
+              <w:bottom w:val="single" w:sz="6" w:space="0" w:color="CCCCCC"/>
+              <w:right w:val="single" w:sz="6" w:space="0" w:color="CCCCCC"/>
+            </w:tcBorders>
+            <w:tcMar>
+              <w:top w:w="80" w:type="dxa"/>
+              <w:left w:w="120" w:type="dxa"/>
+              <w:bottom w:w="80" w:type="dxa"/>
+              <w:right w:w="120" w:type="dxa"/>
+            </w:tcMar>
+          </w:tcPr>
+          <w:p>
+            <w:r>
+              <w:rPr>
+                <w:color w:val="000000"/>
+                <w:sz w:val="16"/>
+                <w:szCs w:val="16"/>
+              </w:rPr>
+              <w:t xml:space="preserve">$700,000 / year</w:t>
+            </w:r>
+          </w:p>
+        </w:tc>
+      </w:tr>
+      <w:tr>
+        <w:tc>
+          <w:tcPr>
+            <w:tcW w:w="1300" w:type="dxa"/>
+            <w:tcBorders>
+              <w:top w:val="single" w:sz="6" w:space="0" w:color="CCCCCC"/>
+              <w:left w:val="single" w:sz="6" w:space="0" w:color="CCCCCC"/>
+              <w:bottom w:val="single" w:sz="6" w:space="0" w:color="CCCCCC"/>
+              <w:right w:val="single" w:sz="6" w:space="0" w:color="CCCCCC"/>
+            </w:tcBorders>
+            <w:tcMar>
+              <w:top w:w="80" w:type="dxa"/>
+              <w:left w:w="120" w:type="dxa"/>
+              <w:bottom w:w="80" w:type="dxa"/>
+              <w:right w:w="120" w:type="dxa"/>
+            </w:tcMar>
+          </w:tcPr>
+          <w:p>
+            <w:r>
+              <w:rPr>
+                <w:i/>
+                <w:iCs/>
+                <w:color w:val="000000"/>
+                <w:sz w:val="16"/>
+                <w:szCs w:val="16"/>
+              </w:rPr>
+              <w:t xml:space="preserve">ē</w:t>
+            </w:r>
+          </w:p>
+        </w:tc>
+        <w:tc>
+          <w:tcPr>
+            <w:tcW w:w="5660" w:type="dxa"/>
+            <w:tcBorders>
+              <w:top w:val="single" w:sz="6" w:space="0" w:color="CCCCCC"/>
+              <w:left w:val="single" w:sz="6" w:space="0" w:color="CCCCCC"/>
+              <w:bottom w:val="single" w:sz="6" w:space="0" w:color="CCCCCC"/>
+              <w:right w:val="single" w:sz="6" w:space="0" w:color="CCCCCC"/>
+            </w:tcBorders>
+            <w:tcMar>
+              <w:top w:w="80" w:type="dxa"/>
+              <w:left w:w="120" w:type="dxa"/>
+              <w:bottom w:w="80" w:type="dxa"/>
+              <w:right w:w="120" w:type="dxa"/>
+            </w:tcMar>
+          </w:tcPr>
+          <w:p>
+            <w:r>
+              <w:rPr>
+                <w:color w:val="000000"/>
+                <w:sz w:val="16"/>
+                <w:szCs w:val="16"/>
+              </w:rPr>
+              <w:t xml:space="preserve">Population-weighted eviction rate: </w:t>
+            </w:r>
+            <w:r>
+              <w:rPr>
+                <w:i/>
+                <w:iCs/>
+                <w:color w:val="000000"/>
+                <w:sz w:val="16"/>
+                <w:szCs w:val="16"/>
+              </w:rPr>
+              <w:t xml:space="preserve">ē</w:t>
+            </w:r>
+            <w:r>
+              <w:rPr>
+                <w:color w:val="000000"/>
+                <w:sz w:val="16"/>
+                <w:szCs w:val="16"/>
+              </w:rPr>
+              <w:t xml:space="preserve"> = Σ </w:t>
+            </w:r>
+            <w:r>
+              <w:rPr>
+                <w:i/>
+                <w:iCs/>
+                <w:color w:val="000000"/>
+                <w:sz w:val="16"/>
+                <w:szCs w:val="16"/>
+              </w:rPr>
+              <w:t xml:space="preserve">p</w:t>
+            </w:r>
+            <w:r>
+              <w:rPr>
+                <w:i/>
+                <w:iCs/>
+                <w:vertAlign w:val="subscript"/>
+                <w:color w:val="000000"/>
+                <w:sz w:val="16"/>
+                <w:szCs w:val="16"/>
+              </w:rPr>
+              <w:t xml:space="preserve">i</w:t>
+            </w:r>
+            <w:r>
+              <w:rPr>
+                <w:color w:val="000000"/>
+                <w:sz w:val="16"/>
+                <w:szCs w:val="16"/>
+              </w:rPr>
+              <w:t xml:space="preserve"> × </w:t>
+            </w:r>
+            <w:r>
+              <w:rPr>
+                <w:i/>
+                <w:iCs/>
+                <w:color w:val="000000"/>
+                <w:sz w:val="16"/>
+                <w:szCs w:val="16"/>
+              </w:rPr>
+              <w:t xml:space="preserve">e</w:t>
+            </w:r>
+            <w:r>
+              <w:rPr>
+                <w:i/>
+                <w:iCs/>
+                <w:vertAlign w:val="subscript"/>
+                <w:color w:val="000000"/>
+                <w:sz w:val="16"/>
+                <w:szCs w:val="16"/>
+              </w:rPr>
+              <w:t xml:space="preserve">i</w:t>
+            </w:r>
+            <w:r>
+              <w:rPr>
+                <w:color w:val="000000"/>
+                <w:sz w:val="16"/>
+                <w:szCs w:val="16"/>
+              </w:rPr>
+              <w:t xml:space="preserve"> across the five credit tiers</w:t>
+            </w:r>
+          </w:p>
+        </w:tc>
+        <w:tc>
+          <w:tcPr>
+            <w:tcW w:w="2400" w:type="dxa"/>
+            <w:tcBorders>
+              <w:top w:val="single" w:sz="6" w:space="0" w:color="CCCCCC"/>
+              <w:left w:val="single" w:sz="6" w:space="0" w:color="CCCCCC"/>
+              <w:bottom w:val="single" w:sz="6" w:space="0" w:color="CCCCCC"/>
+              <w:right w:val="single" w:sz="6" w:space="0" w:color="CCCCCC"/>
+            </w:tcBorders>
+            <w:tcMar>
+              <w:top w:w="80" w:type="dxa"/>
+              <w:left w:w="120" w:type="dxa"/>
+              <w:bottom w:w="80" w:type="dxa"/>
+              <w:right w:w="120" w:type="dxa"/>
+            </w:tcMar>
+          </w:tcPr>
+          <w:p>
+            <w:r>
+              <w:rPr>
+                <w:color w:val="000000"/>
+                <w:sz w:val="16"/>
+                <w:szCs w:val="16"/>
+              </w:rPr>
+              <w:t xml:space="preserve">≈ 4.5%</w:t>
+            </w:r>
+          </w:p>
+        </w:tc>
+      </w:tr>
+      <w:tr>
+        <w:tc>
+          <w:tcPr>
+            <w:tcW w:w="1300" w:type="dxa"/>
+            <w:tcBorders>
+              <w:top w:val="single" w:sz="6" w:space="0" w:color="CCCCCC"/>
+              <w:left w:val="single" w:sz="6" w:space="0" w:color="CCCCCC"/>
+              <w:bottom w:val="single" w:sz="6" w:space="0" w:color="CCCCCC"/>
+              <w:right w:val="single" w:sz="6" w:space="0" w:color="CCCCCC"/>
+            </w:tcBorders>
+            <w:tcMar>
+              <w:top w:w="80" w:type="dxa"/>
+              <w:left w:w="120" w:type="dxa"/>
+              <w:bottom w:w="80" w:type="dxa"/>
+              <w:right w:w="120" w:type="dxa"/>
+            </w:tcMar>
+          </w:tcPr>
+          <w:p>
+            <w:r>
+              <w:rPr>
+                <w:i/>
+                <w:iCs/>
+                <w:color w:val="000000"/>
+                <w:sz w:val="16"/>
+                <w:szCs w:val="16"/>
+              </w:rPr>
+              <w:t xml:space="preserve">r</w:t>
+            </w:r>
+          </w:p>
+        </w:tc>
+        <w:tc>
+          <w:tcPr>
+            <w:tcW w:w="5660" w:type="dxa"/>
+            <w:tcBorders>
+              <w:top w:val="single" w:sz="6" w:space="0" w:color="CCCCCC"/>
+              <w:left w:val="single" w:sz="6" w:space="0" w:color="CCCCCC"/>
+              <w:bottom w:val="single" w:sz="6" w:space="0" w:color="CCCCCC"/>
+              <w:right w:val="single" w:sz="6" w:space="0" w:color="CCCCCC"/>
+            </w:tcBorders>
+            <w:tcMar>
+              <w:top w:w="80" w:type="dxa"/>
+              <w:left w:w="120" w:type="dxa"/>
+              <w:bottom w:w="80" w:type="dxa"/>
+              <w:right w:w="120" w:type="dxa"/>
+            </w:tcMar>
+          </w:tcPr>
+          <w:p>
+            <w:r>
+              <w:rPr>
+                <w:color w:val="000000"/>
+                <w:sz w:val="16"/>
+                <w:szCs w:val="16"/>
+              </w:rPr>
+              <w:t xml:space="preserve">Effective recovery rate (see Recovery rate, below)</w:t>
+            </w:r>
+          </w:p>
+        </w:tc>
+        <w:tc>
+          <w:tcPr>
+            <w:tcW w:w="2400" w:type="dxa"/>
+            <w:tcBorders>
+              <w:top w:val="single" w:sz="6" w:space="0" w:color="CCCCCC"/>
+              <w:left w:val="single" w:sz="6" w:space="0" w:color="CCCCCC"/>
+              <w:bottom w:val="single" w:sz="6" w:space="0" w:color="CCCCCC"/>
+              <w:right w:val="single" w:sz="6" w:space="0" w:color="CCCCCC"/>
+            </w:tcBorders>
+            <w:tcMar>
+              <w:top w:w="80" w:type="dxa"/>
+              <w:left w:w="120" w:type="dxa"/>
+              <w:bottom w:w="80" w:type="dxa"/>
+              <w:right w:w="120" w:type="dxa"/>
+            </w:tcMar>
+          </w:tcPr>
+          <w:p>
+            <w:r>
+              <w:rPr>
+                <w:color w:val="000000"/>
+                <w:sz w:val="16"/>
+                <w:szCs w:val="16"/>
+              </w:rPr>
+              <w:t xml:space="preserve">≈ 80%</w:t>
+            </w:r>
+          </w:p>
+        </w:tc>
+      </w:tr>
+      <w:tr>
+        <w:tc>
+          <w:tcPr>
+            <w:tcW w:w="1300" w:type="dxa"/>
+            <w:tcBorders>
+              <w:top w:val="single" w:sz="6" w:space="0" w:color="CCCCCC"/>
+              <w:left w:val="single" w:sz="6" w:space="0" w:color="CCCCCC"/>
+              <w:bottom w:val="single" w:sz="6" w:space="0" w:color="CCCCCC"/>
+              <w:right w:val="single" w:sz="6" w:space="0" w:color="CCCCCC"/>
+            </w:tcBorders>
+            <w:tcMar>
+              <w:top w:w="80" w:type="dxa"/>
+              <w:left w:w="120" w:type="dxa"/>
+              <w:bottom w:w="80" w:type="dxa"/>
+              <w:right w:w="120" w:type="dxa"/>
+            </w:tcMar>
+          </w:tcPr>
+          <w:p>
+            <w:r>
+              <w:rPr>
+                <w:i/>
+                <w:iCs/>
+                <w:color w:val="000000"/>
+                <w:sz w:val="16"/>
+                <w:szCs w:val="16"/>
+              </w:rPr>
+              <w:t xml:space="preserve">K</w:t>
+            </w:r>
+          </w:p>
+        </w:tc>
+        <w:tc>
+          <w:tcPr>
+            <w:tcW w:w="5660" w:type="dxa"/>
+            <w:tcBorders>
+              <w:top w:val="single" w:sz="6" w:space="0" w:color="CCCCCC"/>
+              <w:left w:val="single" w:sz="6" w:space="0" w:color="CCCCCC"/>
+              <w:bottom w:val="single" w:sz="6" w:space="0" w:color="CCCCCC"/>
+              <w:right w:val="single" w:sz="6" w:space="0" w:color="CCCCCC"/>
+            </w:tcBorders>
+            <w:tcMar>
+              <w:top w:w="80" w:type="dxa"/>
+              <w:left w:w="120" w:type="dxa"/>
+              <w:bottom w:w="80" w:type="dxa"/>
+              <w:right w:w="120" w:type="dxa"/>
+            </w:tcMar>
+          </w:tcPr>
+          <w:p>
+            <w:r>
+              <w:rPr>
+                <w:color w:val="000000"/>
+                <w:sz w:val="16"/>
+                <w:szCs w:val="16"/>
+              </w:rPr>
+              <w:t xml:space="preserve">Capital deployed per assisted household under HB 1336-FN: </w:t>
+            </w:r>
+            <w:r>
+              <w:rPr>
+                <w:i/>
+                <w:iCs/>
+                <w:color w:val="000000"/>
+                <w:sz w:val="16"/>
+                <w:szCs w:val="16"/>
+              </w:rPr>
+              <w:t xml:space="preserve">K</w:t>
+            </w:r>
+            <w:r>
+              <w:rPr>
+                <w:color w:val="000000"/>
+                <w:sz w:val="16"/>
+                <w:szCs w:val="16"/>
+              </w:rPr>
+              <w:t xml:space="preserve"> = </w:t>
+            </w:r>
+            <w:r>
+              <w:rPr>
+                <w:i/>
+                <w:iCs/>
+                <w:color w:val="000000"/>
+                <w:sz w:val="16"/>
+                <w:szCs w:val="16"/>
+              </w:rPr>
+              <w:t xml:space="preserve">D</w:t>
+            </w:r>
+            <w:r>
+              <w:rPr>
+                <w:color w:val="000000"/>
+                <w:sz w:val="16"/>
+                <w:szCs w:val="16"/>
+              </w:rPr>
+              <w:t xml:space="preserve"> × (1 + </w:t>
+            </w:r>
+            <w:r>
+              <w:rPr>
+                <w:i/>
+                <w:iCs/>
+                <w:color w:val="000000"/>
+                <w:sz w:val="16"/>
+                <w:szCs w:val="16"/>
+              </w:rPr>
+              <w:t xml:space="preserve">b</w:t>
+            </w:r>
+            <w:r>
+              <w:rPr>
+                <w:color w:val="000000"/>
+                <w:sz w:val="16"/>
+                <w:szCs w:val="16"/>
+              </w:rPr>
+              <w:t xml:space="preserve"> × </w:t>
+            </w:r>
+            <w:r>
+              <w:rPr>
+                <w:i/>
+                <w:iCs/>
+                <w:color w:val="000000"/>
+                <w:sz w:val="16"/>
+                <w:szCs w:val="16"/>
+              </w:rPr>
+              <w:t xml:space="preserve">m</w:t>
+            </w:r>
+            <w:r>
+              <w:rPr>
+                <w:color w:val="000000"/>
+                <w:sz w:val="16"/>
+                <w:szCs w:val="16"/>
+              </w:rPr>
+              <w:t xml:space="preserve">)</w:t>
+            </w:r>
+          </w:p>
+        </w:tc>
+        <w:tc>
+          <w:tcPr>
+            <w:tcW w:w="2400" w:type="dxa"/>
+            <w:tcBorders>
+              <w:top w:val="single" w:sz="6" w:space="0" w:color="CCCCCC"/>
+              <w:left w:val="single" w:sz="6" w:space="0" w:color="CCCCCC"/>
+              <w:bottom w:val="single" w:sz="6" w:space="0" w:color="CCCCCC"/>
+              <w:right w:val="single" w:sz="6" w:space="0" w:color="CCCCCC"/>
+            </w:tcBorders>
+            <w:tcMar>
+              <w:top w:w="80" w:type="dxa"/>
+              <w:left w:w="120" w:type="dxa"/>
+              <w:bottom w:w="80" w:type="dxa"/>
+              <w:right w:w="120" w:type="dxa"/>
+            </w:tcMar>
+          </w:tcPr>
+          <w:p>
+            <w:r>
+              <w:rPr>
+                <w:color w:val="000000"/>
+                <w:sz w:val="16"/>
+                <w:szCs w:val="16"/>
+              </w:rPr>
+              <w:t xml:space="preserve">$2,600</w:t>
+            </w:r>
+          </w:p>
+        </w:tc>
+      </w:tr>
+      <w:tr>
+        <w:tc>
+          <w:tcPr>
+            <w:tcW w:w="1300" w:type="dxa"/>
+            <w:tcBorders>
+              <w:top w:val="single" w:sz="6" w:space="0" w:color="CCCCCC"/>
+              <w:left w:val="single" w:sz="6" w:space="0" w:color="CCCCCC"/>
+              <w:bottom w:val="single" w:sz="6" w:space="0" w:color="CCCCCC"/>
+              <w:right w:val="single" w:sz="6" w:space="0" w:color="CCCCCC"/>
+            </w:tcBorders>
+            <w:tcMar>
+              <w:top w:w="80" w:type="dxa"/>
+              <w:left w:w="120" w:type="dxa"/>
+              <w:bottom w:w="80" w:type="dxa"/>
+              <w:right w:w="120" w:type="dxa"/>
+            </w:tcMar>
+          </w:tcPr>
+          <w:p>
+            <w:r>
+              <w:rPr>
+                <w:i/>
+                <w:iCs/>
+                <w:color w:val="000000"/>
+                <w:sz w:val="16"/>
+                <w:szCs w:val="16"/>
+              </w:rPr>
+              <w:t xml:space="preserve">K</w:t>
+            </w:r>
+            <w:r>
+              <w:rPr>
+                <w:i/>
+                <w:iCs/>
+                <w:vertAlign w:val="subscript"/>
+                <w:color w:val="000000"/>
+                <w:sz w:val="16"/>
+                <w:szCs w:val="16"/>
+              </w:rPr>
+              <w:t xml:space="preserve">0</w:t>
+            </w:r>
+          </w:p>
+        </w:tc>
+        <w:tc>
+          <w:tcPr>
+            <w:tcW w:w="5660" w:type="dxa"/>
+            <w:tcBorders>
+              <w:top w:val="single" w:sz="6" w:space="0" w:color="CCCCCC"/>
+              <w:left w:val="single" w:sz="6" w:space="0" w:color="CCCCCC"/>
+              <w:bottom w:val="single" w:sz="6" w:space="0" w:color="CCCCCC"/>
+              <w:right w:val="single" w:sz="6" w:space="0" w:color="CCCCCC"/>
+            </w:tcBorders>
+            <w:tcMar>
+              <w:top w:w="80" w:type="dxa"/>
+              <w:left w:w="120" w:type="dxa"/>
+              <w:bottom w:w="80" w:type="dxa"/>
+              <w:right w:w="120" w:type="dxa"/>
+            </w:tcMar>
+          </w:tcPr>
+          <w:p>
+            <w:r>
+              <w:rPr>
+                <w:color w:val="000000"/>
+                <w:sz w:val="16"/>
+                <w:szCs w:val="16"/>
+              </w:rPr>
+              <w:t xml:space="preserve">Capital deployed per assisted household under the do-nothing baseline: </w:t>
+            </w:r>
+            <w:r>
+              <w:rPr>
+                <w:i/>
+                <w:iCs/>
+                <w:color w:val="000000"/>
+                <w:sz w:val="16"/>
+                <w:szCs w:val="16"/>
+              </w:rPr>
+              <w:t xml:space="preserve">K</w:t>
+            </w:r>
+            <w:r>
+              <w:rPr>
+                <w:i/>
+                <w:iCs/>
+                <w:vertAlign w:val="subscript"/>
+                <w:color w:val="000000"/>
+                <w:sz w:val="16"/>
+                <w:szCs w:val="16"/>
+              </w:rPr>
+              <w:t xml:space="preserve">0</w:t>
+            </w:r>
+            <w:r>
+              <w:rPr>
+                <w:color w:val="000000"/>
+                <w:sz w:val="16"/>
+                <w:szCs w:val="16"/>
+              </w:rPr>
+              <w:t xml:space="preserve"> = </w:t>
+            </w:r>
+            <w:r>
+              <w:rPr>
+                <w:i/>
+                <w:iCs/>
+                <w:color w:val="000000"/>
+                <w:sz w:val="16"/>
+                <w:szCs w:val="16"/>
+              </w:rPr>
+              <w:t xml:space="preserve">D</w:t>
+            </w:r>
+          </w:p>
+        </w:tc>
+        <w:tc>
+          <w:tcPr>
+            <w:tcW w:w="2400" w:type="dxa"/>
+            <w:tcBorders>
+              <w:top w:val="single" w:sz="6" w:space="0" w:color="CCCCCC"/>
+              <w:left w:val="single" w:sz="6" w:space="0" w:color="CCCCCC"/>
+              <w:bottom w:val="single" w:sz="6" w:space="0" w:color="CCCCCC"/>
+              <w:right w:val="single" w:sz="6" w:space="0" w:color="CCCCCC"/>
+            </w:tcBorders>
+            <w:tcMar>
+              <w:top w:w="80" w:type="dxa"/>
+              <w:left w:w="120" w:type="dxa"/>
+              <w:bottom w:w="80" w:type="dxa"/>
+              <w:right w:w="120" w:type="dxa"/>
+            </w:tcMar>
+          </w:tcPr>
+          <w:p>
+            <w:r>
+              <w:rPr>
+                <w:color w:val="000000"/>
+                <w:sz w:val="16"/>
+                <w:szCs w:val="16"/>
+              </w:rPr>
+              <w:t xml:space="preserve">$2,000</w:t>
+            </w:r>
+          </w:p>
+        </w:tc>
+      </w:tr>
+      <w:tr>
+        <w:tc>
+          <w:tcPr>
+            <w:tcW w:w="1300" w:type="dxa"/>
+            <w:tcBorders>
+              <w:top w:val="single" w:sz="6" w:space="0" w:color="CCCCCC"/>
+              <w:left w:val="single" w:sz="6" w:space="0" w:color="CCCCCC"/>
+              <w:bottom w:val="single" w:sz="6" w:space="0" w:color="CCCCCC"/>
+              <w:right w:val="single" w:sz="6" w:space="0" w:color="CCCCCC"/>
+            </w:tcBorders>
+            <w:tcMar>
+              <w:top w:w="80" w:type="dxa"/>
+              <w:left w:w="120" w:type="dxa"/>
+              <w:bottom w:w="80" w:type="dxa"/>
+              <w:right w:w="120" w:type="dxa"/>
+            </w:tcMar>
+          </w:tcPr>
+          <w:p>
+            <w:r>
+              <w:rPr>
+                <w:i/>
+                <w:iCs/>
+                <w:color w:val="000000"/>
+                <w:sz w:val="16"/>
+                <w:szCs w:val="16"/>
+              </w:rPr>
+              <w:t xml:space="preserve">C</w:t>
+            </w:r>
+            <w:r>
+              <w:rPr>
+                <w:i/>
+                <w:iCs/>
+                <w:color w:val="000000"/>
+                <w:sz w:val="16"/>
+                <w:szCs w:val="16"/>
+              </w:rPr>
+              <w:t xml:space="preserve">(t)</w:t>
+            </w:r>
+          </w:p>
+        </w:tc>
+        <w:tc>
+          <w:tcPr>
+            <w:tcW w:w="5660" w:type="dxa"/>
+            <w:tcBorders>
+              <w:top w:val="single" w:sz="6" w:space="0" w:color="CCCCCC"/>
+              <w:left w:val="single" w:sz="6" w:space="0" w:color="CCCCCC"/>
+              <w:bottom w:val="single" w:sz="6" w:space="0" w:color="CCCCCC"/>
+              <w:right w:val="single" w:sz="6" w:space="0" w:color="CCCCCC"/>
+            </w:tcBorders>
+            <w:tcMar>
+              <w:top w:w="80" w:type="dxa"/>
+              <w:left w:w="120" w:type="dxa"/>
+              <w:bottom w:w="80" w:type="dxa"/>
+              <w:right w:w="120" w:type="dxa"/>
+            </w:tcMar>
+          </w:tcPr>
+          <w:p>
+            <w:r>
+              <w:rPr>
+                <w:color w:val="000000"/>
+                <w:sz w:val="16"/>
+                <w:szCs w:val="16"/>
+              </w:rPr>
+              <w:t xml:space="preserve">Capital deployed in year </w:t>
+            </w:r>
+            <w:r>
+              <w:rPr>
+                <w:i/>
+                <w:iCs/>
+                <w:color w:val="000000"/>
+                <w:sz w:val="16"/>
+                <w:szCs w:val="16"/>
+              </w:rPr>
+              <w:t xml:space="preserve">t</w:t>
+            </w:r>
+            <w:r>
+              <w:rPr>
+                <w:color w:val="000000"/>
+                <w:sz w:val="16"/>
+                <w:szCs w:val="16"/>
+              </w:rPr>
+              <w:t xml:space="preserve"> under HB 1336-FN (see Annual capital evolution, below)</w:t>
+            </w:r>
+          </w:p>
+        </w:tc>
+        <w:tc>
+          <w:tcPr>
+            <w:tcW w:w="2400" w:type="dxa"/>
+            <w:tcBorders>
+              <w:top w:val="single" w:sz="6" w:space="0" w:color="CCCCCC"/>
+              <w:left w:val="single" w:sz="6" w:space="0" w:color="CCCCCC"/>
+              <w:bottom w:val="single" w:sz="6" w:space="0" w:color="CCCCCC"/>
+              <w:right w:val="single" w:sz="6" w:space="0" w:color="CCCCCC"/>
+            </w:tcBorders>
+            <w:tcMar>
+              <w:top w:w="80" w:type="dxa"/>
+              <w:left w:w="120" w:type="dxa"/>
+              <w:bottom w:w="80" w:type="dxa"/>
+              <w:right w:w="120" w:type="dxa"/>
+            </w:tcMar>
+          </w:tcPr>
+          <w:p>
+            <w:r>
+              <w:rPr>
+                <w:color w:val="000000"/>
+                <w:sz w:val="16"/>
+                <w:szCs w:val="16"/>
+              </w:rPr>
+              <w:t xml:space="preserve">See year-by-year table, Section 4.5</w:t>
+            </w:r>
+          </w:p>
+        </w:tc>
+      </w:tr>
+      <w:tr>
+        <w:tc>
+          <w:tcPr>
+            <w:tcW w:w="1300" w:type="dxa"/>
+            <w:tcBorders>
+              <w:top w:val="single" w:sz="6" w:space="0" w:color="CCCCCC"/>
+              <w:left w:val="single" w:sz="6" w:space="0" w:color="CCCCCC"/>
+              <w:bottom w:val="single" w:sz="6" w:space="0" w:color="CCCCCC"/>
+              <w:right w:val="single" w:sz="6" w:space="0" w:color="CCCCCC"/>
+            </w:tcBorders>
+            <w:tcMar>
+              <w:top w:w="80" w:type="dxa"/>
+              <w:left w:w="120" w:type="dxa"/>
+              <w:bottom w:w="80" w:type="dxa"/>
+              <w:right w:w="120" w:type="dxa"/>
+            </w:tcMar>
+          </w:tcPr>
+          <w:p>
+            <w:r>
+              <w:rPr>
+                <w:i/>
+                <w:iCs/>
+                <w:color w:val="000000"/>
+                <w:sz w:val="16"/>
+                <w:szCs w:val="16"/>
+              </w:rPr>
+              <w:t xml:space="preserve">C</w:t>
+            </w:r>
+            <w:r>
+              <w:rPr>
+                <w:i/>
+                <w:iCs/>
+                <w:vertAlign w:val="subscript"/>
+                <w:color w:val="000000"/>
+                <w:sz w:val="16"/>
+                <w:szCs w:val="16"/>
+              </w:rPr>
+              <w:t xml:space="preserve">0</w:t>
+            </w:r>
+            <w:r>
+              <w:rPr>
+                <w:i/>
+                <w:iCs/>
+                <w:color w:val="000000"/>
+                <w:sz w:val="16"/>
+                <w:szCs w:val="16"/>
+              </w:rPr>
+              <w:t xml:space="preserve">(t)</w:t>
+            </w:r>
+          </w:p>
+        </w:tc>
+        <w:tc>
+          <w:tcPr>
+            <w:tcW w:w="5660" w:type="dxa"/>
+            <w:tcBorders>
+              <w:top w:val="single" w:sz="6" w:space="0" w:color="CCCCCC"/>
+              <w:left w:val="single" w:sz="6" w:space="0" w:color="CCCCCC"/>
+              <w:bottom w:val="single" w:sz="6" w:space="0" w:color="CCCCCC"/>
+              <w:right w:val="single" w:sz="6" w:space="0" w:color="CCCCCC"/>
+            </w:tcBorders>
+            <w:tcMar>
+              <w:top w:w="80" w:type="dxa"/>
+              <w:left w:w="120" w:type="dxa"/>
+              <w:bottom w:w="80" w:type="dxa"/>
+              <w:right w:w="120" w:type="dxa"/>
+            </w:tcMar>
+          </w:tcPr>
+          <w:p>
+            <w:r>
+              <w:rPr>
+                <w:color w:val="000000"/>
+                <w:sz w:val="16"/>
+                <w:szCs w:val="16"/>
+              </w:rPr>
+              <w:t xml:space="preserve">Capital deployed in year </w:t>
+            </w:r>
+            <w:r>
+              <w:rPr>
+                <w:i/>
+                <w:iCs/>
+                <w:color w:val="000000"/>
+                <w:sz w:val="16"/>
+                <w:szCs w:val="16"/>
+              </w:rPr>
+              <w:t xml:space="preserve">t</w:t>
+            </w:r>
+            <w:r>
+              <w:rPr>
+                <w:color w:val="000000"/>
+                <w:sz w:val="16"/>
+                <w:szCs w:val="16"/>
+              </w:rPr>
+              <w:t xml:space="preserve"> under the do-nothing baseline: </w:t>
+            </w:r>
+            <w:r>
+              <w:rPr>
+                <w:i/>
+                <w:iCs/>
+                <w:color w:val="000000"/>
+                <w:sz w:val="16"/>
+                <w:szCs w:val="16"/>
+              </w:rPr>
+              <w:t xml:space="preserve">C</w:t>
+            </w:r>
+            <w:r>
+              <w:rPr>
+                <w:i/>
+                <w:iCs/>
+                <w:vertAlign w:val="subscript"/>
+                <w:color w:val="000000"/>
+                <w:sz w:val="16"/>
+                <w:szCs w:val="16"/>
+              </w:rPr>
+              <w:t xml:space="preserve">0</w:t>
+            </w:r>
+            <w:r>
+              <w:rPr>
+                <w:i/>
+                <w:iCs/>
+                <w:color w:val="000000"/>
+                <w:sz w:val="16"/>
+                <w:szCs w:val="16"/>
+              </w:rPr>
+              <w:t xml:space="preserve">(t)</w:t>
+            </w:r>
+            <w:r>
+              <w:rPr>
+                <w:color w:val="000000"/>
+                <w:sz w:val="16"/>
+                <w:szCs w:val="16"/>
+              </w:rPr>
+              <w:t xml:space="preserve"> = </w:t>
+            </w:r>
+            <w:r>
+              <w:rPr>
+                <w:i/>
+                <w:iCs/>
+                <w:color w:val="000000"/>
+                <w:sz w:val="16"/>
+                <w:szCs w:val="16"/>
+              </w:rPr>
+              <w:t xml:space="preserve">N′</w:t>
+            </w:r>
+            <w:r>
+              <w:rPr>
+                <w:color w:val="000000"/>
+                <w:sz w:val="16"/>
+                <w:szCs w:val="16"/>
+              </w:rPr>
+              <w:t xml:space="preserve"> (no recycling)</w:t>
+            </w:r>
+          </w:p>
+        </w:tc>
+        <w:tc>
+          <w:tcPr>
+            <w:tcW w:w="2400" w:type="dxa"/>
+            <w:tcBorders>
+              <w:top w:val="single" w:sz="6" w:space="0" w:color="CCCCCC"/>
+              <w:left w:val="single" w:sz="6" w:space="0" w:color="CCCCCC"/>
+              <w:bottom w:val="single" w:sz="6" w:space="0" w:color="CCCCCC"/>
+              <w:right w:val="single" w:sz="6" w:space="0" w:color="CCCCCC"/>
+            </w:tcBorders>
+            <w:tcMar>
+              <w:top w:w="80" w:type="dxa"/>
+              <w:left w:w="120" w:type="dxa"/>
+              <w:bottom w:w="80" w:type="dxa"/>
+              <w:right w:w="120" w:type="dxa"/>
+            </w:tcMar>
+          </w:tcPr>
+          <w:p>
+            <w:r>
+              <w:rPr>
+                <w:color w:val="000000"/>
+                <w:sz w:val="16"/>
+                <w:szCs w:val="16"/>
+              </w:rPr>
+              <w:t xml:space="preserve">$700,000 / year</w:t>
+            </w:r>
+          </w:p>
+        </w:tc>
+      </w:tr>
+      <w:tr>
+        <w:tc>
+          <w:tcPr>
+            <w:tcW w:w="1300" w:type="dxa"/>
+            <w:tcBorders>
+              <w:top w:val="single" w:sz="6" w:space="0" w:color="CCCCCC"/>
+              <w:left w:val="single" w:sz="6" w:space="0" w:color="CCCCCC"/>
+              <w:bottom w:val="single" w:sz="6" w:space="0" w:color="CCCCCC"/>
+              <w:right w:val="single" w:sz="6" w:space="0" w:color="CCCCCC"/>
+            </w:tcBorders>
+            <w:tcMar>
+              <w:top w:w="80" w:type="dxa"/>
+              <w:left w:w="120" w:type="dxa"/>
+              <w:bottom w:w="80" w:type="dxa"/>
+              <w:right w:w="120" w:type="dxa"/>
+            </w:tcMar>
+          </w:tcPr>
+          <w:p>
+            <w:r>
+              <w:rPr>
+                <w:i/>
+                <w:iCs/>
+                <w:color w:val="000000"/>
+                <w:sz w:val="16"/>
+                <w:szCs w:val="16"/>
+              </w:rPr>
+              <w:t xml:space="preserve">HH</w:t>
+            </w:r>
+            <w:r>
+              <w:rPr>
+                <w:i/>
+                <w:iCs/>
+                <w:color w:val="000000"/>
+                <w:sz w:val="16"/>
+                <w:szCs w:val="16"/>
+              </w:rPr>
+              <w:t xml:space="preserve">(t)</w:t>
+            </w:r>
+          </w:p>
+        </w:tc>
+        <w:tc>
+          <w:tcPr>
+            <w:tcW w:w="5660" w:type="dxa"/>
+            <w:tcBorders>
+              <w:top w:val="single" w:sz="6" w:space="0" w:color="CCCCCC"/>
+              <w:left w:val="single" w:sz="6" w:space="0" w:color="CCCCCC"/>
+              <w:bottom w:val="single" w:sz="6" w:space="0" w:color="CCCCCC"/>
+              <w:right w:val="single" w:sz="6" w:space="0" w:color="CCCCCC"/>
+            </w:tcBorders>
+            <w:tcMar>
+              <w:top w:w="80" w:type="dxa"/>
+              <w:left w:w="120" w:type="dxa"/>
+              <w:bottom w:w="80" w:type="dxa"/>
+              <w:right w:w="120" w:type="dxa"/>
+            </w:tcMar>
+          </w:tcPr>
+          <w:p>
+            <w:r>
+              <w:rPr>
+                <w:color w:val="000000"/>
+                <w:sz w:val="16"/>
+                <w:szCs w:val="16"/>
+              </w:rPr>
+              <w:t xml:space="preserve">Households served in year </w:t>
+            </w:r>
+            <w:r>
+              <w:rPr>
+                <w:i/>
+                <w:iCs/>
+                <w:color w:val="000000"/>
+                <w:sz w:val="16"/>
+                <w:szCs w:val="16"/>
+              </w:rPr>
+              <w:t xml:space="preserve">t</w:t>
+            </w:r>
+            <w:r>
+              <w:rPr>
+                <w:color w:val="000000"/>
+                <w:sz w:val="16"/>
+                <w:szCs w:val="16"/>
+              </w:rPr>
+              <w:t xml:space="preserve"> under HB 1336-FN: HH(</w:t>
+            </w:r>
+            <w:r>
+              <w:rPr>
+                <w:i/>
+                <w:iCs/>
+                <w:color w:val="000000"/>
+                <w:sz w:val="16"/>
+                <w:szCs w:val="16"/>
+              </w:rPr>
+              <w:t xml:space="preserve">t</w:t>
+            </w:r>
+            <w:r>
+              <w:rPr>
+                <w:color w:val="000000"/>
+                <w:sz w:val="16"/>
+                <w:szCs w:val="16"/>
+              </w:rPr>
+              <w:t xml:space="preserve">) = </w:t>
+            </w:r>
+            <w:r>
+              <w:rPr>
+                <w:i/>
+                <w:iCs/>
+                <w:color w:val="000000"/>
+                <w:sz w:val="16"/>
+                <w:szCs w:val="16"/>
+              </w:rPr>
+              <w:t xml:space="preserve">C</w:t>
+            </w:r>
+            <w:r>
+              <w:rPr>
+                <w:color w:val="000000"/>
+                <w:sz w:val="16"/>
+                <w:szCs w:val="16"/>
+              </w:rPr>
+              <w:t xml:space="preserve">(</w:t>
+            </w:r>
+            <w:r>
+              <w:rPr>
+                <w:i/>
+                <w:iCs/>
+                <w:color w:val="000000"/>
+                <w:sz w:val="16"/>
+                <w:szCs w:val="16"/>
+              </w:rPr>
+              <w:t xml:space="preserve">t</w:t>
+            </w:r>
+            <w:r>
+              <w:rPr>
+                <w:color w:val="000000"/>
+                <w:sz w:val="16"/>
+                <w:szCs w:val="16"/>
+              </w:rPr>
+              <w:t xml:space="preserve">) / </w:t>
+            </w:r>
+            <w:r>
+              <w:rPr>
+                <w:i/>
+                <w:iCs/>
+                <w:color w:val="000000"/>
+                <w:sz w:val="16"/>
+                <w:szCs w:val="16"/>
+              </w:rPr>
+              <w:t xml:space="preserve">K</w:t>
+            </w:r>
+          </w:p>
+        </w:tc>
+        <w:tc>
+          <w:tcPr>
+            <w:tcW w:w="2400" w:type="dxa"/>
+            <w:tcBorders>
+              <w:top w:val="single" w:sz="6" w:space="0" w:color="CCCCCC"/>
+              <w:left w:val="single" w:sz="6" w:space="0" w:color="CCCCCC"/>
+              <w:bottom w:val="single" w:sz="6" w:space="0" w:color="CCCCCC"/>
+              <w:right w:val="single" w:sz="6" w:space="0" w:color="CCCCCC"/>
+            </w:tcBorders>
+            <w:tcMar>
+              <w:top w:w="80" w:type="dxa"/>
+              <w:left w:w="120" w:type="dxa"/>
+              <w:bottom w:w="80" w:type="dxa"/>
+              <w:right w:w="120" w:type="dxa"/>
+            </w:tcMar>
+          </w:tcPr>
+          <w:p>
+            <w:r>
+              <w:rPr>
+                <w:color w:val="000000"/>
+                <w:sz w:val="16"/>
+                <w:szCs w:val="16"/>
+              </w:rPr>
+              <w:t xml:space="preserve">See year-by-year table, Section 4.5</w:t>
+            </w:r>
+          </w:p>
+        </w:tc>
+      </w:tr>
+      <w:tr>
+        <w:tc>
+          <w:tcPr>
+            <w:tcW w:w="1300" w:type="dxa"/>
+            <w:tcBorders>
+              <w:top w:val="single" w:sz="6" w:space="0" w:color="CCCCCC"/>
+              <w:left w:val="single" w:sz="6" w:space="0" w:color="CCCCCC"/>
+              <w:bottom w:val="single" w:sz="6" w:space="0" w:color="CCCCCC"/>
+              <w:right w:val="single" w:sz="6" w:space="0" w:color="CCCCCC"/>
+            </w:tcBorders>
+            <w:tcMar>
+              <w:top w:w="80" w:type="dxa"/>
+              <w:left w:w="120" w:type="dxa"/>
+              <w:bottom w:w="80" w:type="dxa"/>
+              <w:right w:w="120" w:type="dxa"/>
+            </w:tcMar>
+          </w:tcPr>
+          <w:p>
+            <w:r>
+              <w:rPr>
+                <w:i/>
+                <w:iCs/>
+                <w:color w:val="000000"/>
+                <w:sz w:val="16"/>
+                <w:szCs w:val="16"/>
+              </w:rPr>
+              <w:t xml:space="preserve">HH</w:t>
+            </w:r>
+            <w:r>
+              <w:rPr>
+                <w:i/>
+                <w:iCs/>
+                <w:vertAlign w:val="subscript"/>
+                <w:color w:val="000000"/>
+                <w:sz w:val="16"/>
+                <w:szCs w:val="16"/>
+              </w:rPr>
+              <w:t xml:space="preserve">0</w:t>
+            </w:r>
+          </w:p>
+        </w:tc>
+        <w:tc>
+          <w:tcPr>
+            <w:tcW w:w="5660" w:type="dxa"/>
+            <w:tcBorders>
+              <w:top w:val="single" w:sz="6" w:space="0" w:color="CCCCCC"/>
+              <w:left w:val="single" w:sz="6" w:space="0" w:color="CCCCCC"/>
+              <w:bottom w:val="single" w:sz="6" w:space="0" w:color="CCCCCC"/>
+              <w:right w:val="single" w:sz="6" w:space="0" w:color="CCCCCC"/>
+            </w:tcBorders>
+            <w:tcMar>
+              <w:top w:w="80" w:type="dxa"/>
+              <w:left w:w="120" w:type="dxa"/>
+              <w:bottom w:w="80" w:type="dxa"/>
+              <w:right w:w="120" w:type="dxa"/>
+            </w:tcMar>
+          </w:tcPr>
+          <w:p>
+            <w:r>
+              <w:rPr>
+                <w:color w:val="000000"/>
+                <w:sz w:val="16"/>
+                <w:szCs w:val="16"/>
+              </w:rPr>
+              <w:t xml:space="preserve">Households served per year under the do-nothing baseline: HH</w:t>
+            </w:r>
+            <w:r>
+              <w:rPr>
+                <w:vertAlign w:val="subscript"/>
+                <w:color w:val="000000"/>
+                <w:sz w:val="16"/>
+                <w:szCs w:val="16"/>
+              </w:rPr>
+              <w:t xml:space="preserve">0</w:t>
+            </w:r>
+            <w:r>
+              <w:rPr>
+                <w:color w:val="000000"/>
+                <w:sz w:val="16"/>
+                <w:szCs w:val="16"/>
+              </w:rPr>
+              <w:t xml:space="preserve"> = </w:t>
+            </w:r>
+            <w:r>
+              <w:rPr>
+                <w:i/>
+                <w:iCs/>
+                <w:color w:val="000000"/>
+                <w:sz w:val="16"/>
+                <w:szCs w:val="16"/>
+              </w:rPr>
+              <w:t xml:space="preserve">N′</w:t>
+            </w:r>
+            <w:r>
+              <w:rPr>
+                <w:color w:val="000000"/>
+                <w:sz w:val="16"/>
+                <w:szCs w:val="16"/>
+              </w:rPr>
+              <w:t xml:space="preserve"> / </w:t>
+            </w:r>
+            <w:r>
+              <w:rPr>
+                <w:i/>
+                <w:iCs/>
+                <w:color w:val="000000"/>
+                <w:sz w:val="16"/>
+                <w:szCs w:val="16"/>
+              </w:rPr>
+              <w:t xml:space="preserve">K</w:t>
+            </w:r>
+            <w:r>
+              <w:rPr>
+                <w:i/>
+                <w:iCs/>
+                <w:vertAlign w:val="subscript"/>
+                <w:color w:val="000000"/>
+                <w:sz w:val="16"/>
+                <w:szCs w:val="16"/>
+              </w:rPr>
+              <w:t xml:space="preserve">0</w:t>
+            </w:r>
+            <w:r>
+              <w:rPr>
+                <w:color w:val="000000"/>
+                <w:sz w:val="16"/>
+                <w:szCs w:val="16"/>
+              </w:rPr>
+              <w:t xml:space="preserve"> (constant across years)</w:t>
+            </w:r>
+          </w:p>
+        </w:tc>
+        <w:tc>
+          <w:tcPr>
+            <w:tcW w:w="2400" w:type="dxa"/>
+            <w:tcBorders>
+              <w:top w:val="single" w:sz="6" w:space="0" w:color="CCCCCC"/>
+              <w:left w:val="single" w:sz="6" w:space="0" w:color="CCCCCC"/>
+              <w:bottom w:val="single" w:sz="6" w:space="0" w:color="CCCCCC"/>
+              <w:right w:val="single" w:sz="6" w:space="0" w:color="CCCCCC"/>
+            </w:tcBorders>
+            <w:tcMar>
+              <w:top w:w="80" w:type="dxa"/>
+              <w:left w:w="120" w:type="dxa"/>
+              <w:bottom w:w="80" w:type="dxa"/>
+              <w:right w:w="120" w:type="dxa"/>
+            </w:tcMar>
+          </w:tcPr>
+          <w:p>
+            <w:r>
+              <w:rPr>
+                <w:color w:val="000000"/>
+                <w:sz w:val="16"/>
+                <w:szCs w:val="16"/>
+              </w:rPr>
+              <w:t xml:space="preserve">350 households / year</w:t>
+            </w:r>
+          </w:p>
+        </w:tc>
+      </w:tr>
+    </w:tbl>
+    <w:p>
+      <w:pPr>
+        <w:spacing w:after="120"/>
+      </w:pPr>
+    </w:p>
+    <w:p>
+      <w:pPr>
+        <w:pStyle w:val="Heading2"/>
+      </w:pPr>
+      <w:r>
+        <w:t>B.2 Formulas</w:t>
+      </w:r>
+    </w:p>
+    <w:p>
+      <w:pPr>
+        <w:spacing w:after="120" w:line="300" w:lineRule="auto"/>
+      </w:pPr>
+      <w:r>
+        <w:rPr>
+          <w:b/>
+          <w:bCs/>
+        </w:rPr>
+        <w:t xml:space="preserve">Recovery rate.</w:t>
+      </w:r>
+      <w:r>
+        <w:t xml:space="preserve"> </w:t>
+      </w:r>
+      <w:r>
+        <w:rPr>
+          <w:i/>
+          <w:iCs/>
+        </w:rPr>
+        <w:t xml:space="preserve">r</w:t>
+      </w:r>
+      <w:r>
+        <w:t xml:space="preserve"> = max(0, 1 − </w:t>
+      </w:r>
+      <w:r>
+        <w:rPr>
+          <w:i/>
+          <w:iCs/>
+        </w:rPr>
+        <w:t xml:space="preserve">ē</w:t>
+      </w:r>
+      <w:r>
+        <w:t xml:space="preserve"> × </w:t>
+      </w:r>
+      <w:r>
+        <w:rPr>
+          <w:i/>
+          <w:iCs/>
+        </w:rPr>
+        <w:t xml:space="preserve">LGE</w:t>
+      </w:r>
+      <w:r>
+        <w:t xml:space="preserve"> − </w:t>
+      </w:r>
+      <w:r>
+        <w:rPr>
+          <w:i/>
+          <w:iCs/>
+        </w:rPr>
+        <w:t xml:space="preserve">B</w:t>
+      </w:r>
+      <w:r>
+        <w:t xml:space="preserve">), where </w:t>
+      </w:r>
+      <w:r>
+        <w:rPr>
+          <w:i/>
+          <w:iCs/>
+        </w:rPr>
+        <w:t xml:space="preserve">ē</w:t>
+      </w:r>
+      <w:r>
+        <w:t xml:space="preserve"> = Σ </w:t>
+      </w:r>
+      <w:r>
+        <w:rPr>
+          <w:i/>
+          <w:iCs/>
+        </w:rPr>
+        <w:t xml:space="preserve">p</w:t>
+      </w:r>
+      <w:r>
+        <w:rPr>
+          <w:i/>
+          <w:iCs/>
+          <w:vertAlign w:val="subscript"/>
+        </w:rPr>
+        <w:t xml:space="preserve">i</w:t>
+      </w:r>
+      <w:r>
+        <w:t xml:space="preserve"> × </w:t>
+      </w:r>
+      <w:r>
+        <w:rPr>
+          <w:i/>
+          <w:iCs/>
+        </w:rPr>
+        <w:t xml:space="preserve">e</w:t>
+      </w:r>
+      <w:r>
+        <w:rPr>
+          <w:i/>
+          <w:iCs/>
+          <w:vertAlign w:val="subscript"/>
+        </w:rPr>
+        <w:t xml:space="preserve">i</w:t>
+      </w:r>
+      <w:r>
+        <w:t xml:space="preserve"> across the five credit tiers. If the recovery method is set to manual override, </w:t>
+      </w:r>
+      <w:r>
+        <w:rPr>
+          <w:i/>
+          <w:iCs/>
+        </w:rPr>
+        <w:t xml:space="preserve">r</w:t>
+      </w:r>
+      <w:r>
+        <w:t xml:space="preserve"> is taken directly from that input instead.</w:t>
+      </w:r>
+    </w:p>
+    <w:p>
+      <w:pPr>
+        <w:spacing w:after="120" w:line="300" w:lineRule="auto"/>
+      </w:pPr>
+      <w:r>
+        <w:rPr>
+          <w:b/>
+          <w:bCs/>
+        </w:rPr>
+        <w:t xml:space="preserve">Annual capital evolution.</w:t>
+      </w:r>
+      <w:r>
+        <w:t xml:space="preserve"> Under HB 1336-FN, </w:t>
+      </w:r>
+      <w:r>
+        <w:rPr>
+          <w:i/>
+          <w:iCs/>
+        </w:rPr>
+        <w:t xml:space="preserve">C</w:t>
+      </w:r>
+      <w:r>
+        <w:t xml:space="preserve">(</w:t>
+      </w:r>
+      <w:r>
+        <w:rPr>
+          <w:i/>
+          <w:iCs/>
+        </w:rPr>
+        <w:t xml:space="preserve">t</w:t>
+      </w:r>
+      <w:r>
+        <w:t xml:space="preserve">) = </w:t>
+      </w:r>
+      <w:r>
+        <w:rPr>
+          <w:i/>
+          <w:iCs/>
+        </w:rPr>
+        <w:t xml:space="preserve">N′</w:t>
+      </w:r>
+      <w:r>
+        <w:t xml:space="preserve"> + </w:t>
+      </w:r>
+      <w:r>
+        <w:rPr>
+          <w:i/>
+          <w:iCs/>
+        </w:rPr>
+        <w:t xml:space="preserve">f</w:t>
+      </w:r>
+      <w:r>
+        <w:t xml:space="preserve"> × </w:t>
+      </w:r>
+      <w:r>
+        <w:rPr>
+          <w:i/>
+          <w:iCs/>
+        </w:rPr>
+        <w:t xml:space="preserve">r</w:t>
+      </w:r>
+      <w:r>
+        <w:t xml:space="preserve"> × </w:t>
+      </w:r>
+      <w:r>
+        <w:rPr>
+          <w:i/>
+          <w:iCs/>
+        </w:rPr>
+        <w:t xml:space="preserve">C</w:t>
+      </w:r>
+      <w:r>
+        <w:t xml:space="preserve">(</w:t>
+      </w:r>
+      <w:r>
+        <w:rPr>
+          <w:i/>
+          <w:iCs/>
+        </w:rPr>
+        <w:t xml:space="preserve">t</w:t>
+      </w:r>
+      <w:r>
+        <w:t xml:space="preserve"> − </w:t>
+      </w:r>
+      <w:r>
+        <w:rPr>
+          <w:i/>
+          <w:iCs/>
+        </w:rPr>
+        <w:t xml:space="preserve">L</w:t>
+      </w:r>
+      <w:r>
+        <w:t xml:space="preserve">) for </w:t>
+      </w:r>
+      <w:r>
+        <w:rPr>
+          <w:i/>
+          <w:iCs/>
+        </w:rPr>
+        <w:t xml:space="preserve">t</w:t>
+      </w:r>
+      <w:r>
+        <w:t xml:space="preserve"> &gt; </w:t>
+      </w:r>
+      <w:r>
+        <w:rPr>
+          <w:i/>
+          <w:iCs/>
+        </w:rPr>
+        <w:t xml:space="preserve">L</w:t>
+      </w:r>
+      <w:r>
+        <w:t xml:space="preserve">, and </w:t>
+      </w:r>
+      <w:r>
+        <w:rPr>
+          <w:i/>
+          <w:iCs/>
+        </w:rPr>
+        <w:t xml:space="preserve">C</w:t>
+      </w:r>
+      <w:r>
+        <w:t xml:space="preserve">(</w:t>
+      </w:r>
+      <w:r>
+        <w:rPr>
+          <w:i/>
+          <w:iCs/>
+        </w:rPr>
+        <w:t xml:space="preserve">t</w:t>
+      </w:r>
+      <w:r>
+        <w:t xml:space="preserve">) = </w:t>
+      </w:r>
+      <w:r>
+        <w:rPr>
+          <w:i/>
+          <w:iCs/>
+        </w:rPr>
+        <w:t xml:space="preserve">N′</w:t>
+      </w:r>
+      <w:r>
+        <w:t xml:space="preserve"> otherwise. Under the do-nothing baseline, </w:t>
+      </w:r>
+      <w:r>
+        <w:rPr>
+          <w:i/>
+          <w:iCs/>
+        </w:rPr>
+        <w:t xml:space="preserve">C</w:t>
+      </w:r>
+      <w:r>
+        <w:rPr>
+          <w:i/>
+          <w:iCs/>
+          <w:vertAlign w:val="subscript"/>
+        </w:rPr>
+        <w:t xml:space="preserve">0</w:t>
+      </w:r>
+      <w:r>
+        <w:t xml:space="preserve">(</w:t>
+      </w:r>
+      <w:r>
+        <w:rPr>
+          <w:i/>
+          <w:iCs/>
+        </w:rPr>
+        <w:t xml:space="preserve">t</w:t>
+      </w:r>
+      <w:r>
+        <w:t xml:space="preserve">) = </w:t>
+      </w:r>
+      <w:r>
+        <w:rPr>
+          <w:i/>
+          <w:iCs/>
+        </w:rPr>
+        <w:t xml:space="preserve">N′</w:t>
+      </w:r>
+      <w:r>
+        <w:t xml:space="preserve"> for every </w:t>
+      </w:r>
+      <w:r>
+        <w:rPr>
+          <w:i/>
+          <w:iCs/>
+        </w:rPr>
+        <w:t xml:space="preserve">t</w:t>
+      </w:r>
+      <w:r>
+        <w:t xml:space="preserve"> — recovery is zero by definition, because the refund flows to the tenant rather than back to the fund.</w:t>
+      </w:r>
+    </w:p>
+    <w:p>
+      <w:pPr>
+        <w:spacing w:after="120" w:line="300" w:lineRule="auto"/>
+      </w:pPr>
+      <w:r>
+        <w:rPr>
+          <w:b/>
+          <w:bCs/>
+        </w:rPr>
+        <w:t xml:space="preserve">Households served.</w:t>
+      </w:r>
+      <w:r>
+        <w:t xml:space="preserve"> Under HB 1336-FN, HH(</w:t>
+      </w:r>
+      <w:r>
+        <w:rPr>
+          <w:i/>
+          <w:iCs/>
+        </w:rPr>
+        <w:t xml:space="preserve">t</w:t>
+      </w:r>
+      <w:r>
+        <w:t xml:space="preserve">) = </w:t>
+      </w:r>
+      <w:r>
+        <w:rPr>
+          <w:i/>
+          <w:iCs/>
+        </w:rPr>
+        <w:t xml:space="preserve">C</w:t>
+      </w:r>
+      <w:r>
+        <w:t xml:space="preserve">(</w:t>
+      </w:r>
+      <w:r>
+        <w:rPr>
+          <w:i/>
+          <w:iCs/>
+        </w:rPr>
+        <w:t xml:space="preserve">t</w:t>
+      </w:r>
+      <w:r>
+        <w:t xml:space="preserve">) / </w:t>
+      </w:r>
+      <w:r>
+        <w:rPr>
+          <w:i/>
+          <w:iCs/>
+        </w:rPr>
+        <w:t xml:space="preserve">K</w:t>
+      </w:r>
+      <w:r>
+        <w:t xml:space="preserve">, and cumulative households served equal the sum of HH(</w:t>
+      </w:r>
+      <w:r>
+        <w:rPr>
+          <w:i/>
+          <w:iCs/>
+        </w:rPr>
+        <w:t xml:space="preserve">t</w:t>
+      </w:r>
+      <w:r>
+        <w:t xml:space="preserve">) over </w:t>
+      </w:r>
+      <w:r>
+        <w:rPr>
+          <w:i/>
+          <w:iCs/>
+        </w:rPr>
+        <w:t xml:space="preserve">t</w:t>
+      </w:r>
+      <w:r>
+        <w:t xml:space="preserve"> = 1 … 10. Under the do-nothing baseline, HH</w:t>
+      </w:r>
+      <w:r>
+        <w:rPr>
+          <w:vertAlign w:val="subscript"/>
+        </w:rPr>
+        <w:t xml:space="preserve">0</w:t>
+      </w:r>
+      <w:r>
+        <w:t xml:space="preserve"> = </w:t>
+      </w:r>
+      <w:r>
+        <w:rPr>
+          <w:i/>
+          <w:iCs/>
+        </w:rPr>
+        <w:t xml:space="preserve">N′</w:t>
+      </w:r>
+      <w:r>
+        <w:t xml:space="preserve"> / </w:t>
+      </w:r>
+      <w:r>
+        <w:rPr>
+          <w:i/>
+          <w:iCs/>
+        </w:rPr>
+        <w:t xml:space="preserve">K</w:t>
+      </w:r>
+      <w:r>
+        <w:rPr>
+          <w:i/>
+          <w:iCs/>
+          <w:vertAlign w:val="subscript"/>
+        </w:rPr>
+        <w:t xml:space="preserve">0</w:t>
+      </w:r>
+      <w:r>
+        <w:t xml:space="preserve"> in every year, and cumulative households served equal 10 × HH</w:t>
+      </w:r>
+      <w:r>
+        <w:rPr>
+          <w:vertAlign w:val="subscript"/>
+        </w:rPr>
+        <w:t xml:space="preserve">0</w:t>
+      </w:r>
+      <w:r>
+        <w:t xml:space="preserve">.</w:t>
+      </w:r>
+    </w:p>
+    <w:p>
+      <w:pPr>
+        <w:spacing w:after="120" w:line="300" w:lineRule="auto"/>
+      </w:pPr>
+      <w:r>
+        <w:rPr>
+          <w:b/>
+          <w:bCs/>
+        </w:rPr>
+        <w:t xml:space="preserve">Reach multiplier.</w:t>
+      </w:r>
+      <w:r>
+        <w:t xml:space="preserve"> The reach multiplier is the ratio of the two cumulative totals: cumulative households under HB 1336-FN divided by cumulative households under the do-nothing baseline.</w:t>
+      </w:r>
+    </w:p>
+    <w:p>
+      <w:pPr>
+        <w:spacing w:after="120" w:line="300" w:lineRule="auto"/>
+      </w:pPr>
+      <w:r>
+        <w:rPr>
+          <w:b/>
+          <w:bCs/>
+        </w:rPr>
+        <w:t xml:space="preserve">Central assumptions.</w:t>
+      </w:r>
+      <w:r>
+        <w:t xml:space="preserve"> At the central assumptions reported in Section 4.5 — $1,000,000 annual charitable inflow, a 30% overhead rate, a $2,000 average standard deposit, an RCD sized at 1.0× the deposit, 30% of assisted households requiring the bundled deposit-plus-RCD, a three-year average tenancy, and a tier-weighted recovery rate of approximately 80% — the model produces the year-by-year output reproduced in Section 4.5: approximately 5,046 households served over ten years under HB 1336-FN versus approximately 3,500 under the do-nothing baseline.</w:t>
+      </w:r>
+    </w:p>
+    <w:p>
+      <w:pPr>
+        <w:pStyle w:val="Heading2"/>
+      </w:pPr>
+      <w:r>
+        <w:t>B.3 Source data and caveats</w:t>
+      </w:r>
+    </w:p>
+    <w:p>
+      <w:pPr>
+        <w:spacing w:after="120" w:line="300" w:lineRule="auto"/>
+      </w:pPr>
+      <w:r>
+        <w:t xml:space="preserve">Eviction rates by credit tier are drawn from the TransUnion ResidentScore analysis presented in Section 7. The interactive model also reports a scenario comparison and a sensitivity heatmap across the bundling rate and the recovery rate; the only region in which HB 1336-FN underperforms the do-nothing baseline is the combination of simultaneously high RCD demand and low recovery. The model is an illustrative underwriting model, not a guarantee of outcomes; real-world recovery and tenancy vary by program design and population.</w:t>
       </w:r>
     </w:p>
     <w:sectPr>
@@ -12273,6 +17712,150 @@
     <w:p>
       <w:r>
         <w:continuationSeparator/>
+      </w:r>
+    </w:p>
+  </w:footnote>
+  <w:footnote w:id="1">
+    <w:p>
+      <w:pPr>
+        <w:pStyle w:val="FootnoteText"/>
+      </w:pPr>
+      <w:r>
+        <w:rPr>
+          <w:rStyle w:val="FootnoteReference"/>
+        </w:rPr>
+        <w:footnoteRef/>
+      </w:r>
+      <w:r>
+        <w:t xml:space="preserve"> Key provisions illustrated: credit-score condition, RSA 540-A:9, II(a); statutory notice safe harbor, RSA 540-A:9, V; installment payment, RSA 540-A:9, I; re-screening and refund, RSA 540-A:9, VI.</w:t>
+      </w:r>
+    </w:p>
+  </w:footnote>
+  <w:footnote w:id="2">
+    <w:p>
+      <w:pPr>
+        <w:pStyle w:val="FootnoteText"/>
+      </w:pPr>
+      <w:r>
+        <w:rPr>
+          <w:rStyle w:val="FootnoteReference"/>
+        </w:rPr>
+        <w:footnoteRef/>
+      </w:r>
+      <w:r>
+        <w:t xml:space="preserve"> Key provisions illustrated: missing-references condition, RSA 540-A:9, II(e); third-party payor, RSA 540-A:7, I(b); re-screening and refund, RSA 540-A:9, VI.</w:t>
+      </w:r>
+    </w:p>
+  </w:footnote>
+  <w:footnote w:id="3">
+    <w:p>
+      <w:pPr>
+        <w:pStyle w:val="FootnoteText"/>
+      </w:pPr>
+      <w:r>
+        <w:rPr>
+          <w:rStyle w:val="FootnoteReference"/>
+        </w:rPr>
+        <w:footnoteRef/>
+      </w:r>
+      <w:r>
+        <w:t xml:space="preserve"> Key provisions illustrated: income condition, RSA 540-A:9, II(b); statutory notice safe harbor, RSA 540-A:9, V; installment payment, RSA 540-A:9, I; re-screening and refund, RSA 540-A:9, VI.</w:t>
+      </w:r>
+    </w:p>
+  </w:footnote>
+  <w:footnote w:id="4">
+    <w:p>
+      <w:pPr>
+        <w:pStyle w:val="FootnoteText"/>
+      </w:pPr>
+      <w:r>
+        <w:rPr>
+          <w:rStyle w:val="FootnoteReference"/>
+        </w:rPr>
+        <w:footnoteRef/>
+      </w:r>
+      <w:r>
+        <w:t xml:space="preserve"> Key provisions illustrated: missing-references condition, RSA 540-A:9, II(e); re-screening and refund, RSA 540-A:9, VI.</w:t>
+      </w:r>
+    </w:p>
+  </w:footnote>
+  <w:footnote w:id="5">
+    <w:p>
+      <w:pPr>
+        <w:pStyle w:val="FootnoteText"/>
+      </w:pPr>
+      <w:r>
+        <w:rPr>
+          <w:rStyle w:val="FootnoteReference"/>
+        </w:rPr>
+        <w:footnoteRef/>
+      </w:r>
+      <w:r>
+        <w:t xml:space="preserve"> Key provisions illustrated: third-party payor, RSA 540-A:7, I(b); re-screening and refund, RSA 540-A:9, VI.</w:t>
+      </w:r>
+    </w:p>
+  </w:footnote>
+  <w:footnote w:id="6">
+    <w:p>
+      <w:pPr>
+        <w:pStyle w:val="FootnoteText"/>
+      </w:pPr>
+      <w:r>
+        <w:rPr>
+          <w:rStyle w:val="FootnoteReference"/>
+        </w:rPr>
+        <w:footnoteRef/>
+      </w:r>
+      <w:r>
+        <w:t xml:space="preserve"> Key provision illustrated: third-party-payor refund mechanism, RSA 540-A:7, I(b).</w:t>
+      </w:r>
+    </w:p>
+  </w:footnote>
+  <w:footnote w:id="7">
+    <w:p>
+      <w:pPr>
+        <w:pStyle w:val="FootnoteText"/>
+      </w:pPr>
+      <w:r>
+        <w:rPr>
+          <w:rStyle w:val="FootnoteReference"/>
+        </w:rPr>
+        <w:footnoteRef/>
+      </w:r>
+      <w:r>
+        <w:t xml:space="preserve"> Key provisions illustrated: municipal welfare, RSA 165; municipal refund safeguard, RSA 540-A:7, I(b); credit-score condition, RSA 540-A:9, II(a); installment payment, RSA 540-A:9, I.</w:t>
+      </w:r>
+    </w:p>
+  </w:footnote>
+  <w:footnote w:id="8">
+    <w:p>
+      <w:pPr>
+        <w:pStyle w:val="FootnoteText"/>
+      </w:pPr>
+      <w:r>
+        <w:rPr>
+          <w:rStyle w:val="FootnoteReference"/>
+        </w:rPr>
+        <w:footnoteRef/>
+      </w:r>
+      <w:r>
+        <w:t xml:space="preserve"> Key provisions illustrated: re-screening and refund, RSA 540-A:9, VI; screening-fee cap, RSA 540-A.</w:t>
+      </w:r>
+    </w:p>
+  </w:footnote>
+  <w:footnote w:id="9">
+    <w:p>
+      <w:pPr>
+        <w:pStyle w:val="FootnoteText"/>
+      </w:pPr>
+      <w:r>
+        <w:rPr>
+          <w:rStyle w:val="FootnoteReference"/>
+        </w:rPr>
+        <w:footnoteRef/>
+      </w:r>
+      <w:r>
+        <w:t xml:space="preserve"> Key provisions illustrated: deduction sequencing and third-party payor, RSA 540-A:7, I(b).</w:t>
       </w:r>
     </w:p>
   </w:footnote>
